--- a/Wouldwork User Manual(26.7).docx
+++ b/Wouldwork User Manual(26.7).docx
@@ -28713,7 +28713,7 @@
     <w:p>
       <w:pPr>
         <w:pStyle w:val="NoSpacing"/>
-        <w:ind w:left="720"/>
+        <w:ind w:left="630"/>
         <w:rPr>
           <w:rFonts w:ascii="Courier New" w:hAnsi="Courier New" w:cs="Courier New"/>
           <w:sz w:val="18"/>
@@ -28745,7 +28745,7 @@
           <w:sz w:val="18"/>
           <w:szCs w:val="28"/>
         </w:rPr>
-        <w:t xml:space="preserve"> </w:t>
+        <w:t>&gt; *depth-cutoff* = D (pos integer) or 0 (deep</w:t>
       </w:r>
       <w:r>
         <w:rPr>
@@ -28753,7 +28753,7 @@
           <w:sz w:val="18"/>
           <w:szCs w:val="28"/>
         </w:rPr>
-        <w:t>&gt; *depth-cutoff* = D (pos integer) or 0 (deep</w:t>
+        <w:t xml:space="preserve"> search</w:t>
       </w:r>
       <w:r>
         <w:rPr>
@@ -28761,16 +28761,18 @@
           <w:sz w:val="18"/>
           <w:szCs w:val="28"/>
         </w:rPr>
-        <w:t xml:space="preserve"> search</w:t>
-      </w:r>
-      <w:r>
+        <w:t>)</w:t>
+      </w:r>
+    </w:p>
+    <w:p>
+      <w:pPr>
+        <w:pStyle w:val="NoSpacing"/>
         <w:rPr>
           <w:rFonts w:ascii="Courier New" w:hAnsi="Courier New" w:cs="Courier New"/>
           <w:sz w:val="18"/>
           <w:szCs w:val="28"/>
         </w:rPr>
-        <w:t>)</w:t>
-      </w:r>
+      </w:pPr>
     </w:p>
     <w:p>
       <w:pPr>
@@ -28781,61 +28783,61 @@
           <w:szCs w:val="28"/>
         </w:rPr>
       </w:pPr>
-    </w:p>
-    <w:p>
-      <w:pPr>
-        <w:pStyle w:val="NoSpacing"/>
+      <w:r>
         <w:rPr>
           <w:rFonts w:ascii="Courier New" w:hAnsi="Courier New" w:cs="Courier New"/>
           <w:sz w:val="18"/>
           <w:szCs w:val="28"/>
         </w:rPr>
-      </w:pPr>
-      <w:r>
+        <w:t xml:space="preserve">   2. Find Every Path</w:t>
+      </w:r>
+    </w:p>
+    <w:p>
+      <w:pPr>
+        <w:pStyle w:val="NoSpacing"/>
         <w:rPr>
           <w:rFonts w:ascii="Courier New" w:hAnsi="Courier New" w:cs="Courier New"/>
           <w:sz w:val="18"/>
           <w:szCs w:val="28"/>
         </w:rPr>
-        <w:t xml:space="preserve">   2. Find Every Path</w:t>
-      </w:r>
-    </w:p>
-    <w:p>
-      <w:pPr>
-        <w:pStyle w:val="NoSpacing"/>
+      </w:pPr>
+      <w:r>
         <w:rPr>
           <w:rFonts w:ascii="Courier New" w:hAnsi="Courier New" w:cs="Courier New"/>
           <w:sz w:val="18"/>
           <w:szCs w:val="28"/>
         </w:rPr>
-      </w:pPr>
-      <w:r>
+        <w:t xml:space="preserve">      </w:t>
+      </w:r>
+    </w:p>
+    <w:p>
+      <w:pPr>
+        <w:pStyle w:val="NoSpacing"/>
+        <w:ind w:left="720"/>
         <w:rPr>
           <w:rFonts w:ascii="Courier New" w:hAnsi="Courier New" w:cs="Courier New"/>
           <w:sz w:val="18"/>
           <w:szCs w:val="28"/>
         </w:rPr>
-        <w:t xml:space="preserve">      </w:t>
-      </w:r>
-    </w:p>
-    <w:p>
-      <w:pPr>
-        <w:pStyle w:val="NoSpacing"/>
-        <w:ind w:left="720"/>
+      </w:pPr>
+      <w:r>
         <w:rPr>
           <w:rFonts w:ascii="Courier New" w:hAnsi="Courier New" w:cs="Courier New"/>
           <w:sz w:val="18"/>
           <w:szCs w:val="28"/>
         </w:rPr>
-      </w:pPr>
-      <w:r>
+        <w:t>Use this when you need to find every possible path to a goal, including different routes to the same goal. Note that the number of paths can grow very quickly in problems with many action choices. Use a depth cutoff &gt; 0 if the exhaustive search takes too long.</w:t>
+      </w:r>
+    </w:p>
+    <w:p>
+      <w:pPr>
+        <w:pStyle w:val="NoSpacing"/>
         <w:rPr>
           <w:rFonts w:ascii="Courier New" w:hAnsi="Courier New" w:cs="Courier New"/>
           <w:sz w:val="18"/>
           <w:szCs w:val="28"/>
         </w:rPr>
-        <w:t>Use this when you need to find every possible path to a goal, including different routes to the same goal. Note that the number of paths can grow very quickly in problems with many action choices. Use a depth cutoff &gt; 0 if the exhaustive search takes too long.</w:t>
-      </w:r>
+      </w:pPr>
     </w:p>
     <w:p>
       <w:pPr>
@@ -28846,60 +28848,65 @@
           <w:szCs w:val="28"/>
         </w:rPr>
       </w:pPr>
-    </w:p>
-    <w:p>
-      <w:pPr>
-        <w:pStyle w:val="NoSpacing"/>
+      <w:r>
         <w:rPr>
           <w:rFonts w:ascii="Courier New" w:hAnsi="Courier New" w:cs="Courier New"/>
           <w:sz w:val="18"/>
           <w:szCs w:val="28"/>
         </w:rPr>
-      </w:pPr>
-      <w:r>
+        <w:t xml:space="preserve">      &gt; Set *tree-or-graph* = tree</w:t>
+      </w:r>
+    </w:p>
+    <w:p>
+      <w:pPr>
+        <w:pStyle w:val="NoSpacing"/>
         <w:rPr>
           <w:rFonts w:ascii="Courier New" w:hAnsi="Courier New" w:cs="Courier New"/>
           <w:sz w:val="18"/>
           <w:szCs w:val="28"/>
         </w:rPr>
-        <w:t xml:space="preserve">     </w:t>
-      </w:r>
-      <w:r>
+      </w:pPr>
+    </w:p>
+    <w:p>
+      <w:pPr>
+        <w:pStyle w:val="NoSpacing"/>
         <w:rPr>
           <w:rFonts w:ascii="Courier New" w:hAnsi="Courier New" w:cs="Courier New"/>
           <w:sz w:val="18"/>
           <w:szCs w:val="28"/>
         </w:rPr>
-        <w:t xml:space="preserve"> </w:t>
-      </w:r>
+      </w:pPr>
       <w:r>
         <w:rPr>
           <w:rFonts w:ascii="Courier New" w:hAnsi="Courier New" w:cs="Courier New"/>
           <w:sz w:val="18"/>
           <w:szCs w:val="28"/>
         </w:rPr>
-        <w:t xml:space="preserve"> </w:t>
-      </w:r>
-      <w:r>
+        <w:t xml:space="preserve">   3. Use Search Pruning to Avoid Unneeded Solutions</w:t>
+      </w:r>
+    </w:p>
+    <w:p>
+      <w:pPr>
+        <w:pStyle w:val="NoSpacing"/>
         <w:rPr>
           <w:rFonts w:ascii="Courier New" w:hAnsi="Courier New" w:cs="Courier New"/>
           <w:sz w:val="18"/>
           <w:szCs w:val="28"/>
         </w:rPr>
-        <w:t xml:space="preserve">&gt; </w:t>
-      </w:r>
+      </w:pPr>
       <w:r>
         <w:rPr>
           <w:rFonts w:ascii="Courier New" w:hAnsi="Courier New" w:cs="Courier New"/>
           <w:sz w:val="18"/>
           <w:szCs w:val="28"/>
         </w:rPr>
-        <w:t>*solution-type* = every</w:t>
-      </w:r>
-    </w:p>
-    <w:p>
-      <w:pPr>
-        <w:pStyle w:val="NoSpacing"/>
+        <w:t xml:space="preserve">        </w:t>
+      </w:r>
+    </w:p>
+    <w:p>
+      <w:pPr>
+        <w:pStyle w:val="NoSpacing"/>
+        <w:ind w:left="720"/>
         <w:rPr>
           <w:rFonts w:ascii="Courier New" w:hAnsi="Courier New" w:cs="Courier New"/>
           <w:sz w:val="18"/>
@@ -28912,16 +28919,18 @@
           <w:sz w:val="18"/>
           <w:szCs w:val="28"/>
         </w:rPr>
-        <w:t xml:space="preserve">       </w:t>
-      </w:r>
-      <w:r>
+        <w:t>These options reduce the search space, making the search faster and reducing memory usage. They can be combined as needed.</w:t>
+      </w:r>
+    </w:p>
+    <w:p>
+      <w:pPr>
+        <w:pStyle w:val="NoSpacing"/>
         <w:rPr>
           <w:rFonts w:ascii="Courier New" w:hAnsi="Courier New" w:cs="Courier New"/>
           <w:sz w:val="18"/>
           <w:szCs w:val="28"/>
         </w:rPr>
-        <w:t>&gt; *tree-or-graph* = tree</w:t>
-      </w:r>
+      </w:pPr>
     </w:p>
     <w:p>
       <w:pPr>
@@ -28932,106 +28941,30 @@
           <w:szCs w:val="28"/>
         </w:rPr>
       </w:pPr>
-    </w:p>
-    <w:p>
-      <w:pPr>
-        <w:pStyle w:val="NoSpacing"/>
+      <w:r>
         <w:rPr>
           <w:rFonts w:ascii="Courier New" w:hAnsi="Courier New" w:cs="Courier New"/>
           <w:sz w:val="18"/>
           <w:szCs w:val="28"/>
         </w:rPr>
-      </w:pPr>
-      <w:r>
+        <w:t xml:space="preserve">      a. Depth Bounded</w:t>
+      </w:r>
+    </w:p>
+    <w:p>
+      <w:pPr>
+        <w:pStyle w:val="NoSpacing"/>
         <w:rPr>
           <w:rFonts w:ascii="Courier New" w:hAnsi="Courier New" w:cs="Courier New"/>
           <w:sz w:val="18"/>
           <w:szCs w:val="28"/>
         </w:rPr>
-        <w:t xml:space="preserve">   3. Use Search Pruning to Avoid Unneeded Solutions</w:t>
-      </w:r>
-    </w:p>
-    <w:p>
-      <w:pPr>
-        <w:pStyle w:val="NoSpacing"/>
+      </w:pPr>
+      <w:r>
         <w:rPr>
           <w:rFonts w:ascii="Courier New" w:hAnsi="Courier New" w:cs="Courier New"/>
           <w:sz w:val="18"/>
           <w:szCs w:val="28"/>
         </w:rPr>
-      </w:pPr>
-      <w:r>
-        <w:rPr>
-          <w:rFonts w:ascii="Courier New" w:hAnsi="Courier New" w:cs="Courier New"/>
-          <w:sz w:val="18"/>
-          <w:szCs w:val="28"/>
-        </w:rPr>
-        <w:t xml:space="preserve">        </w:t>
-      </w:r>
-    </w:p>
-    <w:p>
-      <w:pPr>
-        <w:pStyle w:val="NoSpacing"/>
-        <w:ind w:left="720"/>
-        <w:rPr>
-          <w:rFonts w:ascii="Courier New" w:hAnsi="Courier New" w:cs="Courier New"/>
-          <w:sz w:val="18"/>
-          <w:szCs w:val="28"/>
-        </w:rPr>
-      </w:pPr>
-      <w:r>
-        <w:rPr>
-          <w:rFonts w:ascii="Courier New" w:hAnsi="Courier New" w:cs="Courier New"/>
-          <w:sz w:val="18"/>
-          <w:szCs w:val="28"/>
-        </w:rPr>
-        <w:t>These options reduce the search space, making the search faster and reducing memory usage. They can be combined as needed.</w:t>
-      </w:r>
-    </w:p>
-    <w:p>
-      <w:pPr>
-        <w:pStyle w:val="NoSpacing"/>
-        <w:rPr>
-          <w:rFonts w:ascii="Courier New" w:hAnsi="Courier New" w:cs="Courier New"/>
-          <w:sz w:val="18"/>
-          <w:szCs w:val="28"/>
-        </w:rPr>
-      </w:pPr>
-    </w:p>
-    <w:p>
-      <w:pPr>
-        <w:pStyle w:val="NoSpacing"/>
-        <w:rPr>
-          <w:rFonts w:ascii="Courier New" w:hAnsi="Courier New" w:cs="Courier New"/>
-          <w:sz w:val="18"/>
-          <w:szCs w:val="28"/>
-        </w:rPr>
-      </w:pPr>
-      <w:r>
-        <w:rPr>
-          <w:rFonts w:ascii="Courier New" w:hAnsi="Courier New" w:cs="Courier New"/>
-          <w:sz w:val="18"/>
-          <w:szCs w:val="28"/>
-        </w:rPr>
-        <w:t xml:space="preserve">      a. Depth Bounded</w:t>
-      </w:r>
-    </w:p>
-    <w:p>
-      <w:pPr>
-        <w:pStyle w:val="NoSpacing"/>
-        <w:rPr>
-          <w:rFonts w:ascii="Courier New" w:hAnsi="Courier New" w:cs="Courier New"/>
-          <w:sz w:val="18"/>
-          <w:szCs w:val="28"/>
-        </w:rPr>
-      </w:pPr>
-      <w:r>
-        <w:rPr>
-          <w:rFonts w:ascii="Courier New" w:hAnsi="Courier New" w:cs="Courier New"/>
-          <w:sz w:val="18"/>
-          <w:szCs w:val="28"/>
-        </w:rPr>
-        <w:lastRenderedPageBreak/>
         <w:t xml:space="preserve">          </w:t>
       </w:r>
     </w:p>
@@ -29054,6 +28987,7 @@
           <w:sz w:val="18"/>
           <w:szCs w:val="28"/>
         </w:rPr>
+        <w:lastRenderedPageBreak/>
         <w:t xml:space="preserve">Limits the search to paths of at most </w:t>
       </w:r>
       <w:r>
@@ -29114,7 +29048,7 @@
           <w:sz w:val="18"/>
           <w:szCs w:val="28"/>
         </w:rPr>
-        <w:t xml:space="preserve">&gt; *depth-cutoff* = </w:t>
+        <w:t xml:space="preserve">&gt; Set *depth-cutoff* = </w:t>
       </w:r>
       <w:r>
         <w:rPr>
@@ -29265,7 +29199,7 @@
           <w:sz w:val="18"/>
           <w:szCs w:val="28"/>
         </w:rPr>
-        <w:t>&gt; *tree-or-graph* = graph</w:t>
+        <w:t>&gt; Set *tree-or-graph* = graph</w:t>
       </w:r>
     </w:p>
     <w:p>
@@ -29368,7 +29302,7 @@
           <w:sz w:val="18"/>
           <w:szCs w:val="28"/>
         </w:rPr>
-        <w:t>&gt; *symmetry-pruning* = t</w:t>
+        <w:t>&gt; Set *symmetry-pruning* = t</w:t>
       </w:r>
     </w:p>
     <w:p>
@@ -29435,29 +29369,33 @@
         </w:rPr>
         <w:t>Use these options when you want the best path according to a specific criterion. The search will prune paths that cannot improve on the best solution found so far.</w:t>
       </w:r>
-      <w:r>
+    </w:p>
+    <w:p>
+      <w:pPr>
+        <w:pStyle w:val="NoSpacing"/>
         <w:rPr>
           <w:rFonts w:ascii="Courier New" w:hAnsi="Courier New" w:cs="Courier New"/>
           <w:sz w:val="18"/>
           <w:szCs w:val="28"/>
         </w:rPr>
-        <w:t xml:space="preserve"> </w:t>
-      </w:r>
-      <w:r>
+      </w:pPr>
+    </w:p>
+    <w:p>
+      <w:pPr>
+        <w:pStyle w:val="NoSpacing"/>
         <w:rPr>
           <w:rFonts w:ascii="Courier New" w:hAnsi="Courier New" w:cs="Courier New"/>
           <w:sz w:val="18"/>
           <w:szCs w:val="28"/>
         </w:rPr>
-        <w:t>With min-value/max-value and no goal, results are tracked in *best-states*; with a goal, best goal-reaching solutions are in *solutions*/*unique-solutions*</w:t>
-      </w:r>
+      </w:pPr>
       <w:r>
         <w:rPr>
           <w:rFonts w:ascii="Courier New" w:hAnsi="Courier New" w:cs="Courier New"/>
           <w:sz w:val="18"/>
           <w:szCs w:val="28"/>
         </w:rPr>
-        <w:t>.</w:t>
+        <w:t xml:space="preserve">      a. Fewest Steps</w:t>
       </w:r>
     </w:p>
     <w:p>
@@ -29469,85 +29407,85 @@
           <w:szCs w:val="28"/>
         </w:rPr>
       </w:pPr>
-    </w:p>
-    <w:p>
-      <w:pPr>
-        <w:pStyle w:val="NoSpacing"/>
+      <w:r>
         <w:rPr>
           <w:rFonts w:ascii="Courier New" w:hAnsi="Courier New" w:cs="Courier New"/>
           <w:sz w:val="18"/>
           <w:szCs w:val="28"/>
         </w:rPr>
-      </w:pPr>
-      <w:r>
+        <w:t xml:space="preserve">        </w:t>
+      </w:r>
+    </w:p>
+    <w:p>
+      <w:pPr>
+        <w:pStyle w:val="NoSpacing"/>
+        <w:ind w:left="990"/>
         <w:rPr>
           <w:rFonts w:ascii="Courier New" w:hAnsi="Courier New" w:cs="Courier New"/>
           <w:sz w:val="18"/>
           <w:szCs w:val="28"/>
         </w:rPr>
-        <w:t xml:space="preserve">      a. Fewest Steps</w:t>
-      </w:r>
-    </w:p>
-    <w:p>
-      <w:pPr>
-        <w:pStyle w:val="NoSpacing"/>
+      </w:pPr>
+      <w:r>
         <w:rPr>
           <w:rFonts w:ascii="Courier New" w:hAnsi="Courier New" w:cs="Courier New"/>
           <w:sz w:val="18"/>
           <w:szCs w:val="28"/>
         </w:rPr>
-      </w:pPr>
-      <w:r>
+        <w:t>Finds the shortest path measured by number of actions.</w:t>
+      </w:r>
+    </w:p>
+    <w:p>
+      <w:pPr>
+        <w:pStyle w:val="NoSpacing"/>
+        <w:ind w:left="990"/>
         <w:rPr>
           <w:rFonts w:ascii="Courier New" w:hAnsi="Courier New" w:cs="Courier New"/>
           <w:sz w:val="18"/>
           <w:szCs w:val="28"/>
         </w:rPr>
-        <w:t xml:space="preserve">        </w:t>
-      </w:r>
-    </w:p>
-    <w:p>
-      <w:pPr>
-        <w:pStyle w:val="NoSpacing"/>
-        <w:ind w:left="990"/>
+      </w:pPr>
+      <w:r>
         <w:rPr>
           <w:rFonts w:ascii="Courier New" w:hAnsi="Courier New" w:cs="Courier New"/>
           <w:sz w:val="18"/>
           <w:szCs w:val="28"/>
         </w:rPr>
-      </w:pPr>
-      <w:r>
+        <w:t xml:space="preserve">        </w:t>
+      </w:r>
+    </w:p>
+    <w:p>
+      <w:pPr>
+        <w:pStyle w:val="NoSpacing"/>
+        <w:ind w:left="990"/>
         <w:rPr>
           <w:rFonts w:ascii="Courier New" w:hAnsi="Courier New" w:cs="Courier New"/>
           <w:sz w:val="18"/>
           <w:szCs w:val="28"/>
         </w:rPr>
-        <w:t>Finds the shortest path measured by number of actions.</w:t>
-      </w:r>
-    </w:p>
-    <w:p>
-      <w:pPr>
-        <w:pStyle w:val="NoSpacing"/>
-        <w:ind w:left="990"/>
+      </w:pPr>
+      <w:r>
         <w:rPr>
           <w:rFonts w:ascii="Courier New" w:hAnsi="Courier New" w:cs="Courier New"/>
           <w:sz w:val="18"/>
           <w:szCs w:val="28"/>
         </w:rPr>
-      </w:pPr>
-      <w:r>
+        <w:t>&gt; Set *solution-type* = min-length</w:t>
+      </w:r>
+    </w:p>
+    <w:p>
+      <w:pPr>
+        <w:pStyle w:val="NoSpacing"/>
         <w:rPr>
           <w:rFonts w:ascii="Courier New" w:hAnsi="Courier New" w:cs="Courier New"/>
           <w:sz w:val="18"/>
           <w:szCs w:val="28"/>
         </w:rPr>
-        <w:t xml:space="preserve">        </w:t>
-      </w:r>
-    </w:p>
-    <w:p>
-      <w:pPr>
-        <w:pStyle w:val="NoSpacing"/>
-        <w:ind w:left="990"/>
+      </w:pPr>
+    </w:p>
+    <w:p>
+      <w:pPr>
+        <w:pStyle w:val="NoSpacing"/>
         <w:rPr>
           <w:rFonts w:ascii="Courier New" w:hAnsi="Courier New" w:cs="Courier New"/>
           <w:sz w:val="18"/>
@@ -29560,7 +29498,7 @@
           <w:sz w:val="18"/>
           <w:szCs w:val="28"/>
         </w:rPr>
-        <w:t>&gt; *solution-type* = min-length</w:t>
+        <w:t xml:space="preserve">      b. Shortest Duration</w:t>
       </w:r>
     </w:p>
     <w:p>
@@ -29572,85 +29510,85 @@
           <w:szCs w:val="28"/>
         </w:rPr>
       </w:pPr>
-    </w:p>
-    <w:p>
-      <w:pPr>
-        <w:pStyle w:val="NoSpacing"/>
+      <w:r>
         <w:rPr>
           <w:rFonts w:ascii="Courier New" w:hAnsi="Courier New" w:cs="Courier New"/>
           <w:sz w:val="18"/>
           <w:szCs w:val="28"/>
         </w:rPr>
-      </w:pPr>
-      <w:r>
+        <w:t xml:space="preserve">        </w:t>
+      </w:r>
+    </w:p>
+    <w:p>
+      <w:pPr>
+        <w:pStyle w:val="NoSpacing"/>
+        <w:ind w:left="990"/>
         <w:rPr>
           <w:rFonts w:ascii="Courier New" w:hAnsi="Courier New" w:cs="Courier New"/>
           <w:sz w:val="18"/>
           <w:szCs w:val="28"/>
         </w:rPr>
-        <w:t xml:space="preserve">      b. Shortest Duration</w:t>
-      </w:r>
-    </w:p>
-    <w:p>
-      <w:pPr>
-        <w:pStyle w:val="NoSpacing"/>
+      </w:pPr>
+      <w:r>
         <w:rPr>
           <w:rFonts w:ascii="Courier New" w:hAnsi="Courier New" w:cs="Courier New"/>
           <w:sz w:val="18"/>
           <w:szCs w:val="28"/>
         </w:rPr>
-      </w:pPr>
-      <w:r>
+        <w:t>Finds the fastest path measured by total time elapsed. Requires that actions have associated durations.</w:t>
+      </w:r>
+    </w:p>
+    <w:p>
+      <w:pPr>
+        <w:pStyle w:val="NoSpacing"/>
+        <w:ind w:left="990"/>
         <w:rPr>
           <w:rFonts w:ascii="Courier New" w:hAnsi="Courier New" w:cs="Courier New"/>
           <w:sz w:val="18"/>
           <w:szCs w:val="28"/>
         </w:rPr>
-        <w:t xml:space="preserve">        </w:t>
-      </w:r>
-    </w:p>
-    <w:p>
-      <w:pPr>
-        <w:pStyle w:val="NoSpacing"/>
-        <w:ind w:left="990"/>
+      </w:pPr>
+      <w:r>
         <w:rPr>
           <w:rFonts w:ascii="Courier New" w:hAnsi="Courier New" w:cs="Courier New"/>
           <w:sz w:val="18"/>
           <w:szCs w:val="28"/>
         </w:rPr>
-      </w:pPr>
-      <w:r>
+        <w:t xml:space="preserve">        </w:t>
+      </w:r>
+    </w:p>
+    <w:p>
+      <w:pPr>
+        <w:pStyle w:val="NoSpacing"/>
+        <w:ind w:left="990"/>
         <w:rPr>
           <w:rFonts w:ascii="Courier New" w:hAnsi="Courier New" w:cs="Courier New"/>
           <w:sz w:val="18"/>
           <w:szCs w:val="28"/>
         </w:rPr>
-        <w:t>Finds the fastest path measured by total time elapsed. Requires that actions have associated durations.</w:t>
-      </w:r>
-    </w:p>
-    <w:p>
-      <w:pPr>
-        <w:pStyle w:val="NoSpacing"/>
-        <w:ind w:left="990"/>
+      </w:pPr>
+      <w:r>
         <w:rPr>
           <w:rFonts w:ascii="Courier New" w:hAnsi="Courier New" w:cs="Courier New"/>
           <w:sz w:val="18"/>
           <w:szCs w:val="28"/>
         </w:rPr>
-      </w:pPr>
-      <w:r>
+        <w:t>&gt; Set *solution-type* = min-time</w:t>
+      </w:r>
+    </w:p>
+    <w:p>
+      <w:pPr>
+        <w:pStyle w:val="NoSpacing"/>
         <w:rPr>
           <w:rFonts w:ascii="Courier New" w:hAnsi="Courier New" w:cs="Courier New"/>
           <w:sz w:val="18"/>
           <w:szCs w:val="28"/>
         </w:rPr>
-        <w:t xml:space="preserve">        </w:t>
-      </w:r>
-    </w:p>
-    <w:p>
-      <w:pPr>
-        <w:pStyle w:val="NoSpacing"/>
-        <w:ind w:left="990"/>
+      </w:pPr>
+    </w:p>
+    <w:p>
+      <w:pPr>
+        <w:pStyle w:val="NoSpacing"/>
         <w:rPr>
           <w:rFonts w:ascii="Courier New" w:hAnsi="Courier New" w:cs="Courier New"/>
           <w:sz w:val="18"/>
@@ -29663,7 +29601,7 @@
           <w:sz w:val="18"/>
           <w:szCs w:val="28"/>
         </w:rPr>
-        <w:t>&gt; *solution-type* = min-time</w:t>
+        <w:t xml:space="preserve">      c. Minimum Cost</w:t>
       </w:r>
     </w:p>
     <w:p>
@@ -29675,96 +29613,93 @@
           <w:szCs w:val="28"/>
         </w:rPr>
       </w:pPr>
-    </w:p>
-    <w:p>
-      <w:pPr>
-        <w:pStyle w:val="NoSpacing"/>
+      <w:r>
         <w:rPr>
           <w:rFonts w:ascii="Courier New" w:hAnsi="Courier New" w:cs="Courier New"/>
           <w:sz w:val="18"/>
           <w:szCs w:val="28"/>
         </w:rPr>
-      </w:pPr>
-      <w:r>
+        <w:t xml:space="preserve">        </w:t>
+      </w:r>
+    </w:p>
+    <w:p>
+      <w:pPr>
+        <w:pStyle w:val="NoSpacing"/>
+        <w:ind w:left="990"/>
         <w:rPr>
           <w:rFonts w:ascii="Courier New" w:hAnsi="Courier New" w:cs="Courier New"/>
           <w:sz w:val="18"/>
           <w:szCs w:val="28"/>
         </w:rPr>
-        <w:t xml:space="preserve">      c. Minimum Cost</w:t>
-      </w:r>
-    </w:p>
-    <w:p>
-      <w:pPr>
-        <w:pStyle w:val="NoSpacing"/>
+      </w:pPr>
+      <w:r>
         <w:rPr>
           <w:rFonts w:ascii="Courier New" w:hAnsi="Courier New" w:cs="Courier New"/>
           <w:sz w:val="18"/>
           <w:szCs w:val="28"/>
         </w:rPr>
-      </w:pPr>
+        <w:t>Finds the path with the lowest accumulated cost or value.</w:t>
+      </w:r>
       <w:r>
         <w:rPr>
           <w:rFonts w:ascii="Courier New" w:hAnsi="Courier New" w:cs="Courier New"/>
           <w:sz w:val="18"/>
           <w:szCs w:val="28"/>
         </w:rPr>
-        <w:t xml:space="preserve">        </w:t>
-      </w:r>
-    </w:p>
-    <w:p>
-      <w:pPr>
-        <w:pStyle w:val="NoSpacing"/>
-        <w:ind w:left="990"/>
+        <w:t xml:space="preserve"> </w:t>
+      </w:r>
+      <w:r>
         <w:rPr>
           <w:rFonts w:ascii="Courier New" w:hAnsi="Courier New" w:cs="Courier New"/>
           <w:sz w:val="18"/>
           <w:szCs w:val="28"/>
         </w:rPr>
-      </w:pPr>
-      <w:r>
+        <w:t>Requires a value function defined in the problem specification.</w:t>
+      </w:r>
+    </w:p>
+    <w:p>
+      <w:pPr>
+        <w:pStyle w:val="NoSpacing"/>
+        <w:ind w:left="990" w:firstLine="90"/>
         <w:rPr>
           <w:rFonts w:ascii="Courier New" w:hAnsi="Courier New" w:cs="Courier New"/>
           <w:sz w:val="18"/>
           <w:szCs w:val="28"/>
         </w:rPr>
-        <w:t>Finds the path with the lowest accumulated cost or value.</w:t>
-      </w:r>
+      </w:pPr>
       <w:r>
         <w:rPr>
           <w:rFonts w:ascii="Courier New" w:hAnsi="Courier New" w:cs="Courier New"/>
           <w:sz w:val="18"/>
           <w:szCs w:val="28"/>
         </w:rPr>
-        <w:t xml:space="preserve"> </w:t>
-      </w:r>
-      <w:r>
+        <w:t xml:space="preserve">        </w:t>
+      </w:r>
+    </w:p>
+    <w:p>
+      <w:pPr>
+        <w:pStyle w:val="NoSpacing"/>
         <w:rPr>
           <w:rFonts w:ascii="Courier New" w:hAnsi="Courier New" w:cs="Courier New"/>
           <w:sz w:val="18"/>
           <w:szCs w:val="28"/>
         </w:rPr>
-        <w:t>Requires a value function defined in the problem specification.</w:t>
-      </w:r>
-    </w:p>
-    <w:p>
-      <w:pPr>
-        <w:pStyle w:val="NoSpacing"/>
-        <w:ind w:left="990" w:firstLine="90"/>
+      </w:pPr>
+      <w:r>
         <w:rPr>
           <w:rFonts w:ascii="Courier New" w:hAnsi="Courier New" w:cs="Courier New"/>
           <w:sz w:val="18"/>
           <w:szCs w:val="28"/>
         </w:rPr>
-      </w:pPr>
+        <w:t xml:space="preserve">         </w:t>
+      </w:r>
       <w:r>
         <w:rPr>
           <w:rFonts w:ascii="Courier New" w:hAnsi="Courier New" w:cs="Courier New"/>
           <w:sz w:val="18"/>
           <w:szCs w:val="28"/>
         </w:rPr>
-        <w:lastRenderedPageBreak/>
-        <w:t xml:space="preserve">        </w:t>
+        <w:t>&gt; Set *solution-type* = min-value</w:t>
       </w:r>
     </w:p>
     <w:p>
@@ -29776,21 +29711,23 @@
           <w:szCs w:val="28"/>
         </w:rPr>
       </w:pPr>
-      <w:r>
+    </w:p>
+    <w:p>
+      <w:pPr>
+        <w:pStyle w:val="NoSpacing"/>
         <w:rPr>
           <w:rFonts w:ascii="Courier New" w:hAnsi="Courier New" w:cs="Courier New"/>
           <w:sz w:val="18"/>
           <w:szCs w:val="28"/>
         </w:rPr>
-        <w:t xml:space="preserve">         </w:t>
-      </w:r>
+      </w:pPr>
       <w:r>
         <w:rPr>
           <w:rFonts w:ascii="Courier New" w:hAnsi="Courier New" w:cs="Courier New"/>
           <w:sz w:val="18"/>
           <w:szCs w:val="28"/>
         </w:rPr>
-        <w:t>&gt; *solution-type* = min-value</w:t>
+        <w:t xml:space="preserve">      d. Maximum Reward</w:t>
       </w:r>
     </w:p>
     <w:p>
@@ -29802,85 +29739,86 @@
           <w:szCs w:val="28"/>
         </w:rPr>
       </w:pPr>
-    </w:p>
-    <w:p>
-      <w:pPr>
-        <w:pStyle w:val="NoSpacing"/>
+      <w:r>
         <w:rPr>
           <w:rFonts w:ascii="Courier New" w:hAnsi="Courier New" w:cs="Courier New"/>
           <w:sz w:val="18"/>
           <w:szCs w:val="28"/>
         </w:rPr>
-      </w:pPr>
-      <w:r>
+        <w:lastRenderedPageBreak/>
+        <w:t xml:space="preserve">        </w:t>
+      </w:r>
+    </w:p>
+    <w:p>
+      <w:pPr>
+        <w:pStyle w:val="NoSpacing"/>
+        <w:ind w:left="990"/>
         <w:rPr>
           <w:rFonts w:ascii="Courier New" w:hAnsi="Courier New" w:cs="Courier New"/>
           <w:sz w:val="18"/>
           <w:szCs w:val="28"/>
         </w:rPr>
-        <w:t xml:space="preserve">      d. Maximum Reward</w:t>
-      </w:r>
-    </w:p>
-    <w:p>
-      <w:pPr>
-        <w:pStyle w:val="NoSpacing"/>
+      </w:pPr>
+      <w:r>
         <w:rPr>
           <w:rFonts w:ascii="Courier New" w:hAnsi="Courier New" w:cs="Courier New"/>
           <w:sz w:val="18"/>
           <w:szCs w:val="28"/>
         </w:rPr>
-      </w:pPr>
-      <w:r>
+        <w:t>Finds the path with the highest accumulated value. Requires a value function defined in the problem specification.</w:t>
+      </w:r>
+    </w:p>
+    <w:p>
+      <w:pPr>
+        <w:pStyle w:val="NoSpacing"/>
+        <w:ind w:left="990"/>
         <w:rPr>
           <w:rFonts w:ascii="Courier New" w:hAnsi="Courier New" w:cs="Courier New"/>
           <w:sz w:val="18"/>
           <w:szCs w:val="28"/>
         </w:rPr>
-        <w:t xml:space="preserve">        </w:t>
-      </w:r>
-    </w:p>
-    <w:p>
-      <w:pPr>
-        <w:pStyle w:val="NoSpacing"/>
-        <w:ind w:left="990"/>
+      </w:pPr>
+      <w:r>
         <w:rPr>
           <w:rFonts w:ascii="Courier New" w:hAnsi="Courier New" w:cs="Courier New"/>
           <w:sz w:val="18"/>
           <w:szCs w:val="28"/>
         </w:rPr>
-      </w:pPr>
-      <w:r>
+        <w:t xml:space="preserve">        </w:t>
+      </w:r>
+    </w:p>
+    <w:p>
+      <w:pPr>
+        <w:pStyle w:val="NoSpacing"/>
+        <w:ind w:left="990"/>
         <w:rPr>
           <w:rFonts w:ascii="Courier New" w:hAnsi="Courier New" w:cs="Courier New"/>
           <w:sz w:val="18"/>
           <w:szCs w:val="28"/>
         </w:rPr>
-        <w:t>Finds the path with the highest accumulated value. Requires a value function defined in the problem specification.</w:t>
-      </w:r>
-    </w:p>
-    <w:p>
-      <w:pPr>
-        <w:pStyle w:val="NoSpacing"/>
-        <w:ind w:left="990"/>
+      </w:pPr>
+      <w:r>
         <w:rPr>
           <w:rFonts w:ascii="Courier New" w:hAnsi="Courier New" w:cs="Courier New"/>
           <w:sz w:val="18"/>
           <w:szCs w:val="28"/>
         </w:rPr>
-      </w:pPr>
-      <w:r>
+        <w:t>&gt; Set *solution-type* = max-value</w:t>
+      </w:r>
+    </w:p>
+    <w:p>
+      <w:pPr>
+        <w:pStyle w:val="NoSpacing"/>
         <w:rPr>
           <w:rFonts w:ascii="Courier New" w:hAnsi="Courier New" w:cs="Courier New"/>
           <w:sz w:val="18"/>
           <w:szCs w:val="28"/>
         </w:rPr>
-        <w:t xml:space="preserve">        </w:t>
-      </w:r>
-    </w:p>
-    <w:p>
-      <w:pPr>
-        <w:pStyle w:val="NoSpacing"/>
-        <w:ind w:left="990"/>
+      </w:pPr>
+    </w:p>
+    <w:p>
+      <w:pPr>
+        <w:pStyle w:val="NoSpacing"/>
         <w:rPr>
           <w:rFonts w:ascii="Courier New" w:hAnsi="Courier New" w:cs="Courier New"/>
           <w:sz w:val="18"/>
@@ -29893,7 +29831,7 @@
           <w:sz w:val="18"/>
           <w:szCs w:val="28"/>
         </w:rPr>
-        <w:t>&gt; *solution-type* = max-value</w:t>
+        <w:t>B. CSP (finding goal states satisfying constraints)</w:t>
       </w:r>
     </w:p>
     <w:p>
@@ -29905,60 +29843,56 @@
           <w:szCs w:val="28"/>
         </w:rPr>
       </w:pPr>
-    </w:p>
-    <w:p>
-      <w:pPr>
-        <w:pStyle w:val="NoSpacing"/>
+      <w:r>
         <w:rPr>
           <w:rFonts w:ascii="Courier New" w:hAnsi="Courier New" w:cs="Courier New"/>
           <w:sz w:val="18"/>
           <w:szCs w:val="28"/>
         </w:rPr>
-      </w:pPr>
-      <w:r>
+        <w:t xml:space="preserve">  </w:t>
+      </w:r>
+    </w:p>
+    <w:p>
+      <w:pPr>
+        <w:pStyle w:val="NoSpacing"/>
+        <w:ind w:left="360"/>
         <w:rPr>
           <w:rFonts w:ascii="Courier New" w:hAnsi="Courier New" w:cs="Courier New"/>
           <w:sz w:val="18"/>
           <w:szCs w:val="28"/>
         </w:rPr>
-        <w:t>B. CSP (finding goal states satisfying constraints)</w:t>
-      </w:r>
-    </w:p>
-    <w:p>
-      <w:pPr>
-        <w:pStyle w:val="NoSpacing"/>
+      </w:pPr>
+      <w:r>
         <w:rPr>
           <w:rFonts w:ascii="Courier New" w:hAnsi="Courier New" w:cs="Courier New"/>
           <w:sz w:val="18"/>
           <w:szCs w:val="28"/>
         </w:rPr>
-      </w:pPr>
+        <w:t>The primary output is *</w:t>
+      </w:r>
       <w:r>
         <w:rPr>
           <w:rFonts w:ascii="Courier New" w:hAnsi="Courier New" w:cs="Courier New"/>
           <w:sz w:val="18"/>
           <w:szCs w:val="28"/>
         </w:rPr>
-        <w:t xml:space="preserve">  </w:t>
-      </w:r>
-    </w:p>
-    <w:p>
-      <w:pPr>
-        <w:pStyle w:val="NoSpacing"/>
-        <w:ind w:left="360"/>
+        <w:t>unique-solutions</w:t>
+      </w:r>
+      <w:r>
         <w:rPr>
           <w:rFonts w:ascii="Courier New" w:hAnsi="Courier New" w:cs="Courier New"/>
           <w:sz w:val="18"/>
           <w:szCs w:val="28"/>
         </w:rPr>
-      </w:pPr>
+        <w:t>*</w:t>
+      </w:r>
       <w:r>
         <w:rPr>
           <w:rFonts w:ascii="Courier New" w:hAnsi="Courier New" w:cs="Courier New"/>
           <w:sz w:val="18"/>
           <w:szCs w:val="28"/>
         </w:rPr>
-        <w:t>The primary output is *</w:t>
+        <w:t xml:space="preserve"> (</w:t>
       </w:r>
       <w:r>
         <w:rPr>
@@ -29966,7 +29900,7 @@
           <w:sz w:val="18"/>
           <w:szCs w:val="28"/>
         </w:rPr>
-        <w:t>unique-solutions</w:t>
+        <w:t>which contains the goal states found</w:t>
       </w:r>
       <w:r>
         <w:rPr>
@@ -29974,7 +29908,7 @@
           <w:sz w:val="18"/>
           <w:szCs w:val="28"/>
         </w:rPr>
-        <w:t>*</w:t>
+        <w:t>, along with the sequence of variable assignments—a.k.a. a path)</w:t>
       </w:r>
       <w:r>
         <w:rPr>
@@ -29982,7 +29916,7 @@
           <w:sz w:val="18"/>
           <w:szCs w:val="28"/>
         </w:rPr>
-        <w:t xml:space="preserve"> (</w:t>
+        <w:t xml:space="preserve">. Each state represents a complete assignment of values that satisfies the goal condition. For CSP problems, *tree-or-graph* defaults to </w:t>
       </w:r>
       <w:r>
         <w:rPr>
@@ -29990,7 +29924,7 @@
           <w:sz w:val="18"/>
           <w:szCs w:val="28"/>
         </w:rPr>
-        <w:t>which contains the goal states found</w:t>
+        <w:t>tree</w:t>
       </w:r>
       <w:r>
         <w:rPr>
@@ -29998,7 +29932,7 @@
           <w:sz w:val="18"/>
           <w:szCs w:val="28"/>
         </w:rPr>
-        <w:t>, along with the sequence of variable assignments—a.k.a. a path)</w:t>
+        <w:t xml:space="preserve"> search</w:t>
       </w:r>
       <w:r>
         <w:rPr>
@@ -30006,7 +29940,7 @@
           <w:sz w:val="18"/>
           <w:szCs w:val="28"/>
         </w:rPr>
-        <w:t xml:space="preserve">. Each state represents a complete assignment of values that satisfies the goal condition. For CSP problems, *tree-or-graph* defaults to </w:t>
+        <w:t xml:space="preserve"> to make sure all possible variable assignments are tried, but graph search may be more efficient</w:t>
       </w:r>
       <w:r>
         <w:rPr>
@@ -30014,31 +29948,37 @@
           <w:sz w:val="18"/>
           <w:szCs w:val="28"/>
         </w:rPr>
-        <w:t>tree</w:t>
-      </w:r>
-      <w:r>
+        <w:t>.</w:t>
+      </w:r>
+    </w:p>
+    <w:p>
+      <w:pPr>
+        <w:pStyle w:val="NoSpacing"/>
+        <w:ind w:left="360"/>
         <w:rPr>
           <w:rFonts w:ascii="Courier New" w:hAnsi="Courier New" w:cs="Courier New"/>
           <w:sz w:val="18"/>
           <w:szCs w:val="28"/>
         </w:rPr>
-        <w:t xml:space="preserve"> search</w:t>
-      </w:r>
-      <w:r>
+      </w:pPr>
+    </w:p>
+    <w:p>
+      <w:pPr>
+        <w:pStyle w:val="NoSpacing"/>
+        <w:ind w:left="360"/>
         <w:rPr>
           <w:rFonts w:ascii="Courier New" w:hAnsi="Courier New" w:cs="Courier New"/>
           <w:sz w:val="18"/>
           <w:szCs w:val="28"/>
         </w:rPr>
-        <w:t xml:space="preserve"> to make sure all possible variable assignments are tried, but graph search may be more efficient</w:t>
-      </w:r>
+      </w:pPr>
       <w:r>
         <w:rPr>
           <w:rFonts w:ascii="Courier New" w:hAnsi="Courier New" w:cs="Courier New"/>
           <w:sz w:val="18"/>
           <w:szCs w:val="28"/>
         </w:rPr>
-        <w:t>.</w:t>
+        <w:t>&gt; *problem-type* = csp</w:t>
       </w:r>
     </w:p>
     <w:p>
@@ -30051,71 +29991,67 @@
           <w:szCs w:val="28"/>
         </w:rPr>
       </w:pPr>
-    </w:p>
-    <w:p>
-      <w:pPr>
-        <w:pStyle w:val="NoSpacing"/>
-        <w:ind w:left="360"/>
+      <w:r>
         <w:rPr>
           <w:rFonts w:ascii="Courier New" w:hAnsi="Courier New" w:cs="Courier New"/>
           <w:sz w:val="18"/>
           <w:szCs w:val="28"/>
         </w:rPr>
-      </w:pPr>
+        <w:t xml:space="preserve">&gt; *tree-or-graph* = </w:t>
+      </w:r>
       <w:r>
         <w:rPr>
           <w:rFonts w:ascii="Courier New" w:hAnsi="Courier New" w:cs="Courier New"/>
           <w:sz w:val="18"/>
           <w:szCs w:val="28"/>
         </w:rPr>
-        <w:t>&gt; *problem-type* = csp</w:t>
-      </w:r>
-    </w:p>
-    <w:p>
-      <w:pPr>
-        <w:pStyle w:val="NoSpacing"/>
-        <w:ind w:left="360"/>
+        <w:t>tree</w:t>
+      </w:r>
+      <w:r>
         <w:rPr>
           <w:rFonts w:ascii="Courier New" w:hAnsi="Courier New" w:cs="Courier New"/>
           <w:sz w:val="18"/>
           <w:szCs w:val="28"/>
         </w:rPr>
-      </w:pPr>
+        <w:t xml:space="preserve"> (default) or </w:t>
+      </w:r>
       <w:r>
         <w:rPr>
           <w:rFonts w:ascii="Courier New" w:hAnsi="Courier New" w:cs="Courier New"/>
           <w:sz w:val="18"/>
           <w:szCs w:val="28"/>
         </w:rPr>
-        <w:t xml:space="preserve">&gt; </w:t>
-      </w:r>
-      <w:r>
+        <w:t>graph</w:t>
+      </w:r>
+    </w:p>
+    <w:p>
+      <w:pPr>
+        <w:pStyle w:val="NoSpacing"/>
+        <w:ind w:left="360"/>
         <w:rPr>
           <w:rFonts w:ascii="Courier New" w:hAnsi="Courier New" w:cs="Courier New"/>
           <w:sz w:val="18"/>
           <w:szCs w:val="28"/>
         </w:rPr>
-        <w:t>*tree-or-graph* = graph (default), tree is usually better</w:t>
-      </w:r>
-    </w:p>
-    <w:p>
-      <w:pPr>
-        <w:pStyle w:val="NoSpacing"/>
-        <w:ind w:left="360"/>
+      </w:pPr>
+      <w:r>
         <w:rPr>
           <w:rFonts w:ascii="Courier New" w:hAnsi="Courier New" w:cs="Courier New"/>
           <w:sz w:val="18"/>
           <w:szCs w:val="28"/>
         </w:rPr>
-      </w:pPr>
-      <w:r>
+        <w:t>&gt; *algorithm* = depth-first (default) or backtracking</w:t>
+      </w:r>
+    </w:p>
+    <w:p>
+      <w:pPr>
+        <w:pStyle w:val="NoSpacing"/>
         <w:rPr>
           <w:rFonts w:ascii="Courier New" w:hAnsi="Courier New" w:cs="Courier New"/>
           <w:sz w:val="18"/>
           <w:szCs w:val="28"/>
         </w:rPr>
-        <w:t>&gt; *algorithm* = depth-first (default) or backtracking</w:t>
-      </w:r>
+      </w:pPr>
     </w:p>
     <w:p>
       <w:pPr>
@@ -30126,68 +30062,66 @@
           <w:szCs w:val="28"/>
         </w:rPr>
       </w:pPr>
-    </w:p>
-    <w:p>
-      <w:pPr>
-        <w:pStyle w:val="NoSpacing"/>
+      <w:r>
         <w:rPr>
           <w:rFonts w:ascii="Courier New" w:hAnsi="Courier New" w:cs="Courier New"/>
           <w:sz w:val="18"/>
           <w:szCs w:val="28"/>
         </w:rPr>
-      </w:pPr>
+        <w:t xml:space="preserve">   1. Find One or a Few Goal State</w:t>
+      </w:r>
       <w:r>
         <w:rPr>
           <w:rFonts w:ascii="Courier New" w:hAnsi="Courier New" w:cs="Courier New"/>
           <w:sz w:val="18"/>
           <w:szCs w:val="28"/>
         </w:rPr>
-        <w:t xml:space="preserve">   1. Find One or a Few Goal State</w:t>
-      </w:r>
-      <w:r>
+        <w:t xml:space="preserve"> Configurations</w:t>
+      </w:r>
+    </w:p>
+    <w:p>
+      <w:pPr>
+        <w:pStyle w:val="NoSpacing"/>
         <w:rPr>
           <w:rFonts w:ascii="Courier New" w:hAnsi="Courier New" w:cs="Courier New"/>
           <w:sz w:val="18"/>
           <w:szCs w:val="28"/>
         </w:rPr>
-        <w:t xml:space="preserve"> Configurations</w:t>
-      </w:r>
-    </w:p>
-    <w:p>
-      <w:pPr>
-        <w:pStyle w:val="NoSpacing"/>
+      </w:pPr>
+      <w:r>
         <w:rPr>
           <w:rFonts w:ascii="Courier New" w:hAnsi="Courier New" w:cs="Courier New"/>
           <w:sz w:val="18"/>
           <w:szCs w:val="28"/>
         </w:rPr>
-      </w:pPr>
-      <w:r>
+        <w:t xml:space="preserve">      </w:t>
+      </w:r>
+    </w:p>
+    <w:p>
+      <w:pPr>
+        <w:pStyle w:val="NoSpacing"/>
+        <w:ind w:left="720"/>
         <w:rPr>
           <w:rFonts w:ascii="Courier New" w:hAnsi="Courier New" w:cs="Courier New"/>
           <w:sz w:val="18"/>
           <w:szCs w:val="28"/>
         </w:rPr>
-        <w:t xml:space="preserve">      </w:t>
-      </w:r>
-    </w:p>
-    <w:p>
-      <w:pPr>
-        <w:pStyle w:val="NoSpacing"/>
-        <w:ind w:left="720"/>
+      </w:pPr>
+      <w:r>
         <w:rPr>
           <w:rFonts w:ascii="Courier New" w:hAnsi="Courier New" w:cs="Courier New"/>
           <w:sz w:val="18"/>
           <w:szCs w:val="28"/>
         </w:rPr>
-      </w:pPr>
+        <w:t xml:space="preserve">Use this when you want to find </w:t>
+      </w:r>
       <w:r>
         <w:rPr>
           <w:rFonts w:ascii="Courier New" w:hAnsi="Courier New" w:cs="Courier New"/>
           <w:sz w:val="18"/>
           <w:szCs w:val="28"/>
         </w:rPr>
-        <w:t xml:space="preserve">Use this when you want to find </w:t>
+        <w:t>goal-</w:t>
       </w:r>
       <w:r>
         <w:rPr>
@@ -30195,72 +30129,72 @@
           <w:sz w:val="18"/>
           <w:szCs w:val="28"/>
         </w:rPr>
-        <w:t>goal-</w:t>
-      </w:r>
-      <w:r>
+        <w:t>satisfying states without optimizing for any particular criterion.</w:t>
+      </w:r>
+    </w:p>
+    <w:p>
+      <w:pPr>
+        <w:pStyle w:val="NoSpacing"/>
+        <w:ind w:left="720"/>
         <w:rPr>
           <w:rFonts w:ascii="Courier New" w:hAnsi="Courier New" w:cs="Courier New"/>
           <w:sz w:val="18"/>
           <w:szCs w:val="28"/>
         </w:rPr>
-        <w:t>satisfying states without optimizing for any particular criterion.</w:t>
-      </w:r>
-    </w:p>
-    <w:p>
-      <w:pPr>
-        <w:pStyle w:val="NoSpacing"/>
-        <w:ind w:left="720"/>
+      </w:pPr>
+      <w:r>
         <w:rPr>
           <w:rFonts w:ascii="Courier New" w:hAnsi="Courier New" w:cs="Courier New"/>
           <w:sz w:val="18"/>
           <w:szCs w:val="28"/>
         </w:rPr>
-      </w:pPr>
-      <w:r>
+        <w:t xml:space="preserve">      </w:t>
+      </w:r>
+    </w:p>
+    <w:p>
+      <w:pPr>
+        <w:pStyle w:val="NoSpacing"/>
+        <w:ind w:left="720"/>
         <w:rPr>
           <w:rFonts w:ascii="Courier New" w:hAnsi="Courier New" w:cs="Courier New"/>
           <w:sz w:val="18"/>
           <w:szCs w:val="28"/>
         </w:rPr>
-        <w:t xml:space="preserve">      </w:t>
-      </w:r>
-    </w:p>
-    <w:p>
-      <w:pPr>
-        <w:pStyle w:val="NoSpacing"/>
-        <w:ind w:left="720"/>
+      </w:pPr>
+      <w:r>
         <w:rPr>
           <w:rFonts w:ascii="Courier New" w:hAnsi="Courier New" w:cs="Courier New"/>
           <w:sz w:val="18"/>
           <w:szCs w:val="28"/>
         </w:rPr>
-      </w:pPr>
-      <w:r>
+        <w:t>&gt; *solution-type* = first or &lt;n&gt; (pos integer)</w:t>
+      </w:r>
+    </w:p>
+    <w:p>
+      <w:pPr>
+        <w:pStyle w:val="NoSpacing"/>
+        <w:ind w:left="720"/>
         <w:rPr>
           <w:rFonts w:ascii="Courier New" w:hAnsi="Courier New" w:cs="Courier New"/>
           <w:sz w:val="18"/>
           <w:szCs w:val="28"/>
         </w:rPr>
-        <w:t>&gt; *solution-type* = first or &lt;n&gt; (pos integer)</w:t>
-      </w:r>
-    </w:p>
-    <w:p>
-      <w:pPr>
-        <w:pStyle w:val="NoSpacing"/>
-        <w:ind w:left="720"/>
+      </w:pPr>
+      <w:r>
         <w:rPr>
           <w:rFonts w:ascii="Courier New" w:hAnsi="Courier New" w:cs="Courier New"/>
           <w:sz w:val="18"/>
           <w:szCs w:val="28"/>
         </w:rPr>
-      </w:pPr>
+        <w:t xml:space="preserve">&gt; *tree-or-graph* = </w:t>
+      </w:r>
       <w:r>
         <w:rPr>
           <w:rFonts w:ascii="Courier New" w:hAnsi="Courier New" w:cs="Courier New"/>
           <w:sz w:val="18"/>
           <w:szCs w:val="28"/>
         </w:rPr>
-        <w:t xml:space="preserve">&gt; *tree-or-graph* = </w:t>
+        <w:t>tree</w:t>
       </w:r>
       <w:r>
         <w:rPr>
@@ -30268,7 +30202,7 @@
           <w:sz w:val="18"/>
           <w:szCs w:val="28"/>
         </w:rPr>
-        <w:t>tree</w:t>
+        <w:t xml:space="preserve"> (default) or </w:t>
       </w:r>
       <w:r>
         <w:rPr>
@@ -30276,16 +30210,18 @@
           <w:sz w:val="18"/>
           <w:szCs w:val="28"/>
         </w:rPr>
-        <w:t xml:space="preserve"> (default) or </w:t>
-      </w:r>
-      <w:r>
+        <w:t>graph</w:t>
+      </w:r>
+    </w:p>
+    <w:p>
+      <w:pPr>
+        <w:pStyle w:val="NoSpacing"/>
         <w:rPr>
           <w:rFonts w:ascii="Courier New" w:hAnsi="Courier New" w:cs="Courier New"/>
           <w:sz w:val="18"/>
           <w:szCs w:val="28"/>
         </w:rPr>
-        <w:t>graph</w:t>
-      </w:r>
+      </w:pPr>
     </w:p>
     <w:p>
       <w:pPr>
@@ -30296,61 +30232,62 @@
           <w:szCs w:val="28"/>
         </w:rPr>
       </w:pPr>
-    </w:p>
-    <w:p>
-      <w:pPr>
-        <w:pStyle w:val="NoSpacing"/>
+      <w:r>
         <w:rPr>
           <w:rFonts w:ascii="Courier New" w:hAnsi="Courier New" w:cs="Courier New"/>
           <w:sz w:val="18"/>
           <w:szCs w:val="28"/>
         </w:rPr>
-      </w:pPr>
+        <w:t xml:space="preserve">   2. Find Every Goal State</w:t>
+      </w:r>
       <w:r>
         <w:rPr>
           <w:rFonts w:ascii="Courier New" w:hAnsi="Courier New" w:cs="Courier New"/>
           <w:sz w:val="18"/>
           <w:szCs w:val="28"/>
         </w:rPr>
-        <w:t xml:space="preserve">   2. Find Every Goal State</w:t>
-      </w:r>
-      <w:r>
+        <w:t xml:space="preserve"> Configuration</w:t>
+      </w:r>
+    </w:p>
+    <w:p>
+      <w:pPr>
+        <w:pStyle w:val="NoSpacing"/>
         <w:rPr>
           <w:rFonts w:ascii="Courier New" w:hAnsi="Courier New" w:cs="Courier New"/>
           <w:sz w:val="18"/>
           <w:szCs w:val="28"/>
         </w:rPr>
-        <w:t xml:space="preserve"> Configuration</w:t>
-      </w:r>
-    </w:p>
-    <w:p>
-      <w:pPr>
-        <w:pStyle w:val="NoSpacing"/>
+      </w:pPr>
+    </w:p>
+    <w:p>
+      <w:pPr>
+        <w:pStyle w:val="NoSpacing"/>
+        <w:ind w:left="630"/>
         <w:rPr>
           <w:rFonts w:ascii="Courier New" w:hAnsi="Courier New" w:cs="Courier New"/>
           <w:sz w:val="18"/>
           <w:szCs w:val="28"/>
         </w:rPr>
       </w:pPr>
-    </w:p>
-    <w:p>
-      <w:pPr>
-        <w:pStyle w:val="NoSpacing"/>
-        <w:ind w:left="630"/>
+      <w:r>
         <w:rPr>
           <w:rFonts w:ascii="Courier New" w:hAnsi="Courier New" w:cs="Courier New"/>
           <w:sz w:val="18"/>
           <w:szCs w:val="28"/>
         </w:rPr>
-      </w:pPr>
-      <w:r>
+        <w:t>Use this when you need to find every possible state satisfying a goal. Note that the number of states can grow very quickly in problems with many variables or many values of those variables.</w:t>
+      </w:r>
+    </w:p>
+    <w:p>
+      <w:pPr>
+        <w:pStyle w:val="NoSpacing"/>
+        <w:ind w:left="630"/>
         <w:rPr>
           <w:rFonts w:ascii="Courier New" w:hAnsi="Courier New" w:cs="Courier New"/>
           <w:sz w:val="18"/>
           <w:szCs w:val="28"/>
         </w:rPr>
-        <w:t>Use this when you need to find every possible state satisfying a goal. Note that the number of states can grow very quickly in problems with many variables or many values of those variables.</w:t>
-      </w:r>
+      </w:pPr>
     </w:p>
     <w:p>
       <w:pPr>
@@ -30362,136 +30299,135 @@
           <w:szCs w:val="28"/>
         </w:rPr>
       </w:pPr>
-    </w:p>
-    <w:p>
-      <w:pPr>
-        <w:pStyle w:val="NoSpacing"/>
-        <w:ind w:left="630"/>
+      <w:r>
         <w:rPr>
           <w:rFonts w:ascii="Courier New" w:hAnsi="Courier New" w:cs="Courier New"/>
           <w:sz w:val="18"/>
           <w:szCs w:val="28"/>
         </w:rPr>
-      </w:pPr>
-      <w:r>
+        <w:t>&gt; *solution-type* = every</w:t>
+      </w:r>
+    </w:p>
+    <w:p>
+      <w:pPr>
+        <w:pStyle w:val="NoSpacing"/>
         <w:rPr>
           <w:rFonts w:ascii="Courier New" w:hAnsi="Courier New" w:cs="Courier New"/>
           <w:sz w:val="18"/>
           <w:szCs w:val="28"/>
         </w:rPr>
-        <w:t>&gt; *solution-type* = every</w:t>
-      </w:r>
-    </w:p>
-    <w:p>
-      <w:pPr>
-        <w:pStyle w:val="NoSpacing"/>
+      </w:pPr>
+      <w:r>
         <w:rPr>
           <w:rFonts w:ascii="Courier New" w:hAnsi="Courier New" w:cs="Courier New"/>
           <w:sz w:val="18"/>
           <w:szCs w:val="28"/>
         </w:rPr>
-      </w:pPr>
-      <w:r>
+        <w:t xml:space="preserve">     </w:t>
+      </w:r>
+    </w:p>
+    <w:p>
+      <w:pPr>
+        <w:pStyle w:val="NoSpacing"/>
         <w:rPr>
           <w:rFonts w:ascii="Courier New" w:hAnsi="Courier New" w:cs="Courier New"/>
           <w:sz w:val="18"/>
           <w:szCs w:val="28"/>
         </w:rPr>
-        <w:t xml:space="preserve">     </w:t>
-      </w:r>
-    </w:p>
-    <w:p>
-      <w:pPr>
-        <w:pStyle w:val="NoSpacing"/>
+      </w:pPr>
+      <w:r>
         <w:rPr>
           <w:rFonts w:ascii="Courier New" w:hAnsi="Courier New" w:cs="Courier New"/>
           <w:sz w:val="18"/>
           <w:szCs w:val="28"/>
         </w:rPr>
-      </w:pPr>
-      <w:r>
+        <w:t xml:space="preserve">   3. Exclude Symmetric States</w:t>
+      </w:r>
+    </w:p>
+    <w:p>
+      <w:pPr>
+        <w:pStyle w:val="NoSpacing"/>
         <w:rPr>
           <w:rFonts w:ascii="Courier New" w:hAnsi="Courier New" w:cs="Courier New"/>
           <w:sz w:val="18"/>
           <w:szCs w:val="28"/>
         </w:rPr>
-        <w:t xml:space="preserve">   3. Exclude Symmetric States</w:t>
-      </w:r>
-    </w:p>
-    <w:p>
-      <w:pPr>
-        <w:pStyle w:val="NoSpacing"/>
+      </w:pPr>
+      <w:r>
         <w:rPr>
           <w:rFonts w:ascii="Courier New" w:hAnsi="Courier New" w:cs="Courier New"/>
           <w:sz w:val="18"/>
           <w:szCs w:val="28"/>
         </w:rPr>
-      </w:pPr>
-      <w:r>
+        <w:t xml:space="preserve">        </w:t>
+      </w:r>
+    </w:p>
+    <w:p>
+      <w:pPr>
+        <w:pStyle w:val="NoSpacing"/>
+        <w:ind w:left="720"/>
         <w:rPr>
           <w:rFonts w:ascii="Courier New" w:hAnsi="Courier New" w:cs="Courier New"/>
           <w:sz w:val="18"/>
           <w:szCs w:val="28"/>
         </w:rPr>
-        <w:t xml:space="preserve">        </w:t>
-      </w:r>
-    </w:p>
-    <w:p>
-      <w:pPr>
-        <w:pStyle w:val="NoSpacing"/>
-        <w:ind w:left="720"/>
+      </w:pPr>
+      <w:r>
         <w:rPr>
           <w:rFonts w:ascii="Courier New" w:hAnsi="Courier New" w:cs="Courier New"/>
           <w:sz w:val="18"/>
           <w:szCs w:val="28"/>
         </w:rPr>
-      </w:pPr>
-      <w:r>
+        <w:t>When multiple states are equivalent under symmetry (such as permutations of interchangeable objects), this option records only one canonical representative from each equivalence class. This is particularly useful when the problem has inherent symmetries that would otherwise produce many "different" solutions that are essentially the same.</w:t>
+      </w:r>
+    </w:p>
+    <w:p>
+      <w:pPr>
+        <w:pStyle w:val="NoSpacing"/>
+        <w:ind w:left="720"/>
         <w:rPr>
           <w:rFonts w:ascii="Courier New" w:hAnsi="Courier New" w:cs="Courier New"/>
           <w:sz w:val="18"/>
           <w:szCs w:val="28"/>
         </w:rPr>
-        <w:t>When multiple states are equivalent under symmetry (such as permutations of interchangeable objects), this option records only one canonical representative from each equivalence class. This is particularly useful when the problem has inherent symmetries that would otherwise produce many "different" solutions that are essentially the same.</w:t>
-      </w:r>
-    </w:p>
-    <w:p>
-      <w:pPr>
-        <w:pStyle w:val="NoSpacing"/>
-        <w:ind w:left="720"/>
+      </w:pPr>
+      <w:r>
         <w:rPr>
           <w:rFonts w:ascii="Courier New" w:hAnsi="Courier New" w:cs="Courier New"/>
           <w:sz w:val="18"/>
           <w:szCs w:val="28"/>
         </w:rPr>
-      </w:pPr>
-      <w:r>
+        <w:t xml:space="preserve">        </w:t>
+      </w:r>
+    </w:p>
+    <w:p>
+      <w:pPr>
+        <w:pStyle w:val="NoSpacing"/>
+        <w:ind w:left="720"/>
         <w:rPr>
           <w:rFonts w:ascii="Courier New" w:hAnsi="Courier New" w:cs="Courier New"/>
           <w:sz w:val="18"/>
           <w:szCs w:val="28"/>
         </w:rPr>
-        <w:t xml:space="preserve">        </w:t>
-      </w:r>
-    </w:p>
-    <w:p>
-      <w:pPr>
-        <w:pStyle w:val="NoSpacing"/>
-        <w:ind w:left="720"/>
+      </w:pPr>
+      <w:r>
         <w:rPr>
           <w:rFonts w:ascii="Courier New" w:hAnsi="Courier New" w:cs="Courier New"/>
           <w:sz w:val="18"/>
           <w:szCs w:val="28"/>
         </w:rPr>
-      </w:pPr>
-      <w:r>
+        <w:t>&gt; Set *symmetry-pruning* = t</w:t>
+      </w:r>
+    </w:p>
+    <w:p>
+      <w:pPr>
+        <w:pStyle w:val="NoSpacing"/>
         <w:rPr>
           <w:rFonts w:ascii="Courier New" w:hAnsi="Courier New" w:cs="Courier New"/>
           <w:sz w:val="18"/>
           <w:szCs w:val="28"/>
         </w:rPr>
-        <w:t>&gt; *symmetry-pruning* = t</w:t>
-      </w:r>
+      </w:pPr>
     </w:p>
     <w:p>
       <w:pPr>
@@ -30502,69 +30438,70 @@
           <w:szCs w:val="28"/>
         </w:rPr>
       </w:pPr>
-    </w:p>
-    <w:p>
-      <w:pPr>
-        <w:pStyle w:val="NoSpacing"/>
+      <w:r>
         <w:rPr>
           <w:rFonts w:ascii="Courier New" w:hAnsi="Courier New" w:cs="Courier New"/>
           <w:sz w:val="18"/>
           <w:szCs w:val="28"/>
         </w:rPr>
-      </w:pPr>
+        <w:t xml:space="preserve">   4. Find Optimal Stat</w:t>
+      </w:r>
       <w:r>
         <w:rPr>
           <w:rFonts w:ascii="Courier New" w:hAnsi="Courier New" w:cs="Courier New"/>
           <w:sz w:val="18"/>
           <w:szCs w:val="28"/>
         </w:rPr>
-        <w:t xml:space="preserve">   4. Find Optimal Stat</w:t>
-      </w:r>
-      <w:r>
+        <w:t>e</w:t>
+      </w:r>
+    </w:p>
+    <w:p>
+      <w:pPr>
+        <w:pStyle w:val="NoSpacing"/>
         <w:rPr>
           <w:rFonts w:ascii="Courier New" w:hAnsi="Courier New" w:cs="Courier New"/>
           <w:sz w:val="18"/>
           <w:szCs w:val="28"/>
         </w:rPr>
-        <w:t>e</w:t>
-      </w:r>
-    </w:p>
-    <w:p>
-      <w:pPr>
-        <w:pStyle w:val="NoSpacing"/>
+      </w:pPr>
+      <w:r>
         <w:rPr>
           <w:rFonts w:ascii="Courier New" w:hAnsi="Courier New" w:cs="Courier New"/>
           <w:sz w:val="18"/>
           <w:szCs w:val="28"/>
         </w:rPr>
-      </w:pPr>
-      <w:r>
+        <w:t xml:space="preserve">      </w:t>
+      </w:r>
+    </w:p>
+    <w:p>
+      <w:pPr>
+        <w:pStyle w:val="NoSpacing"/>
+        <w:ind w:left="720"/>
         <w:rPr>
           <w:rFonts w:ascii="Courier New" w:hAnsi="Courier New" w:cs="Courier New"/>
           <w:sz w:val="18"/>
           <w:szCs w:val="28"/>
         </w:rPr>
-        <w:t xml:space="preserve">      </w:t>
-      </w:r>
-    </w:p>
-    <w:p>
-      <w:pPr>
-        <w:pStyle w:val="NoSpacing"/>
-        <w:ind w:left="720"/>
+      </w:pPr>
+      <w:r>
         <w:rPr>
           <w:rFonts w:ascii="Courier New" w:hAnsi="Courier New" w:cs="Courier New"/>
           <w:sz w:val="18"/>
           <w:szCs w:val="28"/>
         </w:rPr>
-      </w:pPr>
-      <w:r>
+        <w:lastRenderedPageBreak/>
+        <w:t>Use these options when you want the best state according to an objective function defined in the problem specification.</w:t>
+      </w:r>
+    </w:p>
+    <w:p>
+      <w:pPr>
+        <w:pStyle w:val="NoSpacing"/>
         <w:rPr>
           <w:rFonts w:ascii="Courier New" w:hAnsi="Courier New" w:cs="Courier New"/>
           <w:sz w:val="18"/>
           <w:szCs w:val="28"/>
         </w:rPr>
-        <w:t>Use these options when you want the best state according to an objective function defined in the problem specification.</w:t>
-      </w:r>
+      </w:pPr>
     </w:p>
     <w:p>
       <w:pPr>
@@ -30575,59 +30512,57 @@
           <w:szCs w:val="28"/>
         </w:rPr>
       </w:pPr>
-    </w:p>
-    <w:p>
-      <w:pPr>
-        <w:pStyle w:val="NoSpacing"/>
+      <w:r>
         <w:rPr>
           <w:rFonts w:ascii="Courier New" w:hAnsi="Courier New" w:cs="Courier New"/>
           <w:sz w:val="18"/>
           <w:szCs w:val="28"/>
         </w:rPr>
-      </w:pPr>
-      <w:r>
+        <w:t xml:space="preserve">      a. Minimum Value</w:t>
+      </w:r>
+    </w:p>
+    <w:p>
+      <w:pPr>
+        <w:pStyle w:val="NoSpacing"/>
         <w:rPr>
           <w:rFonts w:ascii="Courier New" w:hAnsi="Courier New" w:cs="Courier New"/>
           <w:sz w:val="18"/>
           <w:szCs w:val="28"/>
         </w:rPr>
-        <w:t xml:space="preserve">      a. Minimum Value</w:t>
-      </w:r>
-    </w:p>
-    <w:p>
-      <w:pPr>
-        <w:pStyle w:val="NoSpacing"/>
+      </w:pPr>
+      <w:r>
         <w:rPr>
           <w:rFonts w:ascii="Courier New" w:hAnsi="Courier New" w:cs="Courier New"/>
           <w:sz w:val="18"/>
           <w:szCs w:val="28"/>
         </w:rPr>
-      </w:pPr>
-      <w:r>
+        <w:t xml:space="preserve">        </w:t>
+      </w:r>
+    </w:p>
+    <w:p>
+      <w:pPr>
+        <w:pStyle w:val="NoSpacing"/>
         <w:rPr>
           <w:rFonts w:ascii="Courier New" w:hAnsi="Courier New" w:cs="Courier New"/>
           <w:sz w:val="18"/>
           <w:szCs w:val="28"/>
         </w:rPr>
-        <w:t xml:space="preserve">        </w:t>
-      </w:r>
-    </w:p>
-    <w:p>
-      <w:pPr>
-        <w:pStyle w:val="NoSpacing"/>
+      </w:pPr>
+      <w:r>
         <w:rPr>
           <w:rFonts w:ascii="Courier New" w:hAnsi="Courier New" w:cs="Courier New"/>
           <w:sz w:val="18"/>
           <w:szCs w:val="28"/>
         </w:rPr>
-      </w:pPr>
+        <w:t xml:space="preserve">         Finds </w:t>
+      </w:r>
       <w:r>
         <w:rPr>
           <w:rFonts w:ascii="Courier New" w:hAnsi="Courier New" w:cs="Courier New"/>
           <w:sz w:val="18"/>
           <w:szCs w:val="28"/>
         </w:rPr>
-        <w:t xml:space="preserve">         Finds </w:t>
+        <w:t>a</w:t>
       </w:r>
       <w:r>
         <w:rPr>
@@ -30635,51 +30570,43 @@
           <w:sz w:val="18"/>
           <w:szCs w:val="28"/>
         </w:rPr>
-        <w:t>a</w:t>
-      </w:r>
-      <w:r>
+        <w:t xml:space="preserve"> state with the lowest objective value.</w:t>
+      </w:r>
+    </w:p>
+    <w:p>
+      <w:pPr>
+        <w:pStyle w:val="NoSpacing"/>
         <w:rPr>
           <w:rFonts w:ascii="Courier New" w:hAnsi="Courier New" w:cs="Courier New"/>
           <w:sz w:val="18"/>
           <w:szCs w:val="28"/>
         </w:rPr>
-        <w:t xml:space="preserve"> state with the lowest objective value.</w:t>
-      </w:r>
-    </w:p>
-    <w:p>
-      <w:pPr>
-        <w:pStyle w:val="NoSpacing"/>
+      </w:pPr>
+      <w:r>
         <w:rPr>
           <w:rFonts w:ascii="Courier New" w:hAnsi="Courier New" w:cs="Courier New"/>
           <w:sz w:val="18"/>
           <w:szCs w:val="28"/>
         </w:rPr>
-      </w:pPr>
-      <w:r>
+        <w:t xml:space="preserve">        </w:t>
+      </w:r>
+    </w:p>
+    <w:p>
+      <w:pPr>
+        <w:pStyle w:val="NoSpacing"/>
         <w:rPr>
           <w:rFonts w:ascii="Courier New" w:hAnsi="Courier New" w:cs="Courier New"/>
           <w:sz w:val="18"/>
           <w:szCs w:val="28"/>
         </w:rPr>
-        <w:t xml:space="preserve">        </w:t>
-      </w:r>
-    </w:p>
-    <w:p>
-      <w:pPr>
-        <w:pStyle w:val="NoSpacing"/>
+      </w:pPr>
+      <w:r>
         <w:rPr>
           <w:rFonts w:ascii="Courier New" w:hAnsi="Courier New" w:cs="Courier New"/>
           <w:sz w:val="18"/>
           <w:szCs w:val="28"/>
         </w:rPr>
-      </w:pPr>
-      <w:r>
-        <w:rPr>
-          <w:rFonts w:ascii="Courier New" w:hAnsi="Courier New" w:cs="Courier New"/>
-          <w:sz w:val="18"/>
-          <w:szCs w:val="28"/>
-        </w:rPr>
-        <w:t xml:space="preserve">         &gt; *solution-type* = min-value</w:t>
+        <w:t xml:space="preserve">         &gt; Set *solution-type* = min-value</w:t>
       </w:r>
     </w:p>
     <w:p>
@@ -31218,7 +31145,6 @@
           <w:b/>
           <w:bCs/>
         </w:rPr>
-        <w:lastRenderedPageBreak/>
         <w:t>Combine pruning options.</w:t>
       </w:r>
       <w:r>
@@ -31241,6 +31167,7 @@
           <w:b/>
           <w:bCs/>
         </w:rPr>
+        <w:lastRenderedPageBreak/>
         <w:t>Watch for path explosion.</w:t>
       </w:r>
       <w:r>
@@ -31380,23 +31307,20 @@
         <w:t>.</w:t>
       </w:r>
       <w:r>
-        <w:t xml:space="preserve">  (But </w:t>
-      </w:r>
+        <w:t xml:space="preserve">  (But note that recent updates to the parallel algorithm to increase thread safety have significantly reduced its performance.)</w:t>
+      </w:r>
+    </w:p>
+    <w:p>
+      <w:pPr>
+        <w:pStyle w:val="NoSpacing"/>
+      </w:pPr>
+    </w:p>
+    <w:p>
+      <w:pPr>
+        <w:pStyle w:val="NoSpacing"/>
+      </w:pPr>
       <w:r>
         <w:lastRenderedPageBreak/>
-        <w:t>note that recent updates to the parallel algorithm to increase thread safety have significantly reduced its performance.)</w:t>
-      </w:r>
-    </w:p>
-    <w:p>
-      <w:pPr>
-        <w:pStyle w:val="NoSpacing"/>
-      </w:pPr>
-    </w:p>
-    <w:p>
-      <w:pPr>
-        <w:pStyle w:val="NoSpacing"/>
-      </w:pPr>
-      <w:r>
         <w:t xml:space="preserve">Parallel processing probably works best when using a tree (as opposed to a graph) search, because </w:t>
       </w:r>
       <w:r>
@@ -31511,11 +31435,14 @@
         <w:t xml:space="preserve"> the </w:t>
       </w:r>
       <w:r>
+        <w:t xml:space="preserve">shortest unexplored </w:t>
+      </w:r>
+      <w:r>
+        <w:t xml:space="preserve">linear path back to the start state.  Subsequent state expansions in the subproblem will continue from the last state in this path.  This strategy (ie, top linear split) seems to work well for </w:t>
+      </w:r>
+      <w:r>
         <w:lastRenderedPageBreak/>
-        <w:t xml:space="preserve">shortest unexplored </w:t>
-      </w:r>
-      <w:r>
-        <w:t xml:space="preserve">linear path back to the start state.  Subsequent state expansions in the subproblem will continue from the last state in this path.  This strategy (ie, top linear split) seems to work well for most problems, although massively parallel simulations have shown that a more complex multi-level strategy (ie, stack split) is generally more efficient overall.  In Wouldwork the best parallel speedups seem to correlate with tree (as opposed to graph) search.  But note that too many threads, or even </w:t>
+        <w:t xml:space="preserve">most problems, although massively parallel simulations have shown that a more complex multi-level strategy (ie, stack split) is generally more efficient overall.  In Wouldwork the best parallel speedups seem to correlate with tree (as opposed to graph) search.  But note that too many threads, or even </w:t>
       </w:r>
       <w:r>
         <w:rPr>
@@ -31607,14 +31534,7 @@
         <w:rPr>
           <w:sz w:val="24"/>
         </w:rPr>
-        <w:t xml:space="preserve"> - the ability </w:t>
-      </w:r>
-      <w:r>
-        <w:rPr>
-          <w:sz w:val="24"/>
-        </w:rPr>
-        <w:lastRenderedPageBreak/>
-        <w:t>to solve a sequence of subgoals where each search continues from the final state of the previous search.</w:t>
+        <w:t xml:space="preserve"> - the ability to solve a sequence of subgoals where each search continues from the final state of the previous search.</w:t>
       </w:r>
     </w:p>
     <w:p>
@@ -31654,6 +31574,7 @@
         <w:rPr>
           <w:sz w:val="24"/>
         </w:rPr>
+        <w:lastRenderedPageBreak/>
         <w:t>Specify the first subgoal in your problem specification file using (define-goal ...)</w:t>
       </w:r>
     </w:p>
@@ -31862,8 +31783,15 @@
           <w:rFonts w:cstheme="minorHAnsi"/>
           <w:sz w:val="24"/>
         </w:rPr>
+        <w:t xml:space="preserve">The heuristic function analyses a state, and returns a real number indicating how promising that state is for leading to a solution.  A lower value indicates a more promising state than a higher value.  In general, a lower value may correspond to a state which is closer to a </w:t>
+      </w:r>
+      <w:r>
+        <w:rPr>
+          <w:rFonts w:cstheme="minorHAnsi"/>
+          <w:sz w:val="24"/>
+        </w:rPr>
         <w:lastRenderedPageBreak/>
-        <w:t>The heuristic function analyses a state, and returns a real number indicating how promising that state is for leading to a solution.  A lower value indicates a more promising state than a higher value.  In general, a lower value may correspond to a state which is closer to a goal.  But not always.  It is probably better to think of the heuristic value as an indicator of how likely a state is to eventually lead to a solution—ie, its promise.</w:t>
+        <w:t>goal.  But not always.  It is probably better to think of the heuristic value as an indicator of how likely a state is to eventually lead to a solution—ie, its promise.</w:t>
       </w:r>
     </w:p>
     <w:p>
@@ -32185,7 +32113,14 @@
         <w:rPr>
           <w:sz w:val="24"/>
         </w:rPr>
-        <w:t>, calculate the current value in the relevant action rule, and assign it to the special fluent variable named $objective-value</w:t>
+        <w:t xml:space="preserve">, calculate the current value in the relevant action rule, and </w:t>
+      </w:r>
+      <w:r>
+        <w:rPr>
+          <w:sz w:val="24"/>
+        </w:rPr>
+        <w:lastRenderedPageBreak/>
+        <w:t>assign it to the special fluent variable named $objective-value</w:t>
       </w:r>
       <w:r>
         <w:rPr>
@@ -32456,63 +32391,56 @@
           <w:sz w:val="24"/>
           <w:szCs w:val="24"/>
         </w:rPr>
-        <w:t xml:space="preserve"> finding a value for each of a number of variables that together satisfy a number of </w:t>
+        <w:t xml:space="preserve"> finding a value for each of a number of variables that together satisfy a number of constraints.</w:t>
       </w:r>
       <w:r>
         <w:rPr>
           <w:sz w:val="24"/>
           <w:szCs w:val="24"/>
         </w:rPr>
-        <w:lastRenderedPageBreak/>
-        <w:t>constraints.</w:t>
+        <w:t xml:space="preserve">  One popular type of CSP are logic problems, </w:t>
       </w:r>
       <w:r>
         <w:rPr>
           <w:sz w:val="24"/>
           <w:szCs w:val="24"/>
         </w:rPr>
-        <w:t xml:space="preserve">  One popular type of CSP are logic problems, </w:t>
+        <w:t xml:space="preserve">as illustrated in the file </w:t>
       </w:r>
       <w:r>
         <w:rPr>
           <w:sz w:val="24"/>
           <w:szCs w:val="24"/>
         </w:rPr>
-        <w:t xml:space="preserve">as illustrated in the file </w:t>
+        <w:t>problem-</w:t>
       </w:r>
       <w:r>
         <w:rPr>
           <w:sz w:val="24"/>
           <w:szCs w:val="24"/>
         </w:rPr>
-        <w:t>problem-</w:t>
+        <w:t>captjohn.lisp</w:t>
       </w:r>
       <w:r>
         <w:rPr>
           <w:sz w:val="24"/>
           <w:szCs w:val="24"/>
         </w:rPr>
-        <w:t>captjohn.lisp</w:t>
+        <w:t>, where there are multiple constraints on the relative positions of objects</w:t>
       </w:r>
       <w:r>
         <w:rPr>
           <w:sz w:val="24"/>
           <w:szCs w:val="24"/>
         </w:rPr>
-        <w:t>, where there are multiple constraints on the relative positions of objects</w:t>
+        <w:t xml:space="preserve">.  The n-queens problem (eg, </w:t>
       </w:r>
       <w:r>
         <w:rPr>
           <w:sz w:val="24"/>
           <w:szCs w:val="24"/>
         </w:rPr>
-        <w:t xml:space="preserve">.  The n-queens problem (eg, </w:t>
-      </w:r>
-      <w:r>
-        <w:rPr>
-          <w:sz w:val="24"/>
-          <w:szCs w:val="24"/>
-        </w:rPr>
+        <w:lastRenderedPageBreak/>
         <w:t>problem-</w:t>
       </w:r>
       <w:r>
@@ -32810,6 +32738,7 @@
         <w:spacing w:after="0" w:line="240" w:lineRule="auto"/>
       </w:pPr>
       <w:r>
+        <w:lastRenderedPageBreak/>
         <w:t xml:space="preserve">When enabled, Wouldwork automatically analyzes your problem before search begins and identifies </w:t>
       </w:r>
       <w:r>
@@ -32980,24 +32909,21 @@
         <w:spacing w:after="0" w:line="240" w:lineRule="auto"/>
       </w:pPr>
       <w:r>
-        <w:t xml:space="preserve">When using *solution-type* = every, be aware that symmetry pruning will eliminate solutions that differ only by which symmetric objects are used. If </w:t>
-      </w:r>
+        <w:t>When using *solution-type* = every, be aware that symmetry pruning will eliminate solutions that differ only by which symmetric objects are used. If you need to enumerate all such variations, disable symmetry pruning for that search.</w:t>
+      </w:r>
+    </w:p>
+    <w:p>
+      <w:pPr>
+        <w:spacing w:after="0" w:line="240" w:lineRule="auto"/>
+      </w:pPr>
+    </w:p>
+    <w:p>
+      <w:pPr>
+        <w:pStyle w:val="Heading2"/>
+      </w:pPr>
+      <w:bookmarkStart w:id="63" w:name="_Toc206658688"/>
       <w:r>
         <w:lastRenderedPageBreak/>
-        <w:t>you need to enumerate all such variations, disable symmetry pruning for that search.</w:t>
-      </w:r>
-    </w:p>
-    <w:p>
-      <w:pPr>
-        <w:spacing w:after="0" w:line="240" w:lineRule="auto"/>
-      </w:pPr>
-    </w:p>
-    <w:p>
-      <w:pPr>
-        <w:pStyle w:val="Heading2"/>
-      </w:pPr>
-      <w:bookmarkStart w:id="63" w:name="_Toc206658688"/>
-      <w:r>
         <w:t>Searching with Macro Operators</w:t>
       </w:r>
       <w:bookmarkEnd w:id="63"/>
@@ -33201,11 +33127,7 @@
         <w:t xml:space="preserve"> target problem, then the utility program can extract all possible macros that lead to those solutions.</w:t>
       </w:r>
       <w:r>
-        <w:t xml:space="preserve">  The arguments to freq are the macros of the desired length.  For example, (freq 2 3) will return all macros of length </w:t>
-      </w:r>
-      <w:r>
-        <w:lastRenderedPageBreak/>
-        <w:t>2 and length 3, ordered by frequency</w:t>
+        <w:t xml:space="preserve">  The arguments to freq are the macros of the desired length.  For example, (freq 2 3) will return all macros of length 2 and length 3, ordered by frequency</w:t>
       </w:r>
       <w:r>
         <w:t>.  The most frequently found macro actions are the ones most likely to be of use in the final problem specification.  But intuitions can be deceptive.</w:t>
@@ -33493,39 +33415,32 @@
           <w:rFonts w:cstheme="minorHAnsi"/>
           <w:sz w:val="24"/>
         </w:rPr>
-        <w:t xml:space="preserve"> that hopefully matches one (or more) of the encoded backward states.  Wouldwork then joins together the </w:t>
-      </w:r>
-      <w:r>
+        <w:t xml:space="preserve"> that hopefully matches one (or more) of the encoded backward states.  Wouldwork then joins together the solutions from the forward and backward directions to derive the net solutions.</w:t>
+      </w:r>
+    </w:p>
+    <w:p>
+      <w:pPr>
+        <w:spacing w:after="0" w:line="240" w:lineRule="auto"/>
         <w:rPr>
           <w:rFonts w:cstheme="minorHAnsi"/>
           <w:sz w:val="24"/>
         </w:rPr>
+      </w:pPr>
+    </w:p>
+    <w:p>
+      <w:pPr>
+        <w:spacing w:after="0" w:line="240" w:lineRule="auto"/>
+        <w:rPr>
+          <w:rFonts w:cstheme="minorHAnsi"/>
+          <w:sz w:val="24"/>
+        </w:rPr>
+      </w:pPr>
+      <w:r>
+        <w:rPr>
+          <w:rFonts w:cstheme="minorHAnsi"/>
+          <w:sz w:val="24"/>
+        </w:rPr>
         <w:lastRenderedPageBreak/>
-        <w:t>solutions from the forward and backward directions to derive the net solutions.</w:t>
-      </w:r>
-    </w:p>
-    <w:p>
-      <w:pPr>
-        <w:spacing w:after="0" w:line="240" w:lineRule="auto"/>
-        <w:rPr>
-          <w:rFonts w:cstheme="minorHAnsi"/>
-          <w:sz w:val="24"/>
-        </w:rPr>
-      </w:pPr>
-    </w:p>
-    <w:p>
-      <w:pPr>
-        <w:spacing w:after="0" w:line="240" w:lineRule="auto"/>
-        <w:rPr>
-          <w:rFonts w:cstheme="minorHAnsi"/>
-          <w:sz w:val="24"/>
-        </w:rPr>
-      </w:pPr>
-      <w:r>
-        <w:rPr>
-          <w:rFonts w:cstheme="minorHAnsi"/>
-          <w:sz w:val="24"/>
-        </w:rPr>
         <w:t>The following outlines in more detail the procedure for setting up and running a bi-directional search:</w:t>
       </w:r>
     </w:p>
@@ -33768,7 +33683,6 @@
           <w:rFonts w:cstheme="minorHAnsi"/>
           <w:sz w:val="24"/>
         </w:rPr>
-        <w:lastRenderedPageBreak/>
         <w:t xml:space="preserve">Add a standard </w:t>
       </w:r>
       <w:r>
@@ -33799,7 +33713,15 @@
           <w:rFonts w:cstheme="minorHAnsi"/>
           <w:sz w:val="24"/>
         </w:rPr>
-        <w:t xml:space="preserve"> to the backward search specification—ie, (defun encode-state (propositions) …), which takes a list of propositions and returns a coded representation of those propositions.  The propositions are the list of current (dynamic) propositions defining any state.  The encode-state function must return a </w:t>
+        <w:t xml:space="preserve"> to the backward search specification—ie, (defun encode-state (propositions) …), which takes a list of propositions and returns </w:t>
+      </w:r>
+      <w:r>
+        <w:rPr>
+          <w:rFonts w:cstheme="minorHAnsi"/>
+          <w:sz w:val="24"/>
+        </w:rPr>
+        <w:lastRenderedPageBreak/>
+        <w:t xml:space="preserve">a coded representation of those propositions.  The propositions are the list of current (dynamic) propositions defining any state.  The encode-state function must return a </w:t>
       </w:r>
       <w:r>
         <w:rPr>
@@ -34068,6 +33990,380 @@
     </w:p>
     <w:p>
       <w:pPr>
+        <w:pStyle w:val="NoSpacing"/>
+      </w:pPr>
+    </w:p>
+    <w:p>
+      <w:pPr>
+        <w:pStyle w:val="Heading2"/>
+      </w:pPr>
+      <w:r>
+        <w:lastRenderedPageBreak/>
+        <w:t>Meet-In-The-Middle Search</w:t>
+      </w:r>
+    </w:p>
+    <w:p>
+      <w:pPr>
+        <w:pStyle w:val="NoSpacing"/>
+      </w:pPr>
+    </w:p>
+    <w:p>
+      <w:pPr>
+        <w:pStyle w:val="NoSpacing"/>
+      </w:pPr>
+      <w:r>
+        <w:t xml:space="preserve">Some planning problems resist direct solution.  A forward search from the start state may face a combinatorial explosion where no heuristic or intermediate subgoal is powerful enough to guide the solver toward the goal within a reasonable depth cutoff.  When standard techniques fail, a meet-in-the-middle search strategy offers an alternative Wouldwork problem-solving capability. </w:t>
+      </w:r>
+      <w:r>
+        <w:t xml:space="preserve"> </w:t>
+      </w:r>
+      <w:r>
+        <w:t xml:space="preserve">But the user has to supplement the usual problem specification with an additional section that tells Wouldwork's enumerator how to generate candidate states backward from the goal.  </w:t>
+      </w:r>
+    </w:p>
+    <w:p>
+      <w:pPr>
+        <w:pStyle w:val="NoSpacing"/>
+      </w:pPr>
+    </w:p>
+    <w:p>
+      <w:pPr>
+        <w:pStyle w:val="NoSpacing"/>
+      </w:pPr>
+      <w:r>
+        <w:t>Instead of searching forward from start to goal, the enumerator works backward from the goal to a set of intermediate states. It initially enumerates all states that could satisfy the goal condition, then it expands those states backward through layers of predecessor states, building a comprehensive set of intermediate states</w:t>
+      </w:r>
+      <w:r>
+        <w:t>,</w:t>
+      </w:r>
+      <w:r>
+        <w:t xml:space="preserve"> </w:t>
+      </w:r>
+      <w:r>
+        <w:t>potentially</w:t>
+      </w:r>
+      <w:r>
+        <w:t xml:space="preserve"> reachable from the start state.  The forward solver then only needs to reach any state in this reachable set, a typically much shallower search.  The full solution then consists of stitching together the forward + backward paths to the goal.</w:t>
+      </w:r>
+    </w:p>
+    <w:p>
+      <w:pPr>
+        <w:pStyle w:val="NoSpacing"/>
+      </w:pPr>
+    </w:p>
+    <w:p>
+      <w:pPr>
+        <w:pStyle w:val="NoSpacing"/>
+      </w:pPr>
+      <w:r>
+        <w:t>But note that either forward search or backward enumeration can still be intractable.  Experimentation is the best way to find out if a good meeting point can be found.  Look at the final section of problem-corner.lisp for an example of how to specify enumerator requirements.</w:t>
+      </w:r>
+    </w:p>
+    <w:p>
+      <w:pPr>
+        <w:pStyle w:val="NoSpacing"/>
+      </w:pPr>
+    </w:p>
+    <w:p>
+      <w:pPr>
+        <w:pStyle w:val="NoSpacing"/>
+      </w:pPr>
+      <w:r>
+        <w:t>Base vs Derived Relations</w:t>
+      </w:r>
+    </w:p>
+    <w:p>
+      <w:pPr>
+        <w:pStyle w:val="NoSpacing"/>
+      </w:pPr>
+    </w:p>
+    <w:p>
+      <w:pPr>
+        <w:pStyle w:val="NoSpacing"/>
+      </w:pPr>
+      <w:r>
+        <w:t xml:space="preserve">Much of the user's input to the enumerator involves telling the enumerator how to prune the exponentially explosive backward generation of states.  Dynamic relations (specified with define-dynamic-relations) normally consist of two types: base relations and derived relations.  A base relation is a dynamic relation whose argument values determine a complete problem state. For example, a </w:t>
+      </w:r>
+      <w:r>
+        <w:lastRenderedPageBreak/>
+        <w:t xml:space="preserve">typical base relation is the location of objects like (on object plate), where being on a (pressure) plate opens a gate. But (open gate), indicating that a gate is open, is a derived relation, since it can be derived from the status of an on relation.  If an object is on a plate, then </w:t>
+      </w:r>
+      <w:r>
+        <w:t xml:space="preserve">it will open </w:t>
+      </w:r>
+      <w:r>
+        <w:t>a gate</w:t>
+      </w:r>
+      <w:r>
+        <w:t>.</w:t>
+      </w:r>
+      <w:r>
+        <w:t xml:space="preserve">  If the enumerator knows all of the base relations, it can infer all the derived relations. Therefore, specifying only the base relations for a partial state is sufficient for deriving the complete state--eg, (on object1 plate1) means (open gate1) should also be part of the state and will be automatically</w:t>
+      </w:r>
+      <w:r>
+        <w:t xml:space="preserve"> added</w:t>
+      </w:r>
+      <w:r>
+        <w:t>.</w:t>
+      </w:r>
+    </w:p>
+    <w:p>
+      <w:pPr>
+        <w:pStyle w:val="NoSpacing"/>
+      </w:pPr>
+    </w:p>
+    <w:p>
+      <w:pPr>
+        <w:pStyle w:val="NoSpacing"/>
+      </w:pPr>
+      <w:r>
+        <w:t>Method</w:t>
+      </w:r>
+    </w:p>
+    <w:p>
+      <w:pPr>
+        <w:pStyle w:val="NoSpacing"/>
+      </w:pPr>
+    </w:p>
+    <w:p>
+      <w:pPr>
+        <w:pStyle w:val="NoSpacing"/>
+      </w:pPr>
+      <w:r>
+        <w:t>The enumerator uses a CSP (constraint satisfaction problem) technique to systematically generate candidate base states.  It requires the user declare all of the base relations of the problem, including any known base relation constraints that can prune the CSP search.</w:t>
+      </w:r>
+    </w:p>
+    <w:p>
+      <w:pPr>
+        <w:pStyle w:val="NoSpacing"/>
+      </w:pPr>
+    </w:p>
+    <w:p>
+      <w:pPr>
+        <w:pStyle w:val="NoSpacing"/>
+      </w:pPr>
+      <w:r>
+        <w:t>The enumerator first converts these base-relation declarations into a sequence of CSP actions. It then uses the Wouldwork solver with *problem-type* = CSP to search through all possible argument assignments of the base relations to create base states, pruning heavily as it goes.  Finally, it adds all derived relations to each base state and tests against the goal condition, throwing out any that do not satisfy the goal.</w:t>
+      </w:r>
+    </w:p>
+    <w:p>
+      <w:pPr>
+        <w:pStyle w:val="NoSpacing"/>
+      </w:pPr>
+    </w:p>
+    <w:p>
+      <w:pPr>
+        <w:pStyle w:val="NoSpacing"/>
+      </w:pPr>
+      <w:r>
+        <w:t>Once the candidate goal states are available, the backward enumeration to candidate predecessor states can begin.  Each backward predecessor level makes use of the same CSP process to develop all of the candidate predecessor states that can satisfy the goal.  The user controls how many layers deep the backward search goes.</w:t>
+      </w:r>
+    </w:p>
+    <w:p>
+      <w:pPr>
+        <w:pStyle w:val="NoSpacing"/>
+      </w:pPr>
+    </w:p>
+    <w:p>
+      <w:pPr>
+        <w:pStyle w:val="NoSpacing"/>
+      </w:pPr>
+    </w:p>
+    <w:p>
+      <w:pPr>
+        <w:pStyle w:val="NoSpacing"/>
+      </w:pPr>
+    </w:p>
+    <w:p>
+      <w:pPr>
+        <w:pStyle w:val="NoSpacing"/>
+      </w:pPr>
+    </w:p>
+    <w:p>
+      <w:pPr>
+        <w:pStyle w:val="NoSpacing"/>
+      </w:pPr>
+      <w:r>
+        <w:lastRenderedPageBreak/>
+        <w:t>Specification</w:t>
+      </w:r>
+    </w:p>
+    <w:p>
+      <w:pPr>
+        <w:pStyle w:val="NoSpacing"/>
+      </w:pPr>
+    </w:p>
+    <w:p>
+      <w:pPr>
+        <w:pStyle w:val="NoSpacing"/>
+      </w:pPr>
+      <w:r>
+        <w:t xml:space="preserve">To use the enumerator, the user must include certain declarations in the problem spec.  These declarations are placed in the problem file, typically at the end, after the standard define-action, define-query,  define-update, and define-goal forms.  Three declaration forms are available: </w:t>
+      </w:r>
+      <w:r>
+        <w:t xml:space="preserve"> </w:t>
+      </w:r>
+      <w:r>
+        <w:t>define-base-relation (required), define-goal-filter (optional), and the state-feasible? query (optional).  Define-base-relation tells the enumerator how to generate and prune potential base relations; define-goal-filter offers extra pruning of goal states; and state-feasible? should prune any enumerated state that is not reachable from the start state.</w:t>
+      </w:r>
+    </w:p>
+    <w:p>
+      <w:pPr>
+        <w:pStyle w:val="NoSpacing"/>
+      </w:pPr>
+    </w:p>
+    <w:p>
+      <w:pPr>
+        <w:pStyle w:val="NoSpacing"/>
+      </w:pPr>
+      <w:r>
+        <w:t>In addition, the problem spec actions must be organized properly to use the enumerator.  Actions must assert only base relations, and then call propagate-changes! (a standard update function) that will add all derived relations to the current state.  The enumerator processes base relations in the order they are declared, so relations that constrain others should be declared first for efficiency.</w:t>
+      </w:r>
+    </w:p>
+    <w:p>
+      <w:pPr>
+        <w:pStyle w:val="NoSpacing"/>
+      </w:pPr>
+    </w:p>
+    <w:p>
+      <w:pPr>
+        <w:pStyle w:val="NoSpacing"/>
+      </w:pPr>
+      <w:r>
+        <w:t>Workflow</w:t>
+      </w:r>
+    </w:p>
+    <w:p>
+      <w:pPr>
+        <w:pStyle w:val="NoSpacing"/>
+      </w:pPr>
+    </w:p>
+    <w:p>
+      <w:pPr>
+        <w:pStyle w:val="NoSpacing"/>
+      </w:pPr>
+      <w:r>
+        <w:t>The enumerator workflow normally consists of several basic steps, each invoked from the REPL.  Each step builds on the results of the previous step:</w:t>
+      </w:r>
+    </w:p>
+    <w:p>
+      <w:pPr>
+        <w:pStyle w:val="NoSpacing"/>
+      </w:pPr>
+    </w:p>
+    <w:p>
+      <w:pPr>
+        <w:pStyle w:val="NoSpacing"/>
+        <w:numPr>
+          <w:ilvl w:val="0"/>
+          <w:numId w:val="27"/>
+        </w:numPr>
+        <w:ind w:left="360"/>
+      </w:pPr>
+      <w:r>
+        <w:t>(progn (ql:quickload wouldwork) (in-package :ww)) - load Wouldwork.</w:t>
+      </w:r>
+    </w:p>
+    <w:p>
+      <w:pPr>
+        <w:pStyle w:val="NoSpacing"/>
+        <w:numPr>
+          <w:ilvl w:val="0"/>
+          <w:numId w:val="27"/>
+        </w:numPr>
+        <w:ind w:left="360"/>
+      </w:pPr>
+      <w:r>
+        <w:t>(stage &lt;problem-name&gt;) - load your problem into Wouldwork</w:t>
+      </w:r>
+    </w:p>
+    <w:p>
+      <w:pPr>
+        <w:pStyle w:val="NoSpacing"/>
+        <w:numPr>
+          <w:ilvl w:val="0"/>
+          <w:numId w:val="27"/>
+        </w:numPr>
+        <w:ind w:left="360"/>
+      </w:pPr>
+      <w:r>
+        <w:t>(find-goal-states) - enumerate all candidate goal states compatible with the problem goal</w:t>
+      </w:r>
+    </w:p>
+    <w:p>
+      <w:pPr>
+        <w:pStyle w:val="NoSpacing"/>
+        <w:numPr>
+          <w:ilvl w:val="0"/>
+          <w:numId w:val="27"/>
+        </w:numPr>
+        <w:ind w:left="360"/>
+      </w:pPr>
+      <w:r>
+        <w:t>(find-predecessors) - enumerate all predecessor states, one layer at a time</w:t>
+      </w:r>
+    </w:p>
+    <w:p>
+      <w:pPr>
+        <w:pStyle w:val="NoSpacing"/>
+        <w:ind w:left="720"/>
+      </w:pPr>
+      <w:r>
+        <w:t>-after backward enumeration for a layer completes, answer yes to continue, or no to stop generating backward layers</w:t>
+      </w:r>
+    </w:p>
+    <w:p>
+      <w:pPr>
+        <w:pStyle w:val="NoSpacing"/>
+        <w:ind w:left="360" w:firstLine="360"/>
+      </w:pPr>
+      <w:r>
+        <w:t>-enter Ctrl-C during a layer to prematurely exit that layer</w:t>
+      </w:r>
+    </w:p>
+    <w:p>
+      <w:pPr>
+        <w:pStyle w:val="NoSpacing"/>
+        <w:numPr>
+          <w:ilvl w:val="0"/>
+          <w:numId w:val="27"/>
+        </w:numPr>
+        <w:ind w:left="360"/>
+      </w:pPr>
+      <w:r>
+        <w:lastRenderedPageBreak/>
+        <w:t>(solve-meeting-point :depth-cutoff &lt;N&gt; :solution-type first) - forward search to the depth corresponding to the last backward layer from the goal</w:t>
+      </w:r>
+    </w:p>
+    <w:p>
+      <w:pPr>
+        <w:pStyle w:val="NoSpacing"/>
+        <w:numPr>
+          <w:ilvl w:val="0"/>
+          <w:numId w:val="27"/>
+        </w:numPr>
+        <w:ind w:left="360"/>
+      </w:pPr>
+      <w:r>
+        <w:t>Examine the final solution which patches the backward layers onto the forward path</w:t>
+      </w:r>
+    </w:p>
+    <w:p>
+      <w:pPr>
+        <w:pStyle w:val="NoSpacing"/>
+        <w:ind w:left="720"/>
+      </w:pPr>
+      <w:r>
+        <w:t>-review *solutions* and/or *unique-solutions* if more than one solution requested</w:t>
+      </w:r>
+    </w:p>
+    <w:p>
+      <w:pPr>
+        <w:pStyle w:val="NoSpacing"/>
+      </w:pPr>
+    </w:p>
+    <w:p>
+      <w:pPr>
         <w:pStyle w:val="Heading2"/>
       </w:pPr>
       <w:bookmarkStart w:id="65" w:name="_Toc206658690"/>
@@ -34292,7 +34588,11 @@
         <w:t>CLOSED</w:t>
       </w:r>
       <w:r>
-        <w:t xml:space="preserve"> whose f values were thus lowered and redirect to n, the pointers from all nodes whose f values were lowered. </w:t>
+        <w:t xml:space="preserve"> </w:t>
+      </w:r>
+      <w:r>
+        <w:lastRenderedPageBreak/>
+        <w:t>whose f values were thus lowered and redirect to n, the pointers from all nodes whose f values were lowered. </w:t>
       </w:r>
     </w:p>
     <w:p>
@@ -34322,11 +34622,7 @@
         <w:pStyle w:val="NoSpacing"/>
       </w:pPr>
       <w:r>
-        <w:t xml:space="preserve">Note that Wouldwork can perform either a depth-first or backtracking search using the same problem specification.  Backtracking search is more efficient when working with trees since it doesn’t copy states or </w:t>
-      </w:r>
-      <w:r>
-        <w:lastRenderedPageBreak/>
-        <w:t xml:space="preserve">maintain OPEN or CLOSED tables of states.  However, backtracking </w:t>
+        <w:t xml:space="preserve">Note that Wouldwork can perform either a depth-first or backtracking search using the same problem specification.  Backtracking search is more efficient when working with trees since it doesn’t copy states or maintain OPEN or CLOSED tables of states.  However, backtracking </w:t>
       </w:r>
       <w:r>
         <w:t>often will get lost if there are repeated states, so use depth-first with graphs.</w:t>
@@ -36067,7 +36363,7 @@
           <v:shape id="_x0000_i1028" type="#_x0000_t75" style="width:237pt;height:226.5pt" o:ole="">
             <v:imagedata r:id="rId15" o:title=""/>
           </v:shape>
-          <o:OLEObject Type="Embed" ProgID="Visio.Drawing.15" ShapeID="_x0000_i1028" DrawAspect="Content" ObjectID="_1832174752" r:id="rId16"/>
+          <o:OLEObject Type="Embed" ProgID="Visio.Drawing.15" ShapeID="_x0000_i1028" DrawAspect="Content" ObjectID="_1834210201" r:id="rId16"/>
         </w:object>
       </w:r>
     </w:p>
@@ -39017,7 +39313,7 @@
           <v:shape id="_x0000_i1029" type="#_x0000_t75" style="width:334.5pt;height:189pt" o:ole="">
             <v:imagedata r:id="rId23" o:title=""/>
           </v:shape>
-          <o:OLEObject Type="Embed" ProgID="Visio.Drawing.15" ShapeID="_x0000_i1029" DrawAspect="Content" ObjectID="_1832174753" r:id="rId24"/>
+          <o:OLEObject Type="Embed" ProgID="Visio.Drawing.15" ShapeID="_x0000_i1029" DrawAspect="Content" ObjectID="_1834210202" r:id="rId24"/>
         </w:object>
       </w:r>
     </w:p>
@@ -44618,7 +44914,7 @@
           <v:shape id="_x0000_i1030" type="#_x0000_t75" style="width:297.5pt;height:186pt" o:ole="">
             <v:imagedata r:id="rId29" o:title="" croptop="10508f" cropbottom="10508f" cropleft="9845f" cropright="14768f"/>
           </v:shape>
-          <o:OLEObject Type="Embed" ProgID="PowerPoint.Show.12" ShapeID="_x0000_i1030" DrawAspect="Content" ObjectID="_1832174754" r:id="rId30"/>
+          <o:OLEObject Type="Embed" ProgID="PowerPoint.Show.12" ShapeID="_x0000_i1030" DrawAspect="Content" ObjectID="_1834210203" r:id="rId30"/>
         </w:object>
       </w:r>
     </w:p>
@@ -59859,6 +60155,92 @@
     </w:lvl>
   </w:abstractNum>
   <w:abstractNum w:abstractNumId="11" w15:restartNumberingAfterBreak="0">
+    <w:nsid w:val="31C81090"/>
+    <w:multiLevelType w:val="hybridMultilevel"/>
+    <w:tmpl w:val="2AA4550A"/>
+    <w:lvl w:ilvl="0" w:tplc="0409000F">
+      <w:start w:val="1"/>
+      <w:numFmt w:val="decimal"/>
+      <w:lvlText w:val="%1."/>
+      <w:lvlJc w:val="left"/>
+      <w:pPr>
+        <w:ind w:left="720" w:hanging="360"/>
+      </w:pPr>
+    </w:lvl>
+    <w:lvl w:ilvl="1" w:tplc="04090019" w:tentative="1">
+      <w:start w:val="1"/>
+      <w:numFmt w:val="lowerLetter"/>
+      <w:lvlText w:val="%2."/>
+      <w:lvlJc w:val="left"/>
+      <w:pPr>
+        <w:ind w:left="1440" w:hanging="360"/>
+      </w:pPr>
+    </w:lvl>
+    <w:lvl w:ilvl="2" w:tplc="0409001B" w:tentative="1">
+      <w:start w:val="1"/>
+      <w:numFmt w:val="lowerRoman"/>
+      <w:lvlText w:val="%3."/>
+      <w:lvlJc w:val="right"/>
+      <w:pPr>
+        <w:ind w:left="2160" w:hanging="180"/>
+      </w:pPr>
+    </w:lvl>
+    <w:lvl w:ilvl="3" w:tplc="0409000F" w:tentative="1">
+      <w:start w:val="1"/>
+      <w:numFmt w:val="decimal"/>
+      <w:lvlText w:val="%4."/>
+      <w:lvlJc w:val="left"/>
+      <w:pPr>
+        <w:ind w:left="2880" w:hanging="360"/>
+      </w:pPr>
+    </w:lvl>
+    <w:lvl w:ilvl="4" w:tplc="04090019" w:tentative="1">
+      <w:start w:val="1"/>
+      <w:numFmt w:val="lowerLetter"/>
+      <w:lvlText w:val="%5."/>
+      <w:lvlJc w:val="left"/>
+      <w:pPr>
+        <w:ind w:left="3600" w:hanging="360"/>
+      </w:pPr>
+    </w:lvl>
+    <w:lvl w:ilvl="5" w:tplc="0409001B" w:tentative="1">
+      <w:start w:val="1"/>
+      <w:numFmt w:val="lowerRoman"/>
+      <w:lvlText w:val="%6."/>
+      <w:lvlJc w:val="right"/>
+      <w:pPr>
+        <w:ind w:left="4320" w:hanging="180"/>
+      </w:pPr>
+    </w:lvl>
+    <w:lvl w:ilvl="6" w:tplc="0409000F" w:tentative="1">
+      <w:start w:val="1"/>
+      <w:numFmt w:val="decimal"/>
+      <w:lvlText w:val="%7."/>
+      <w:lvlJc w:val="left"/>
+      <w:pPr>
+        <w:ind w:left="5040" w:hanging="360"/>
+      </w:pPr>
+    </w:lvl>
+    <w:lvl w:ilvl="7" w:tplc="04090019" w:tentative="1">
+      <w:start w:val="1"/>
+      <w:numFmt w:val="lowerLetter"/>
+      <w:lvlText w:val="%8."/>
+      <w:lvlJc w:val="left"/>
+      <w:pPr>
+        <w:ind w:left="5760" w:hanging="360"/>
+      </w:pPr>
+    </w:lvl>
+    <w:lvl w:ilvl="8" w:tplc="0409001B" w:tentative="1">
+      <w:start w:val="1"/>
+      <w:numFmt w:val="lowerRoman"/>
+      <w:lvlText w:val="%9."/>
+      <w:lvlJc w:val="right"/>
+      <w:pPr>
+        <w:ind w:left="6480" w:hanging="180"/>
+      </w:pPr>
+    </w:lvl>
+  </w:abstractNum>
+  <w:abstractNum w:abstractNumId="12" w15:restartNumberingAfterBreak="0">
     <w:nsid w:val="3F241704"/>
     <w:multiLevelType w:val="multilevel"/>
     <w:tmpl w:val="6FCEC38C"/>
@@ -60007,7 +60389,7 @@
       </w:rPr>
     </w:lvl>
   </w:abstractNum>
-  <w:abstractNum w:abstractNumId="12" w15:restartNumberingAfterBreak="0">
+  <w:abstractNum w:abstractNumId="13" w15:restartNumberingAfterBreak="0">
     <w:nsid w:val="3F5E4002"/>
     <w:multiLevelType w:val="hybridMultilevel"/>
     <w:tmpl w:val="90743D8E"/>
@@ -60096,7 +60478,96 @@
       </w:pPr>
     </w:lvl>
   </w:abstractNum>
-  <w:abstractNum w:abstractNumId="13" w15:restartNumberingAfterBreak="0">
+  <w:abstractNum w:abstractNumId="14" w15:restartNumberingAfterBreak="0">
+    <w:nsid w:val="41BF02F2"/>
+    <w:multiLevelType w:val="hybridMultilevel"/>
+    <w:tmpl w:val="1D5A889E"/>
+    <w:lvl w:ilvl="0" w:tplc="0409000F">
+      <w:start w:val="1"/>
+      <w:numFmt w:val="decimal"/>
+      <w:lvlText w:val="%1."/>
+      <w:lvlJc w:val="left"/>
+      <w:pPr>
+        <w:ind w:left="720" w:hanging="360"/>
+      </w:pPr>
+      <w:rPr>
+        <w:rFonts w:hint="default"/>
+      </w:rPr>
+    </w:lvl>
+    <w:lvl w:ilvl="1" w:tplc="04090019" w:tentative="1">
+      <w:start w:val="1"/>
+      <w:numFmt w:val="lowerLetter"/>
+      <w:lvlText w:val="%2."/>
+      <w:lvlJc w:val="left"/>
+      <w:pPr>
+        <w:ind w:left="1440" w:hanging="360"/>
+      </w:pPr>
+    </w:lvl>
+    <w:lvl w:ilvl="2" w:tplc="0409001B" w:tentative="1">
+      <w:start w:val="1"/>
+      <w:numFmt w:val="lowerRoman"/>
+      <w:lvlText w:val="%3."/>
+      <w:lvlJc w:val="right"/>
+      <w:pPr>
+        <w:ind w:left="2160" w:hanging="180"/>
+      </w:pPr>
+    </w:lvl>
+    <w:lvl w:ilvl="3" w:tplc="0409000F" w:tentative="1">
+      <w:start w:val="1"/>
+      <w:numFmt w:val="decimal"/>
+      <w:lvlText w:val="%4."/>
+      <w:lvlJc w:val="left"/>
+      <w:pPr>
+        <w:ind w:left="2880" w:hanging="360"/>
+      </w:pPr>
+    </w:lvl>
+    <w:lvl w:ilvl="4" w:tplc="04090019" w:tentative="1">
+      <w:start w:val="1"/>
+      <w:numFmt w:val="lowerLetter"/>
+      <w:lvlText w:val="%5."/>
+      <w:lvlJc w:val="left"/>
+      <w:pPr>
+        <w:ind w:left="3600" w:hanging="360"/>
+      </w:pPr>
+    </w:lvl>
+    <w:lvl w:ilvl="5" w:tplc="0409001B" w:tentative="1">
+      <w:start w:val="1"/>
+      <w:numFmt w:val="lowerRoman"/>
+      <w:lvlText w:val="%6."/>
+      <w:lvlJc w:val="right"/>
+      <w:pPr>
+        <w:ind w:left="4320" w:hanging="180"/>
+      </w:pPr>
+    </w:lvl>
+    <w:lvl w:ilvl="6" w:tplc="0409000F" w:tentative="1">
+      <w:start w:val="1"/>
+      <w:numFmt w:val="decimal"/>
+      <w:lvlText w:val="%7."/>
+      <w:lvlJc w:val="left"/>
+      <w:pPr>
+        <w:ind w:left="5040" w:hanging="360"/>
+      </w:pPr>
+    </w:lvl>
+    <w:lvl w:ilvl="7" w:tplc="04090019" w:tentative="1">
+      <w:start w:val="1"/>
+      <w:numFmt w:val="lowerLetter"/>
+      <w:lvlText w:val="%8."/>
+      <w:lvlJc w:val="left"/>
+      <w:pPr>
+        <w:ind w:left="5760" w:hanging="360"/>
+      </w:pPr>
+    </w:lvl>
+    <w:lvl w:ilvl="8" w:tplc="0409001B" w:tentative="1">
+      <w:start w:val="1"/>
+      <w:numFmt w:val="lowerRoman"/>
+      <w:lvlText w:val="%9."/>
+      <w:lvlJc w:val="right"/>
+      <w:pPr>
+        <w:ind w:left="6480" w:hanging="180"/>
+      </w:pPr>
+    </w:lvl>
+  </w:abstractNum>
+  <w:abstractNum w:abstractNumId="15" w15:restartNumberingAfterBreak="0">
     <w:nsid w:val="47ED02A9"/>
     <w:multiLevelType w:val="multilevel"/>
     <w:tmpl w:val="8B363A70"/>
@@ -60209,7 +60680,7 @@
       </w:pPr>
     </w:lvl>
   </w:abstractNum>
-  <w:abstractNum w:abstractNumId="14" w15:restartNumberingAfterBreak="0">
+  <w:abstractNum w:abstractNumId="16" w15:restartNumberingAfterBreak="0">
     <w:nsid w:val="4AD76DCD"/>
     <w:multiLevelType w:val="hybridMultilevel"/>
     <w:tmpl w:val="CFC08EAA"/>
@@ -60321,7 +60792,7 @@
       </w:rPr>
     </w:lvl>
   </w:abstractNum>
-  <w:abstractNum w:abstractNumId="15" w15:restartNumberingAfterBreak="0">
+  <w:abstractNum w:abstractNumId="17" w15:restartNumberingAfterBreak="0">
     <w:nsid w:val="4C4A74AA"/>
     <w:multiLevelType w:val="hybridMultilevel"/>
     <w:tmpl w:val="81AC4342"/>
@@ -60433,7 +60904,7 @@
       </w:rPr>
     </w:lvl>
   </w:abstractNum>
-  <w:abstractNum w:abstractNumId="16" w15:restartNumberingAfterBreak="0">
+  <w:abstractNum w:abstractNumId="18" w15:restartNumberingAfterBreak="0">
     <w:nsid w:val="4C5173EA"/>
     <w:multiLevelType w:val="hybridMultilevel"/>
     <w:tmpl w:val="53985B72"/>
@@ -60519,7 +60990,7 @@
       </w:pPr>
     </w:lvl>
   </w:abstractNum>
-  <w:abstractNum w:abstractNumId="17" w15:restartNumberingAfterBreak="0">
+  <w:abstractNum w:abstractNumId="19" w15:restartNumberingAfterBreak="0">
     <w:nsid w:val="527C16E1"/>
     <w:multiLevelType w:val="hybridMultilevel"/>
     <w:tmpl w:val="F04AC686"/>
@@ -60632,7 +61103,7 @@
       </w:rPr>
     </w:lvl>
   </w:abstractNum>
-  <w:abstractNum w:abstractNumId="18" w15:restartNumberingAfterBreak="0">
+  <w:abstractNum w:abstractNumId="20" w15:restartNumberingAfterBreak="0">
     <w:nsid w:val="543D7CB9"/>
     <w:multiLevelType w:val="multilevel"/>
     <w:tmpl w:val="4710C758"/>
@@ -60781,7 +61252,7 @@
       </w:rPr>
     </w:lvl>
   </w:abstractNum>
-  <w:abstractNum w:abstractNumId="19" w15:restartNumberingAfterBreak="0">
+  <w:abstractNum w:abstractNumId="21" w15:restartNumberingAfterBreak="0">
     <w:nsid w:val="579C38E0"/>
     <w:multiLevelType w:val="multilevel"/>
     <w:tmpl w:val="4574E294"/>
@@ -60894,7 +61365,7 @@
       </w:pPr>
     </w:lvl>
   </w:abstractNum>
-  <w:abstractNum w:abstractNumId="20" w15:restartNumberingAfterBreak="0">
+  <w:abstractNum w:abstractNumId="22" w15:restartNumberingAfterBreak="0">
     <w:nsid w:val="5BE47529"/>
     <w:multiLevelType w:val="multilevel"/>
     <w:tmpl w:val="CE284F70"/>
@@ -61043,7 +61514,7 @@
       </w:rPr>
     </w:lvl>
   </w:abstractNum>
-  <w:abstractNum w:abstractNumId="21" w15:restartNumberingAfterBreak="0">
+  <w:abstractNum w:abstractNumId="23" w15:restartNumberingAfterBreak="0">
     <w:nsid w:val="61373652"/>
     <w:multiLevelType w:val="hybridMultilevel"/>
     <w:tmpl w:val="E57C6F88"/>
@@ -61132,7 +61603,7 @@
       </w:pPr>
     </w:lvl>
   </w:abstractNum>
-  <w:abstractNum w:abstractNumId="22" w15:restartNumberingAfterBreak="0">
+  <w:abstractNum w:abstractNumId="24" w15:restartNumberingAfterBreak="0">
     <w:nsid w:val="639E6C92"/>
     <w:multiLevelType w:val="hybridMultilevel"/>
     <w:tmpl w:val="DCEABA9A"/>
@@ -61221,7 +61692,7 @@
       </w:pPr>
     </w:lvl>
   </w:abstractNum>
-  <w:abstractNum w:abstractNumId="23" w15:restartNumberingAfterBreak="0">
+  <w:abstractNum w:abstractNumId="25" w15:restartNumberingAfterBreak="0">
     <w:nsid w:val="6EB029E1"/>
     <w:multiLevelType w:val="hybridMultilevel"/>
     <w:tmpl w:val="CB6C8644"/>
@@ -61310,7 +61781,7 @@
       </w:pPr>
     </w:lvl>
   </w:abstractNum>
-  <w:abstractNum w:abstractNumId="24" w15:restartNumberingAfterBreak="0">
+  <w:abstractNum w:abstractNumId="26" w15:restartNumberingAfterBreak="0">
     <w:nsid w:val="7DF3159A"/>
     <w:multiLevelType w:val="hybridMultilevel"/>
     <w:tmpl w:val="DC46071C"/>
@@ -61424,13 +61895,13 @@
     </w:lvl>
   </w:abstractNum>
   <w:num w:numId="1" w16cid:durableId="1383673374">
-    <w:abstractNumId w:val="21"/>
+    <w:abstractNumId w:val="23"/>
   </w:num>
   <w:num w:numId="2" w16cid:durableId="165243697">
-    <w:abstractNumId w:val="12"/>
+    <w:abstractNumId w:val="13"/>
   </w:num>
   <w:num w:numId="3" w16cid:durableId="1651596104">
-    <w:abstractNumId w:val="22"/>
+    <w:abstractNumId w:val="24"/>
   </w:num>
   <w:num w:numId="4" w16cid:durableId="407116852">
     <w:abstractNumId w:val="2"/>
@@ -61439,28 +61910,28 @@
     <w:abstractNumId w:val="7"/>
   </w:num>
   <w:num w:numId="6" w16cid:durableId="1021660251">
-    <w:abstractNumId w:val="15"/>
+    <w:abstractNumId w:val="17"/>
   </w:num>
   <w:num w:numId="7" w16cid:durableId="280379279">
-    <w:abstractNumId w:val="14"/>
+    <w:abstractNumId w:val="16"/>
   </w:num>
   <w:num w:numId="8" w16cid:durableId="1021591556">
     <w:abstractNumId w:val="10"/>
   </w:num>
   <w:num w:numId="9" w16cid:durableId="897201342">
-    <w:abstractNumId w:val="16"/>
+    <w:abstractNumId w:val="18"/>
   </w:num>
   <w:num w:numId="10" w16cid:durableId="886259552">
-    <w:abstractNumId w:val="24"/>
+    <w:abstractNumId w:val="26"/>
   </w:num>
   <w:num w:numId="11" w16cid:durableId="1918200726">
-    <w:abstractNumId w:val="17"/>
+    <w:abstractNumId w:val="19"/>
   </w:num>
   <w:num w:numId="12" w16cid:durableId="1473711680">
-    <w:abstractNumId w:val="23"/>
+    <w:abstractNumId w:val="25"/>
   </w:num>
   <w:num w:numId="13" w16cid:durableId="761606157">
-    <w:abstractNumId w:val="13"/>
+    <w:abstractNumId w:val="15"/>
   </w:num>
   <w:num w:numId="14" w16cid:durableId="143550137">
     <w:abstractNumId w:val="5"/>
@@ -61478,13 +61949,13 @@
     <w:abstractNumId w:val="0"/>
   </w:num>
   <w:num w:numId="19" w16cid:durableId="52193205">
-    <w:abstractNumId w:val="19"/>
+    <w:abstractNumId w:val="21"/>
   </w:num>
   <w:num w:numId="20" w16cid:durableId="1909067785">
-    <w:abstractNumId w:val="20"/>
+    <w:abstractNumId w:val="22"/>
   </w:num>
   <w:num w:numId="21" w16cid:durableId="1069690456">
-    <w:abstractNumId w:val="11"/>
+    <w:abstractNumId w:val="12"/>
   </w:num>
   <w:num w:numId="22" w16cid:durableId="506212778">
     <w:abstractNumId w:val="6"/>
@@ -61493,10 +61964,16 @@
     <w:abstractNumId w:val="1"/>
   </w:num>
   <w:num w:numId="24" w16cid:durableId="288904877">
-    <w:abstractNumId w:val="18"/>
+    <w:abstractNumId w:val="20"/>
   </w:num>
   <w:num w:numId="25" w16cid:durableId="850879314">
     <w:abstractNumId w:val="9"/>
+  </w:num>
+  <w:num w:numId="26" w16cid:durableId="1125152827">
+    <w:abstractNumId w:val="11"/>
+  </w:num>
+  <w:num w:numId="27" w16cid:durableId="1930887804">
+    <w:abstractNumId w:val="14"/>
   </w:num>
 </w:numbering>
 </file>

--- a/Wouldwork User Manual(26.7).docx
+++ b/Wouldwork User Manual(26.7).docx
@@ -408,7 +408,7 @@
           <w:tab w:val="right" w:leader="dot" w:pos="7122"/>
         </w:tabs>
       </w:pPr>
-      <w:hyperlink r:id="rId7" w:history="1">
+      <w:hyperlink w:anchor="_Toc206658639" w:history="1">
         <w:r>
           <w:t>Introduction</w:t>
         </w:r>
@@ -425,7 +425,7 @@
           <w:tab w:val="right" w:leader="dot" w:pos="7122"/>
         </w:tabs>
       </w:pPr>
-      <w:hyperlink r:id="rId8" w:history="1">
+      <w:hyperlink w:anchor="_Toc206658640" w:history="1">
         <w:r>
           <w:t>Classical Planning</w:t>
         </w:r>
@@ -442,7 +442,7 @@
           <w:tab w:val="right" w:leader="dot" w:pos="6902"/>
         </w:tabs>
       </w:pPr>
-      <w:hyperlink r:id="rId9" w:history="1">
+      <w:hyperlink w:anchor="_Toc206658641" w:history="1">
         <w:r>
           <w:t>PART 1.  THE WOULDWORK PLANNER USER INTERFACE</w:t>
         </w:r>
@@ -459,7 +459,7 @@
           <w:tab w:val="right" w:leader="dot" w:pos="7122"/>
         </w:tabs>
       </w:pPr>
-      <w:hyperlink r:id="rId10" w:history="1">
+      <w:hyperlink w:anchor="_Toc206658642" w:history="1">
         <w:r>
           <w:t>Planner Features</w:t>
         </w:r>
@@ -476,7 +476,7 @@
           <w:tab w:val="right" w:leader="dot" w:pos="7122"/>
         </w:tabs>
       </w:pPr>
-      <w:hyperlink r:id="rId11" w:history="1">
+      <w:hyperlink w:anchor="_Toc206658643" w:history="1">
         <w:r>
           <w:t>Disclaimer</w:t>
         </w:r>
@@ -493,7 +493,7 @@
           <w:tab w:val="right" w:leader="dot" w:pos="7122"/>
         </w:tabs>
       </w:pPr>
-      <w:hyperlink r:id="rId12" w:history="1">
+      <w:hyperlink w:anchor="_Toc206658644" w:history="1">
         <w:r>
           <w:t>Quickstart with SBCL</w:t>
         </w:r>
@@ -510,7 +510,7 @@
           <w:tab w:val="right" w:leader="dot" w:pos="7122"/>
         </w:tabs>
       </w:pPr>
-      <w:hyperlink r:id="rId13" w:history="1">
+      <w:hyperlink w:anchor="_Toc206658645" w:history="1">
         <w:r>
           <w:t>Problem Specification</w:t>
         </w:r>
@@ -527,7 +527,7 @@
           <w:tab w:val="right" w:leader="dot" w:pos="7122"/>
         </w:tabs>
       </w:pPr>
-      <w:hyperlink r:id="rId14" w:history="1">
+      <w:hyperlink w:anchor="_Toc206658646" w:history="1">
         <w:r>
           <w:t>Specifying Environmental Objects &amp; Types</w:t>
         </w:r>
@@ -544,7 +544,7 @@
           <w:tab w:val="right" w:leader="dot" w:pos="7122"/>
         </w:tabs>
       </w:pPr>
-      <w:hyperlink r:id="rId15" w:history="1">
+      <w:hyperlink w:anchor="_Toc206658647" w:history="1">
         <w:r>
           <w:t>Specifying Object Relations</w:t>
         </w:r>
@@ -561,7 +561,7 @@
           <w:tab w:val="right" w:leader="dot" w:pos="7122"/>
         </w:tabs>
       </w:pPr>
-      <w:hyperlink r:id="rId16" w:history="1">
+      <w:hyperlink w:anchor="_Toc206658648" w:history="1">
         <w:r>
           <w:t>Specifying Possible Actions</w:t>
         </w:r>
@@ -578,7 +578,7 @@
           <w:tab w:val="right" w:leader="dot" w:pos="7122"/>
         </w:tabs>
       </w:pPr>
-      <w:hyperlink r:id="rId17" w:history="1">
+      <w:hyperlink w:anchor="_Toc206658649" w:history="1">
         <w:r>
           <w:t>Specifying Initial Conditions</w:t>
         </w:r>
@@ -595,7 +595,7 @@
           <w:tab w:val="right" w:leader="dot" w:pos="7122"/>
         </w:tabs>
       </w:pPr>
-      <w:hyperlink r:id="rId18" w:history="1">
+      <w:hyperlink w:anchor="_Toc206658650" w:history="1">
         <w:r>
           <w:t>Specifying the Goal Condition</w:t>
         </w:r>
@@ -612,7 +612,7 @@
           <w:tab w:val="right" w:leader="dot" w:pos="7122"/>
         </w:tabs>
       </w:pPr>
-      <w:hyperlink r:id="rId19" w:history="1">
+      <w:hyperlink w:anchor="_Toc206658651" w:history="1">
         <w:r>
           <w:t>Operational Considerations</w:t>
         </w:r>
@@ -629,7 +629,7 @@
           <w:tab w:val="right" w:leader="dot" w:pos="7122"/>
         </w:tabs>
       </w:pPr>
-      <w:hyperlink r:id="rId20" w:history="1">
+      <w:hyperlink w:anchor="_Toc206658652" w:history="1">
         <w:r>
           <w:t>Solution Types</w:t>
         </w:r>
@@ -646,7 +646,7 @@
           <w:tab w:val="right" w:leader="dot" w:pos="7122"/>
         </w:tabs>
       </w:pPr>
-      <w:hyperlink r:id="rId21" w:history="1">
+      <w:hyperlink w:anchor="_Toc206658653" w:history="1">
         <w:r>
           <w:t>Problem Types</w:t>
         </w:r>
@@ -663,7 +663,7 @@
           <w:tab w:val="right" w:leader="dot" w:pos="7122"/>
         </w:tabs>
       </w:pPr>
-      <w:hyperlink r:id="rId22" w:history="1">
+      <w:hyperlink w:anchor="_Toc206658654" w:history="1">
         <w:r>
           <w:t>Algorithm Types</w:t>
         </w:r>
@@ -680,7 +680,7 @@
           <w:tab w:val="right" w:leader="dot" w:pos="7122"/>
         </w:tabs>
       </w:pPr>
-      <w:hyperlink r:id="rId23" w:history="1">
+      <w:hyperlink w:anchor="_Toc206658655" w:history="1">
         <w:r>
           <w:t>Program Control Settings</w:t>
         </w:r>
@@ -697,7 +697,7 @@
           <w:tab w:val="right" w:leader="dot" w:pos="7122"/>
         </w:tabs>
       </w:pPr>
-      <w:hyperlink r:id="rId24" w:history="1">
+      <w:hyperlink w:anchor="_Toc206658656" w:history="1">
         <w:r>
           <w:t>Program Output</w:t>
         </w:r>
@@ -714,7 +714,7 @@
           <w:tab w:val="right" w:leader="dot" w:pos="6902"/>
         </w:tabs>
       </w:pPr>
-      <w:hyperlink r:id="rId25" w:history="1">
+      <w:hyperlink w:anchor="_Toc206658657" w:history="1">
         <w:r>
           <w:t>PART 2:  EXPLANATION OF OPTIONAL FEATURES</w:t>
         </w:r>
@@ -731,7 +731,7 @@
           <w:tab w:val="right" w:leader="dot" w:pos="7122"/>
         </w:tabs>
       </w:pPr>
-      <w:hyperlink r:id="rId26" w:history="1">
+      <w:hyperlink w:anchor="_Toc206658658" w:history="1">
         <w:r>
           <w:t>Object Types</w:t>
         </w:r>
@@ -748,7 +748,7 @@
           <w:tab w:val="right" w:leader="dot" w:pos="7122"/>
         </w:tabs>
       </w:pPr>
-      <w:hyperlink r:id="rId27" w:history="1">
+      <w:hyperlink w:anchor="_Toc206658659" w:history="1">
         <w:r>
           <w:t>Object Relations</w:t>
         </w:r>
@@ -765,7 +765,7 @@
           <w:tab w:val="right" w:leader="dot" w:pos="7122"/>
         </w:tabs>
       </w:pPr>
-      <w:hyperlink r:id="rId28" w:history="1">
+      <w:hyperlink w:anchor="_Toc206658660" w:history="1">
         <w:r>
           <w:t>Complementary Relations</w:t>
         </w:r>
@@ -782,7 +782,7 @@
           <w:tab w:val="right" w:leader="dot" w:pos="7122"/>
         </w:tabs>
       </w:pPr>
-      <w:hyperlink r:id="rId29" w:history="1">
+      <w:hyperlink w:anchor="_Toc206658661" w:history="1">
         <w:r>
           <w:t>Logical Statements, Quantifiers, &amp; Doall</w:t>
         </w:r>
@@ -799,7 +799,7 @@
           <w:tab w:val="right" w:leader="dot" w:pos="7122"/>
         </w:tabs>
       </w:pPr>
-      <w:hyperlink r:id="rId30" w:history="1">
+      <w:hyperlink w:anchor="_Toc206658662" w:history="1">
         <w:r>
           <w:t>Durative Actions</w:t>
         </w:r>
@@ -816,7 +816,7 @@
           <w:tab w:val="right" w:leader="dot" w:pos="7122"/>
         </w:tabs>
       </w:pPr>
-      <w:hyperlink r:id="rId31" w:history="1">
+      <w:hyperlink w:anchor="_Toc206658663" w:history="1">
         <w:r>
           <w:t>Fluent Variables &amp; Variable Binding</w:t>
         </w:r>
@@ -833,7 +833,7 @@
           <w:tab w:val="right" w:leader="dot" w:pos="7122"/>
         </w:tabs>
       </w:pPr>
-      <w:hyperlink r:id="rId32" w:history="1">
+      <w:hyperlink w:anchor="_Toc206658664" w:history="1">
         <w:r>
           <w:t>Global Variables</w:t>
         </w:r>
@@ -850,7 +850,7 @@
           <w:tab w:val="right" w:leader="dot" w:pos="7122"/>
         </w:tabs>
       </w:pPr>
-      <w:hyperlink r:id="rId33" w:history="1">
+      <w:hyperlink w:anchor="_Toc206658665" w:history="1">
         <w:r>
           <w:t>Dynamic (aka Special) Variables</w:t>
         </w:r>
@@ -867,7 +867,7 @@
           <w:tab w:val="right" w:leader="dot" w:pos="7122"/>
         </w:tabs>
       </w:pPr>
-      <w:hyperlink r:id="rId34" w:history="1">
+      <w:hyperlink w:anchor="_Toc206658666" w:history="1">
         <w:r>
           <w:t>Parameter Lists</w:t>
         </w:r>
@@ -884,7 +884,7 @@
           <w:tab w:val="right" w:leader="dot" w:pos="7122"/>
         </w:tabs>
       </w:pPr>
-      <w:hyperlink r:id="rId35" w:history="1">
+      <w:hyperlink w:anchor="_Toc206658667" w:history="1">
         <w:r>
           <w:t>Goals</w:t>
         </w:r>
@@ -901,7 +901,7 @@
           <w:tab w:val="right" w:leader="dot" w:pos="7122"/>
         </w:tabs>
       </w:pPr>
-      <w:hyperlink r:id="rId36" w:history="1">
+      <w:hyperlink w:anchor="_Toc206658668" w:history="1">
         <w:r>
           <w:t>Global Constraint</w:t>
         </w:r>
@@ -918,7 +918,7 @@
           <w:tab w:val="right" w:leader="dot" w:pos="7122"/>
         </w:tabs>
       </w:pPr>
-      <w:hyperlink r:id="rId37" w:history="1">
+      <w:hyperlink w:anchor="_Toc206658669" w:history="1">
         <w:r>
           <w:t>Query, Update, and Lisp Functions</w:t>
         </w:r>
@@ -935,7 +935,7 @@
           <w:tab w:val="right" w:leader="dot" w:pos="7122"/>
         </w:tabs>
       </w:pPr>
-      <w:hyperlink r:id="rId38" w:history="1">
+      <w:hyperlink w:anchor="_Toc206658670" w:history="1">
         <w:r>
           <w:t>Next &amp; Finally</w:t>
         </w:r>
@@ -952,7 +952,7 @@
           <w:tab w:val="right" w:leader="dot" w:pos="7122"/>
         </w:tabs>
       </w:pPr>
-      <w:hyperlink r:id="rId39" w:history="1">
+      <w:hyperlink w:anchor="_Toc206658671" w:history="1">
         <w:r>
           <w:t>Assert Statements</w:t>
         </w:r>
@@ -969,7 +969,7 @@
           <w:tab w:val="right" w:leader="dot" w:pos="7122"/>
         </w:tabs>
       </w:pPr>
-      <w:hyperlink r:id="rId40" w:history="1">
+      <w:hyperlink w:anchor="_Toc206658672" w:history="1">
         <w:r>
           <w:t>Exogenous Events</w:t>
         </w:r>
@@ -986,7 +986,7 @@
           <w:tab w:val="right" w:leader="dot" w:pos="7122"/>
         </w:tabs>
       </w:pPr>
-      <w:hyperlink r:id="rId41" w:history="1">
+      <w:hyperlink w:anchor="_Toc206658673" w:history="1">
         <w:r>
           <w:t>Waiting</w:t>
         </w:r>
@@ -1003,7 +1003,7 @@
           <w:tab w:val="right" w:leader="dot" w:pos="7122"/>
         </w:tabs>
       </w:pPr>
-      <w:hyperlink r:id="rId42" w:history="1">
+      <w:hyperlink w:anchor="_Toc206658674" w:history="1">
         <w:r>
           <w:t>Initialization Actions</w:t>
         </w:r>
@@ -1020,7 +1020,7 @@
           <w:tab w:val="right" w:leader="dot" w:pos="7122"/>
         </w:tabs>
       </w:pPr>
-      <w:hyperlink r:id="rId43" w:history="1">
+      <w:hyperlink w:anchor="_Toc206658675" w:history="1">
         <w:r>
           <w:t>Multiple Action Effects</w:t>
         </w:r>
@@ -1037,7 +1037,7 @@
           <w:tab w:val="right" w:leader="dot" w:pos="7122"/>
         </w:tabs>
       </w:pPr>
-      <w:hyperlink r:id="rId44" w:history="1">
+      <w:hyperlink w:anchor="_Toc206658676" w:history="1">
         <w:r>
           <w:t>The Variety of Logical Statements</w:t>
         </w:r>
@@ -1054,7 +1054,7 @@
           <w:tab w:val="right" w:leader="dot" w:pos="7122"/>
         </w:tabs>
       </w:pPr>
-      <w:hyperlink r:id="rId45" w:history="1">
+      <w:hyperlink w:anchor="_Toc206658677" w:history="1">
         <w:r>
           <w:t>Plan Monitoring &amp; General Debugging</w:t>
         </w:r>
@@ -1071,7 +1071,7 @@
           <w:tab w:val="right" w:leader="dot" w:pos="7122"/>
         </w:tabs>
       </w:pPr>
-      <w:hyperlink r:id="rId46" w:history="1">
+      <w:hyperlink w:anchor="_Toc206658678" w:history="1">
         <w:r>
           <w:t>Debugging with Runtime Invariants</w:t>
         </w:r>
@@ -1088,7 +1088,7 @@
           <w:tab w:val="right" w:leader="dot" w:pos="7122"/>
         </w:tabs>
       </w:pPr>
-      <w:hyperlink r:id="rId47" w:history="1">
+      <w:hyperlink w:anchor="_Toc206658679" w:history="1">
         <w:r>
           <w:t>Some Potentially Useful User Commands</w:t>
         </w:r>
@@ -1105,7 +1105,7 @@
           <w:tab w:val="right" w:leader="dot" w:pos="7122"/>
         </w:tabs>
       </w:pPr>
-      <w:hyperlink r:id="rId48" w:history="1">
+      <w:hyperlink w:anchor="_Toc206658680" w:history="1">
         <w:r>
           <w:t>Some Useful User Functions to Use in Rules</w:t>
         </w:r>
@@ -1122,7 +1122,7 @@
           <w:tab w:val="right" w:leader="dot" w:pos="6902"/>
         </w:tabs>
       </w:pPr>
-      <w:hyperlink r:id="rId49" w:history="1">
+      <w:hyperlink w:anchor="_Toc206658681" w:history="1">
         <w:r>
           <w:t>PART 3: PROBLEM SOLVING STRATEGIES</w:t>
         </w:r>
@@ -1139,7 +1139,7 @@
           <w:tab w:val="right" w:leader="dot" w:pos="7122"/>
         </w:tabs>
       </w:pPr>
-      <w:hyperlink r:id="rId50" w:history="1">
+      <w:hyperlink w:anchor="_Toc206658682" w:history="1">
         <w:r>
           <w:t>Brute-Force Search</w:t>
         </w:r>
@@ -1156,7 +1156,7 @@
           <w:tab w:val="right" w:leader="dot" w:pos="7122"/>
         </w:tabs>
       </w:pPr>
-      <w:hyperlink r:id="rId51" w:history="1">
+      <w:hyperlink w:anchor="_Toc206658683" w:history="1">
         <w:r>
           <w:t>Parallel Search</w:t>
         </w:r>
@@ -1173,7 +1173,7 @@
           <w:tab w:val="right" w:leader="dot" w:pos="7122"/>
         </w:tabs>
       </w:pPr>
-      <w:hyperlink r:id="rId52" w:history="1">
+      <w:hyperlink w:anchor="_Toc206658684" w:history="1">
         <w:r>
           <w:t>Subgoal Search</w:t>
         </w:r>
@@ -1190,7 +1190,7 @@
           <w:tab w:val="right" w:leader="dot" w:pos="7122"/>
         </w:tabs>
       </w:pPr>
-      <w:hyperlink r:id="rId53" w:history="1">
+      <w:hyperlink w:anchor="_Toc206658685" w:history="1">
         <w:r>
           <w:t>Heuristic Search</w:t>
         </w:r>
@@ -1207,7 +1207,7 @@
           <w:tab w:val="right" w:leader="dot" w:pos="7122"/>
         </w:tabs>
       </w:pPr>
-      <w:hyperlink r:id="rId54" w:history="1">
+      <w:hyperlink w:anchor="_Toc206658686" w:history="1">
         <w:r>
           <w:t>Optimization Problems</w:t>
         </w:r>
@@ -1224,7 +1224,7 @@
           <w:tab w:val="right" w:leader="dot" w:pos="7122"/>
         </w:tabs>
       </w:pPr>
-      <w:hyperlink r:id="rId55" w:history="1">
+      <w:hyperlink w:anchor="_Toc206658687" w:history="1">
         <w:r>
           <w:t>Constraint Satisfaction Problems</w:t>
         </w:r>
@@ -1241,7 +1241,7 @@
           <w:tab w:val="right" w:leader="dot" w:pos="7122"/>
         </w:tabs>
       </w:pPr>
-      <w:hyperlink r:id="rId56" w:history="1">
+      <w:hyperlink w:anchor="_Toc206658688" w:history="1">
         <w:r>
           <w:t>Searching with Macro Operators</w:t>
         </w:r>
@@ -1258,7 +1258,7 @@
           <w:tab w:val="right" w:leader="dot" w:pos="7122"/>
         </w:tabs>
       </w:pPr>
-      <w:hyperlink r:id="rId57" w:history="1">
+      <w:hyperlink w:anchor="_Toc206658689" w:history="1">
         <w:r>
           <w:t>Bi-Directional Search</w:t>
         </w:r>
@@ -1275,7 +1275,7 @@
           <w:tab w:val="right" w:leader="dot" w:pos="7122"/>
         </w:tabs>
       </w:pPr>
-      <w:hyperlink r:id="rId58" w:history="1">
+      <w:hyperlink w:anchor="_Toc206658690" w:history="1">
         <w:r>
           <w:t>The Wouldwork Depth-first Search Algorithm</w:t>
         </w:r>
@@ -1292,7 +1292,7 @@
           <w:tab w:val="right" w:leader="dot" w:pos="6902"/>
         </w:tabs>
       </w:pPr>
-      <w:hyperlink r:id="rId59" w:history="1">
+      <w:hyperlink w:anchor="_Toc206658691" w:history="1">
         <w:r>
           <w:t>APPENDIX:  SAMPLE PROBLEMS</w:t>
         </w:r>
@@ -1310,7 +1310,7 @@
           <w:tab w:val="right" w:leader="dot" w:pos="7122"/>
         </w:tabs>
       </w:pPr>
-      <w:hyperlink r:id="rId60" w:history="1">
+      <w:hyperlink w:anchor="_Toc206658692" w:history="1">
         <w:r>
           <w:t>1.</w:t>
         </w:r>
@@ -1340,7 +1340,7 @@
           <w:tab w:val="right" w:leader="dot" w:pos="7122"/>
         </w:tabs>
       </w:pPr>
-      <w:hyperlink r:id="rId61" w:history="1">
+      <w:hyperlink w:anchor="_Toc206658693" w:history="1">
         <w:r>
           <w:t>2.</w:t>
         </w:r>
@@ -1370,7 +1370,7 @@
           <w:tab w:val="right" w:leader="dot" w:pos="7122"/>
         </w:tabs>
       </w:pPr>
-      <w:hyperlink r:id="rId62" w:history="1">
+      <w:hyperlink w:anchor="_Toc206658694" w:history="1">
         <w:r>
           <w:t>3.</w:t>
         </w:r>
@@ -1400,7 +1400,7 @@
           <w:tab w:val="right" w:leader="dot" w:pos="7122"/>
         </w:tabs>
       </w:pPr>
-      <w:hyperlink r:id="rId63" w:history="1">
+      <w:hyperlink w:anchor="_Toc206658695" w:history="1">
         <w:r>
           <w:t>4.</w:t>
         </w:r>
@@ -1430,7 +1430,7 @@
           <w:tab w:val="right" w:leader="dot" w:pos="7122"/>
         </w:tabs>
       </w:pPr>
-      <w:hyperlink r:id="rId64" w:history="1">
+      <w:hyperlink w:anchor="_Toc206658696" w:history="1">
         <w:r>
           <w:t>5.</w:t>
         </w:r>
@@ -1460,7 +1460,7 @@
           <w:tab w:val="right" w:leader="dot" w:pos="7122"/>
         </w:tabs>
       </w:pPr>
-      <w:hyperlink r:id="rId65" w:history="1">
+      <w:hyperlink w:anchor="_Toc206658697" w:history="1">
         <w:r>
           <w:t>6.</w:t>
         </w:r>
@@ -1490,7 +1490,7 @@
           <w:tab w:val="right" w:leader="dot" w:pos="7122"/>
         </w:tabs>
       </w:pPr>
-      <w:hyperlink r:id="rId66" w:history="1">
+      <w:hyperlink w:anchor="_Toc206658698" w:history="1">
         <w:r>
           <w:t>7.</w:t>
         </w:r>
@@ -1520,7 +1520,7 @@
           <w:tab w:val="right" w:leader="dot" w:pos="7122"/>
         </w:tabs>
       </w:pPr>
-      <w:hyperlink r:id="rId67" w:history="1">
+      <w:hyperlink w:anchor="_Toc206658699" w:history="1">
         <w:r>
           <w:t>8.</w:t>
         </w:r>
@@ -1550,7 +1550,7 @@
           <w:tab w:val="right" w:leader="dot" w:pos="7122"/>
         </w:tabs>
       </w:pPr>
-      <w:hyperlink r:id="rId68" w:history="1">
+      <w:hyperlink w:anchor="_Toc206658700" w:history="1">
         <w:r>
           <w:t>9.</w:t>
         </w:r>
@@ -1831,7 +1831,7 @@
       <w:r>
         <w:t xml:space="preserve">Please see the author’s medium.com article for a gentle introduction to planning problems at: </w:t>
       </w:r>
-      <w:hyperlink r:id="rId69" w:history="1">
+      <w:hyperlink r:id="rId7" w:history="1">
         <w:r>
           <w:rPr>
             <w:rStyle w:val="Internetlink"/>
@@ -2108,7 +2108,7 @@
         <w:lastRenderedPageBreak/>
         <w:t xml:space="preserve">software runs optimally in the Steel Bank Common Lisp (SBCL) programming environment.  It is designed to be portable for other common lisp implementations, but only tested with CCL.  Search is compute-intensive, so expect significantly longer run times if not using SBCL.  Users may send bug reports, suggestions, or other useful comments to Dave Brown at </w:t>
       </w:r>
-      <w:hyperlink r:id="rId70" w:history="1">
+      <w:hyperlink r:id="rId8" w:history="1">
         <w:r>
           <w:rPr>
             <w:rStyle w:val="Internetlink"/>
@@ -2151,7 +2151,7 @@
       <w:r>
         <w:t xml:space="preserve">Install the SBCL Common Lisp release for your computer from </w:t>
       </w:r>
-      <w:hyperlink r:id="rId71" w:history="1">
+      <w:hyperlink r:id="rId9" w:history="1">
         <w:r>
           <w:rPr>
             <w:rStyle w:val="Internetlink"/>
@@ -2171,7 +2171,7 @@
       <w:r>
         <w:t xml:space="preserve">Install Quicklisp from </w:t>
       </w:r>
-      <w:hyperlink r:id="rId72" w:history="1">
+      <w:hyperlink r:id="rId10" w:history="1">
         <w:r>
           <w:rPr>
             <w:rStyle w:val="Internetlink"/>
@@ -2191,7 +2191,7 @@
       <w:r>
         <w:t xml:space="preserve">Clone or download the Wouldwork repository to your computer from </w:t>
       </w:r>
-      <w:hyperlink r:id="rId73" w:history="1">
+      <w:hyperlink r:id="rId11" w:history="1">
         <w:r>
           <w:rPr>
             <w:rStyle w:val="Internetlink"/>
@@ -3434,7 +3434,7 @@
         <w:t>max-value</w:t>
       </w:r>
       <w:r>
-        <w:t xml:space="preserve"> (find the solution that maximizes an objective value function), and </w:t>
+        <w:t xml:space="preserve"> (find the solution that maximizes an objective value function), </w:t>
       </w:r>
       <w:r>
         <w:rPr>
@@ -3443,39 +3443,51 @@
         <w:t>every</w:t>
       </w:r>
       <w:r>
-        <w:t xml:space="preserve"> (find and record every solution).  The default is </w:t>
-      </w:r>
-      <w:r>
-        <w:rPr>
-          <w:i/>
-        </w:rPr>
-        <w:t>first</w:t>
-      </w:r>
-      <w:r>
-        <w:t>.</w:t>
-      </w:r>
-    </w:p>
-    <w:p>
-      <w:pPr>
-        <w:pStyle w:val="NoSpacing"/>
-      </w:pPr>
-    </w:p>
-    <w:p>
-      <w:pPr>
-        <w:pStyle w:val="NoSpacing"/>
-      </w:pPr>
-      <w:r>
-        <w:t xml:space="preserve">Note that for </w:t>
+        <w:t xml:space="preserve"> (find and record every solution</w:t>
+      </w:r>
+      <w:r>
+        <w:t xml:space="preserve"> state</w:t>
+      </w:r>
+      <w:r>
+        <w:t>)</w:t>
+      </w:r>
+      <w:r>
+        <w:t xml:space="preserve">, and </w:t>
       </w:r>
       <w:r>
         <w:rPr>
           <w:i/>
           <w:iCs/>
         </w:rPr>
-        <w:t>every</w:t>
-      </w:r>
-      <w:r>
-        <w:t xml:space="preserve">, the number of solutions found may differ, depending on whether a tree search or graph search is performed. Tree search aims to find all paths to legitimate goals without pruning (but without retracing steps), which may take a long time. Standard graph search will prune states that have been previously visited, and therefore will not find alternative paths to goals through those pruned states. However, when graph search for </w:t>
+        <w:t>all-paths</w:t>
+      </w:r>
+      <w:r>
+        <w:t xml:space="preserve"> (find and record all solution paths)</w:t>
+      </w:r>
+      <w:r>
+        <w:t xml:space="preserve">.  The default is </w:t>
+      </w:r>
+      <w:r>
+        <w:rPr>
+          <w:i/>
+        </w:rPr>
+        <w:t>first</w:t>
+      </w:r>
+      <w:r>
+        <w:t>.</w:t>
+      </w:r>
+    </w:p>
+    <w:p>
+      <w:pPr>
+        <w:pStyle w:val="NoSpacing"/>
+      </w:pPr>
+    </w:p>
+    <w:p>
+      <w:pPr>
+        <w:pStyle w:val="NoSpacing"/>
+      </w:pPr>
+      <w:r>
+        <w:t xml:space="preserve">Note that for </w:t>
       </w:r>
       <w:r>
         <w:rPr>
@@ -3485,465 +3497,546 @@
         <w:t>every</w:t>
       </w:r>
       <w:r>
-        <w:t xml:space="preserve"> solution is combined with a positive </w:t>
+        <w:t xml:space="preserve">, the number of solutions found may differ, depending on whether a tree search or graph search is performed. Tree search aims to find all paths to legitimate goals without pruning (but without retracing steps), which may take a long time. Standard graph search will prune states that have been previously visited, and therefore will not find alternative paths to goals through those pruned states. </w:t>
+      </w:r>
+      <w:r>
+        <w:t xml:space="preserve">For </w:t>
       </w:r>
       <w:r>
         <w:rPr>
           <w:i/>
           <w:iCs/>
         </w:rPr>
-        <w:t>depth-cutoff</w:t>
-      </w:r>
-      <w:r>
-        <w:t>, Wouldwork automatically activates a hybrid search mode that finds all solution paths at or below the cutoff depth. This hybrid mode maintains the memory efficiency of graph search while enumerating every distinct action sequence leading to a goal, including paths that differ only in the ordering of actions. The hybrid mode is recommended for problems where exhaustive solution enumeration is required but tree search would be prohibitively expensive due to state space explosion.</w:t>
-      </w:r>
-    </w:p>
-    <w:p>
-      <w:pPr>
-        <w:pStyle w:val="NoSpacing"/>
-      </w:pPr>
-    </w:p>
-    <w:p>
-      <w:pPr>
-        <w:pStyle w:val="NoSpacing"/>
-      </w:pPr>
-      <w:r>
-        <w:t xml:space="preserve">Each of  </w:t>
-      </w:r>
-      <w:r>
-        <w:rPr>
-          <w:i/>
-        </w:rPr>
-        <w:t>min-length,</w:t>
-      </w:r>
-      <w:r>
-        <w:t xml:space="preserve"> </w:t>
-      </w:r>
-      <w:r>
-        <w:rPr>
-          <w:i/>
-        </w:rPr>
-        <w:t xml:space="preserve">min-time, min-value, </w:t>
-      </w:r>
-      <w:r>
-        <w:t>and</w:t>
-      </w:r>
-      <w:r>
-        <w:rPr>
-          <w:i/>
-        </w:rPr>
-        <w:t xml:space="preserve"> max-value </w:t>
-      </w:r>
-      <w:r>
-        <w:t xml:space="preserve"> also employ pruning to avoid exploring infeasible paths.  During the initial phase of debugging a plan specification however, it may be useful to leave the solution type at its default value of </w:t>
-      </w:r>
-      <w:r>
-        <w:rPr>
-          <w:i/>
-        </w:rPr>
-        <w:t>first</w:t>
-      </w:r>
-      <w:r>
-        <w:t>, in order to verify quickly that some/any plan is achievable.  Then gradually increase *depth-cutoff* to see if there is any solution within a reasonable depth bound, within a reasonable amount of time.</w:t>
-      </w:r>
-    </w:p>
-    <w:p>
-      <w:pPr>
-        <w:pStyle w:val="NoSpacing"/>
-      </w:pPr>
-    </w:p>
-    <w:p>
-      <w:pPr>
-        <w:pStyle w:val="NoSpacing"/>
-      </w:pPr>
-      <w:r>
-        <w:t>Note that it is possible to find a min-value or max-value state even if there is no goal specified (ie, the goal is set to nil).  For example, see the simple knapsack problem in problem-knap4a.lisp.  In this case the search will return the min- or max-value of all states examined.  If a goal is specified, then the min- or max-value satisfying the goal will be returned.</w:t>
-      </w:r>
-    </w:p>
-    <w:p>
-      <w:pPr>
-        <w:pStyle w:val="NoSpacing"/>
-      </w:pPr>
-    </w:p>
-    <w:p>
-      <w:pPr>
-        <w:pStyle w:val="NoSpacing"/>
-      </w:pPr>
-      <w:r>
-        <w:t xml:space="preserve">Wouldwork stores in the variable *solutions* all solution paths to all goals reached.  But note that many paths may lead to the same goal </w:t>
-      </w:r>
-      <w:r>
-        <w:lastRenderedPageBreak/>
-        <w:t>state.  The variable *unique-solutions* will contain the paths to each unique goal state reached.  After a planning search completes, enter either variable name at the SBCL prompt to see its contents.</w:t>
-      </w:r>
-    </w:p>
-    <w:p>
-      <w:pPr>
-        <w:pStyle w:val="NoSpacing"/>
-      </w:pPr>
-    </w:p>
-    <w:p>
-      <w:pPr>
-        <w:pStyle w:val="Heading2"/>
-      </w:pPr>
-      <w:bookmarkStart w:id="17" w:name="_Toc206658653"/>
-      <w:r>
-        <w:t>Problem Types</w:t>
-      </w:r>
-      <w:bookmarkEnd w:id="17"/>
-    </w:p>
-    <w:p>
-      <w:pPr>
-        <w:pStyle w:val="NoSpacing"/>
-      </w:pPr>
-    </w:p>
-    <w:p>
-      <w:pPr>
-        <w:pStyle w:val="NoSpacing"/>
-      </w:pPr>
-      <w:r>
-        <w:t>There are two basic types of problem that Wouldwork can be configured to solve—namely, planning problems and constraint satisfaction problems.  The user must tell Wouldwork which type (*problem-type* = planning or csp) to use to solve the current problem specification, since each type expects a slightly different organization of actions.  Planning is the default, where the actions represent possible changes to the current problem state.  But CSP actions represent the sequential assignments of values to variables.  (See problem-captjohn.lisp for an example of a CSP problem.)  CSP problems can be solved as planning problems, but the CSP specializations will greatly increase efficiency for large CSP problems.  In particular, CSP problems are usually paired with a backtracking algorithm for maximal efficiency.</w:t>
-      </w:r>
-    </w:p>
-    <w:p>
-      <w:pPr>
-        <w:pStyle w:val="NoSpacing"/>
-      </w:pPr>
-    </w:p>
-    <w:p>
-      <w:pPr>
-        <w:pStyle w:val="Heading2"/>
-      </w:pPr>
-      <w:bookmarkStart w:id="18" w:name="_Toc206658654"/>
-      <w:r>
-        <w:t>Algorithm Types</w:t>
-      </w:r>
-      <w:bookmarkEnd w:id="18"/>
-    </w:p>
-    <w:p>
-      <w:pPr>
-        <w:pStyle w:val="NoSpacing"/>
-      </w:pPr>
-    </w:p>
-    <w:p>
-      <w:pPr>
-        <w:pStyle w:val="NoSpacing"/>
-      </w:pPr>
-      <w:r>
-        <w:t>The user can also choose one of two algorithms to use for solving a problem (*algorithm* = depth-first or backtracking).  Normally, depth-first is best for problems with repeated states whose solution involves searching a graph.  Depth-first avoids redundantly analyzing such repeated states or paths.  Alternately, backtracking is best suited for tree search where no or very few states repeat, and no circular paths exist in the state space.  Most planning problems are best solved with depth-first + graph, while CSP problems are ideal with the backtracking + tree strategy.</w:t>
-      </w:r>
-    </w:p>
-    <w:p>
-      <w:pPr>
-        <w:pStyle w:val="NoSpacing"/>
-      </w:pPr>
-    </w:p>
-    <w:p>
-      <w:pPr>
-        <w:pStyle w:val="Heading2"/>
-      </w:pPr>
-      <w:bookmarkStart w:id="19" w:name="_Toc206658655"/>
-      <w:r>
-        <w:t>Program Control Settings</w:t>
-      </w:r>
-      <w:bookmarkEnd w:id="19"/>
-    </w:p>
-    <w:p>
-      <w:pPr>
-        <w:pStyle w:val="NoSpacing"/>
-      </w:pPr>
-    </w:p>
-    <w:p>
-      <w:pPr>
-        <w:pStyle w:val="NoSpacing"/>
-      </w:pPr>
-      <w:r>
-        <w:lastRenderedPageBreak/>
-        <w:t>There are a number of other program settings, like *</w:t>
-      </w:r>
-      <w:r>
-        <w:rPr>
-          <w:iCs/>
-        </w:rPr>
-        <w:t xml:space="preserve">solution-type* </w:t>
-      </w:r>
-      <w:r>
-        <w:t>mentioned in the prior paragraphs, that the user has control over.  All of these settings have default values, but the user can change them as needed.  Simply add a statement like (ww-set &lt;setting&gt; &lt;value&gt;) to the problem specification file.  For example, (ww-set *solution-type* min-length).  Note that the parameters can also be changed at the REPL.  The setting names and their initial default values (in the package :ww) are as follows:</w:t>
-      </w:r>
-    </w:p>
-    <w:p>
-      <w:pPr>
-        <w:pStyle w:val="NoSpacing"/>
-      </w:pPr>
-    </w:p>
-    <w:p>
-      <w:pPr>
-        <w:pStyle w:val="code1"/>
-      </w:pPr>
-      <w:r>
-        <w:t>*problem-name* = unspecified (any symbol, string, or number)</w:t>
-      </w:r>
-    </w:p>
-    <w:p>
-      <w:pPr>
-        <w:pStyle w:val="NoSpacing"/>
-      </w:pPr>
-      <w:r>
-        <w:t>Specifies the name of the problem to be solved.  The user will normally include a statement like (ww-set *problem* problem-name) in a problem specification file to identify which problem the specification is about.  The statement however is optional.</w:t>
-      </w:r>
-    </w:p>
-    <w:p>
-      <w:pPr>
-        <w:pStyle w:val="NoSpacing"/>
-      </w:pPr>
-    </w:p>
-    <w:p>
-      <w:pPr>
-        <w:pStyle w:val="code1"/>
-      </w:pPr>
-      <w:r>
-        <w:t>*problem-type* = planning (planning or csp)</w:t>
-      </w:r>
-    </w:p>
-    <w:p>
-      <w:pPr>
-        <w:pStyle w:val="NoSpacing"/>
-      </w:pPr>
-      <w:r>
-        <w:t>Specifies whether the problem is a planning problem or a constraint satisfaction problem (csp).  Wouldwork uses different search strategies for each.</w:t>
-      </w:r>
-    </w:p>
-    <w:p>
-      <w:pPr>
-        <w:pStyle w:val="NoSpacing"/>
-      </w:pPr>
-    </w:p>
-    <w:p>
-      <w:pPr>
-        <w:pStyle w:val="code1"/>
-      </w:pPr>
-      <w:r>
-        <w:t>*algorithm* = depth-first (depth-first or backtracking)</w:t>
-      </w:r>
-    </w:p>
-    <w:p>
-      <w:pPr>
-        <w:pStyle w:val="NoSpacing"/>
-      </w:pPr>
-      <w:r>
-        <w:t>Specifies whether the problem is to be solved using a depth-first or backtracking strategy.</w:t>
-      </w:r>
-    </w:p>
-    <w:p>
-      <w:pPr>
-        <w:pStyle w:val="NoSpacing"/>
-      </w:pPr>
-    </w:p>
-    <w:p>
-      <w:pPr>
-        <w:pStyle w:val="code1"/>
-      </w:pPr>
-      <w:r>
-        <w:t>*depth-cutoff* = 0 (n &gt;= 0)</w:t>
-      </w:r>
-    </w:p>
-    <w:p>
-      <w:pPr>
-        <w:pStyle w:val="NoSpacing"/>
-      </w:pPr>
-      <w:r>
-        <w:t>Specifies the max search depth; 0 means no cutoff.  Searching deeper usually requires more time.  For a tree search, if no cutoff is specified, the search along each path will continue until a state repeats, indicating a cyclical (infinitely repeating) path, thereby terminating the path.  Searching with a fixed *depth-cutoff* &gt; 0 may be somewhat faster, since then there is no need to check for cyclical paths.  Cyclical paths are not an issue for graph search, since any repeated state (on the current path or not) is automatically pruned.</w:t>
-      </w:r>
-    </w:p>
-    <w:p>
-      <w:pPr>
-        <w:pStyle w:val="NoSpacing"/>
-      </w:pPr>
-    </w:p>
-    <w:p>
-      <w:pPr>
-        <w:pStyle w:val="code1"/>
-      </w:pPr>
-      <w:r>
-        <w:t>*tree-or-graph* = graph (tree or graph)</w:t>
-      </w:r>
-    </w:p>
-    <w:p>
-      <w:pPr>
-        <w:pStyle w:val="NoSpacing"/>
-      </w:pPr>
-      <w:r>
-        <w:t xml:space="preserve">Specifies whether the search space is expected to be a tree (with no repeated states) or a graph (with repeated states, such that the same </w:t>
-      </w:r>
-      <w:r>
-        <w:lastRenderedPageBreak/>
-        <w:t>state can be reached in more than one way).  A paradigmatic example of a problem with a graph search space is the 15-puzzle, since there are many ways to arrive at the same tile configuration by different paths.  The 8-queens puzzle, however, exemplifies a problem with a tree search space, if the queens are placed on successive rows one after the other.  A previous board configuration of non-attacking queens will never be repeated, because there will always be more queens on the board with each new placement.  But neither search strategy will get caught in an infinite loop.  Tree search may find more solutions than graph search, since different paths of different lengths to the same goal state are allowed in tree search.  Graph search is the default, but if there are few repeated states, tree search will likely be faster.  Try both if unsure.</w:t>
-      </w:r>
-    </w:p>
-    <w:p>
-      <w:pPr>
-        <w:pStyle w:val="NoSpacing"/>
-      </w:pPr>
-    </w:p>
-    <w:p>
-      <w:pPr>
-        <w:pStyle w:val="code1"/>
-      </w:pPr>
-      <w:r>
-        <w:t>*solution-type* = first (first, min-length, min-time, min-value, max-value, every)</w:t>
-      </w:r>
-    </w:p>
-    <w:p>
-      <w:pPr>
-        <w:pStyle w:val="NoSpacing"/>
-      </w:pPr>
-      <w:r>
-        <w:t xml:space="preserve">Specifies what kind of solution is required from the planner:  </w:t>
+        <w:t>every</w:t>
+      </w:r>
+      <w:r>
+        <w:t>, the number of solutions found differs depending on the search mode. Tree search finds all paths to goal states without pruning repeated states (though it avoids retracing the current path), so it may find multiple distinct paths to the same goal state. Graph search prunes previously visited states, so it finds exactly one representative path per unique goal state — the first path by which that goal state was reached.</w:t>
+      </w:r>
+    </w:p>
+    <w:p>
+      <w:pPr>
+        <w:pStyle w:val="NoSpacing"/>
+      </w:pPr>
+    </w:p>
+    <w:p>
+      <w:pPr>
+        <w:pStyle w:val="NoSpacing"/>
+      </w:pPr>
+      <w:r>
+        <w:t xml:space="preserve">For exhaustive path enumeration beyond what </w:t>
       </w:r>
       <w:r>
         <w:rPr>
           <w:i/>
           <w:iCs/>
         </w:rPr>
-        <w:t>first</w:t>
-      </w:r>
-      <w:r>
-        <w:t xml:space="preserve"> means stop after the first solution is found; </w:t>
+        <w:t>every</w:t>
+      </w:r>
+      <w:r>
+        <w:t xml:space="preserve"> provides, </w:t>
       </w:r>
       <w:r>
         <w:rPr>
           <w:i/>
           <w:iCs/>
         </w:rPr>
-        <w:t>every</w:t>
-      </w:r>
-      <w:r>
-        <w:t xml:space="preserve"> means find all solutions by examining the entire search space, where the search space is determined by the *tree-or-graph* setting; </w:t>
+        <w:t>all-paths</w:t>
+      </w:r>
+      <w:r>
+        <w:t xml:space="preserve"> finds every distinct action sequence leading to any goal state, including multiple paths to the same goal state that pass through shared intermediate states.</w:t>
+      </w:r>
+      <w:r>
+        <w:t xml:space="preserve">  This </w:t>
+      </w:r>
+      <w:r>
+        <w:t xml:space="preserve">niche </w:t>
+      </w:r>
+      <w:r>
+        <w:t xml:space="preserve">option may be useful for analyzing the state-space of a problem. </w:t>
+      </w:r>
+      <w:r>
+        <w:t xml:space="preserve"> Because </w:t>
+      </w:r>
+      <w:r>
+        <w:t>it</w:t>
+      </w:r>
+      <w:r>
+        <w:t xml:space="preserve"> can be combinatorially explosive, </w:t>
       </w:r>
       <w:r>
         <w:rPr>
           <w:i/>
           <w:iCs/>
         </w:rPr>
-        <w:t>min-length</w:t>
-      </w:r>
-      <w:r>
-        <w:t xml:space="preserve"> means find the path containing the least number of steps (ie, actions); </w:t>
+        <w:t>all-paths</w:t>
+      </w:r>
+      <w:r>
+        <w:t xml:space="preserve"> requires three conditions to be met simultaneously: *algorithm* = depth-first, *tree-or-graph* = graph, and *depth-cutoff* &gt; 0. If any condition is not met, or if parallel search is active, all-paths automatically falls back to </w:t>
       </w:r>
       <w:r>
         <w:rPr>
           <w:i/>
           <w:iCs/>
         </w:rPr>
-        <w:t>min-time</w:t>
-      </w:r>
-      <w:r>
-        <w:t xml:space="preserve"> means find the solution taking the least amount of time.  And </w:t>
+        <w:t>every</w:t>
+      </w:r>
+      <w:r>
+        <w:t xml:space="preserve"> semantics with a diagnostic message. When the conditions are met, </w:t>
       </w:r>
       <w:r>
         <w:rPr>
           <w:i/>
           <w:iCs/>
         </w:rPr>
-        <w:t>min-value</w:t>
-      </w:r>
-      <w:r>
-        <w:t xml:space="preserve"> or </w:t>
+        <w:t>all-paths</w:t>
+      </w:r>
+      <w:r>
+        <w:t xml:space="preserve"> uses a depth-keyed graph search that treats the same state at different depths as distinct nodes, building a parent DAG during search and enumerating all paths through it after search completes. On the blocks3 problem with a depth cutoff of 3, for example, </w:t>
       </w:r>
       <w:r>
         <w:rPr>
           <w:i/>
           <w:iCs/>
         </w:rPr>
-        <w:t>max-value</w:t>
-      </w:r>
-      <w:r>
-        <w:t xml:space="preserve"> finds the solution with the minimum or maximum value according to a user-specified optimization value.</w:t>
-      </w:r>
-    </w:p>
-    <w:p>
-      <w:pPr>
-        <w:pStyle w:val="NoSpacing"/>
-      </w:pPr>
-    </w:p>
-    <w:p>
-      <w:pPr>
-        <w:pStyle w:val="code1"/>
-      </w:pPr>
-      <w:bookmarkStart w:id="20" w:name="_Hlk125711465"/>
-      <w:r>
-        <w:t>*progress-reporting-interval* = 200000 (n &gt; 0)</w:t>
-      </w:r>
-      <w:bookmarkEnd w:id="20"/>
-    </w:p>
-    <w:p>
-      <w:pPr>
-        <w:pStyle w:val="NoSpacing"/>
-      </w:pPr>
-      <w:r>
-        <w:t>Specifies how often to report progress to the terminal during search; reports after each multiple n of states examined; useful for long searches.</w:t>
-      </w:r>
-    </w:p>
-    <w:p>
-      <w:pPr>
-        <w:pStyle w:val="NoSpacing"/>
-      </w:pPr>
-    </w:p>
-    <w:p>
-      <w:pPr>
-        <w:pStyle w:val="NoSpacing"/>
-      </w:pPr>
-    </w:p>
-    <w:p>
-      <w:pPr>
-        <w:pStyle w:val="NoSpacing"/>
-      </w:pPr>
-    </w:p>
-    <w:p>
-      <w:pPr>
-        <w:pStyle w:val="code1"/>
-      </w:pPr>
-      <w:bookmarkStart w:id="21" w:name="_Hlk127691129"/>
-      <w:r>
-        <w:t>*debug* 0  (0 &lt;= n &lt;= 5)</w:t>
-      </w:r>
-      <w:bookmarkEnd w:id="21"/>
-    </w:p>
-    <w:p>
-      <w:pPr>
-        <w:pStyle w:val="NoSpacing"/>
-      </w:pPr>
-      <w:r>
-        <w:t xml:space="preserve">This global variable determines how much debugging information is printed to the terminal during or following a search.  The default, 0, means no debugging.  A value of 1 prints out the search tree after the search is complete, while higher values print out progressively more </w:t>
-      </w:r>
-      <w:r>
-        <w:lastRenderedPageBreak/>
-        <w:t xml:space="preserve">information.  Setting the value to 5 will interrupt the search for inspection after each processing cycle.  This type of debugging is only available in serial (not parallel) search, so first verify that </w:t>
+        <w:t>every</w:t>
+      </w:r>
+      <w:r>
+        <w:t xml:space="preserve"> returns 2 unique solutions (one per goal state) while </w:t>
       </w:r>
       <w:r>
         <w:rPr>
           <w:i/>
           <w:iCs/>
         </w:rPr>
-        <w:t>*threads*</w:t>
-      </w:r>
-      <w:r>
-        <w:t xml:space="preserve"> = 0.   See the file </w:t>
-      </w:r>
-      <w:r>
-        <w:rPr>
-          <w:rStyle w:val="codeChar"/>
-        </w:rPr>
-        <w:t>ww-preliminaries.lisp</w:t>
-      </w:r>
-      <w:r>
-        <w:t xml:space="preserve"> for additional details.  Also see the discussion in section entitled </w:t>
+        <w:t>all-paths</w:t>
+      </w:r>
+      <w:r>
+        <w:t xml:space="preserve"> returns 4 (all distinct action sequences reaching either goal). The tradeoff is memory and time: </w:t>
       </w:r>
       <w:r>
         <w:rPr>
           <w:i/>
           <w:iCs/>
         </w:rPr>
+        <w:t>all-paths</w:t>
+      </w:r>
+      <w:r>
+        <w:t xml:space="preserve"> retains all intermediate nodes until search </w:t>
+      </w:r>
+      <w:r>
+        <w:lastRenderedPageBreak/>
+        <w:t>completes, and the number of enumerated paths can grow exponentially with depth.</w:t>
+      </w:r>
+    </w:p>
+    <w:p>
+      <w:pPr>
+        <w:pStyle w:val="NoSpacing"/>
+      </w:pPr>
+    </w:p>
+    <w:p>
+      <w:pPr>
+        <w:pStyle w:val="NoSpacing"/>
+      </w:pPr>
+      <w:r>
+        <w:t xml:space="preserve">Each of  </w:t>
+      </w:r>
+      <w:r>
+        <w:rPr>
+          <w:i/>
+        </w:rPr>
+        <w:t>min-length,</w:t>
+      </w:r>
+      <w:r>
+        <w:t xml:space="preserve"> </w:t>
+      </w:r>
+      <w:r>
+        <w:rPr>
+          <w:i/>
+        </w:rPr>
+        <w:t xml:space="preserve">min-time, min-value, </w:t>
+      </w:r>
+      <w:r>
+        <w:t>and</w:t>
+      </w:r>
+      <w:r>
+        <w:rPr>
+          <w:i/>
+        </w:rPr>
+        <w:t xml:space="preserve"> max-value </w:t>
+      </w:r>
+      <w:r>
+        <w:t xml:space="preserve"> also employ pruning to avoid exploring infeasible paths.  During the initial phase of debugging a plan specification however, it may be useful to leave the solution type at its default value of </w:t>
+      </w:r>
+      <w:r>
+        <w:rPr>
+          <w:i/>
+        </w:rPr>
+        <w:t>first</w:t>
+      </w:r>
+      <w:r>
+        <w:t>, in order to verify quickly that some/any plan is achievable.  Then gradually increase *depth-cutoff* to see if there is any solution within a reasonable depth bound, within a reasonable amount of time.</w:t>
+      </w:r>
+    </w:p>
+    <w:p>
+      <w:pPr>
+        <w:pStyle w:val="NoSpacing"/>
+      </w:pPr>
+    </w:p>
+    <w:p>
+      <w:pPr>
+        <w:pStyle w:val="NoSpacing"/>
+      </w:pPr>
+      <w:r>
+        <w:t>Note that it is possible to find a min-value or max-value state even if there is no goal specified (ie, the goal is set to nil).  For example, see the simple knapsack problem in problem-knap4a.lisp.  In this case the search will return the min- or max-value of all states examined.  If a goal is specified, then the min- or max-value satisfying the goal will be returned.</w:t>
+      </w:r>
+    </w:p>
+    <w:p>
+      <w:pPr>
+        <w:pStyle w:val="NoSpacing"/>
+      </w:pPr>
+    </w:p>
+    <w:p>
+      <w:pPr>
+        <w:pStyle w:val="NoSpacing"/>
+      </w:pPr>
+      <w:r>
+        <w:t>Wouldwork stores in the variable *solution</w:t>
+      </w:r>
+      <w:r>
+        <w:t>-path</w:t>
+      </w:r>
+      <w:r>
+        <w:t>s* all solution paths to all goals reached.  But note that many paths may lead to the same goal state.  The variable *unique-solution</w:t>
+      </w:r>
+      <w:r>
+        <w:t>-state</w:t>
+      </w:r>
+      <w:r>
+        <w:t>s* will contain the paths to each unique goal state reached.  After a planning search completes, enter either variable name at the SBCL prompt to see its contents.</w:t>
+      </w:r>
+    </w:p>
+    <w:p>
+      <w:pPr>
+        <w:pStyle w:val="NoSpacing"/>
+      </w:pPr>
+    </w:p>
+    <w:p>
+      <w:pPr>
+        <w:pStyle w:val="Heading2"/>
+      </w:pPr>
+      <w:bookmarkStart w:id="17" w:name="_Toc206658653"/>
+      <w:r>
+        <w:t>Problem Types</w:t>
+      </w:r>
+      <w:bookmarkEnd w:id="17"/>
+    </w:p>
+    <w:p>
+      <w:pPr>
+        <w:pStyle w:val="NoSpacing"/>
+      </w:pPr>
+    </w:p>
+    <w:p>
+      <w:pPr>
+        <w:pStyle w:val="NoSpacing"/>
+      </w:pPr>
+      <w:r>
+        <w:t xml:space="preserve">There are two basic types of problem that Wouldwork can be configured to solve—namely, planning problems and constraint satisfaction problems.  The user must tell Wouldwork which type (*problem-type* = planning or csp) to use to solve the current problem specification, since each type expects a slightly different organization of actions.  Planning is the default, where the actions represent possible changes to the current problem state.  But CSP actions represent the sequential assignments of values to variables.  (See problem-captjohn.lisp for an example of a CSP problem.)  CSP </w:t>
+      </w:r>
+      <w:r>
+        <w:lastRenderedPageBreak/>
+        <w:t>problems can be solved as planning problems, but the CSP specializations will greatly increase efficiency for large CSP problems.  In particular, CSP problems are usually paired with a backtracking algorithm for maximal efficiency.</w:t>
+      </w:r>
+    </w:p>
+    <w:p>
+      <w:pPr>
+        <w:pStyle w:val="NoSpacing"/>
+      </w:pPr>
+    </w:p>
+    <w:p>
+      <w:pPr>
+        <w:pStyle w:val="Heading2"/>
+      </w:pPr>
+      <w:bookmarkStart w:id="18" w:name="_Toc206658654"/>
+      <w:r>
+        <w:t>Algorithm Types</w:t>
+      </w:r>
+      <w:bookmarkEnd w:id="18"/>
+    </w:p>
+    <w:p>
+      <w:pPr>
+        <w:pStyle w:val="NoSpacing"/>
+      </w:pPr>
+    </w:p>
+    <w:p>
+      <w:pPr>
+        <w:pStyle w:val="NoSpacing"/>
+      </w:pPr>
+      <w:r>
+        <w:t>The user can also choose one of two algorithms to use for solving a problem (*algorithm* = depth-first or backtracking).  Normally, depth-first is best for problems with repeated states whose solution involves searching a graph.  Depth-first avoids redundantly analyzing such repeated states or paths.  Alternately, backtracking is best suited for tree search where no or very few states repeat, and no circular paths exist in the state space.  Most planning problems are best solved with depth-first + graph, while CSP problems are ideal with the backtracking + tree strategy.</w:t>
+      </w:r>
+    </w:p>
+    <w:p>
+      <w:pPr>
+        <w:pStyle w:val="NoSpacing"/>
+      </w:pPr>
+    </w:p>
+    <w:p>
+      <w:pPr>
+        <w:pStyle w:val="Heading2"/>
+      </w:pPr>
+      <w:bookmarkStart w:id="19" w:name="_Toc206658655"/>
+      <w:r>
+        <w:t>Program Control Settings</w:t>
+      </w:r>
+      <w:bookmarkEnd w:id="19"/>
+    </w:p>
+    <w:p>
+      <w:pPr>
+        <w:pStyle w:val="NoSpacing"/>
+      </w:pPr>
+    </w:p>
+    <w:p>
+      <w:pPr>
+        <w:pStyle w:val="NoSpacing"/>
+      </w:pPr>
+      <w:r>
+        <w:t>There are a number of other program settings, like *</w:t>
+      </w:r>
+      <w:r>
+        <w:rPr>
+          <w:iCs/>
+        </w:rPr>
+        <w:t xml:space="preserve">solution-type* </w:t>
+      </w:r>
+      <w:r>
+        <w:t>mentioned in the prior paragraphs, that the user has control over.  All of these settings have default values, but the user can change them as needed.  Simply add a statement like (ww-set &lt;setting&gt; &lt;value&gt;) to the problem specification file.  For example, (ww-set *solution-type* min-length).  Note that the parameters can also be changed at the REPL.  The setting names and their initial default values (in the package :ww) are as follows:</w:t>
+      </w:r>
+    </w:p>
+    <w:p>
+      <w:pPr>
+        <w:pStyle w:val="NoSpacing"/>
+      </w:pPr>
+    </w:p>
+    <w:p>
+      <w:pPr>
+        <w:pStyle w:val="code1"/>
+      </w:pPr>
+      <w:r>
+        <w:t>*problem-name* = unspecified (any symbol, string, or number)</w:t>
+      </w:r>
+    </w:p>
+    <w:p>
+      <w:pPr>
+        <w:pStyle w:val="NoSpacing"/>
+      </w:pPr>
+      <w:r>
+        <w:t>Specifies the name of the problem to be solved.  The user will normally include a statement like (ww-set *problem* problem-name) in a problem specification file to identify which problem the specification is about.  The statement however is optional.</w:t>
+      </w:r>
+    </w:p>
+    <w:p>
+      <w:pPr>
+        <w:pStyle w:val="NoSpacing"/>
+      </w:pPr>
+    </w:p>
+    <w:p>
+      <w:pPr>
+        <w:pStyle w:val="code1"/>
+      </w:pPr>
+      <w:r>
+        <w:t>*problem-type* = planning (planning or csp)</w:t>
+      </w:r>
+    </w:p>
+    <w:p>
+      <w:pPr>
+        <w:pStyle w:val="NoSpacing"/>
+      </w:pPr>
+      <w:r>
+        <w:lastRenderedPageBreak/>
+        <w:t>Specifies whether the problem is a planning problem or a constraint satisfaction problem (csp).  Wouldwork uses different search strategies for each.</w:t>
+      </w:r>
+    </w:p>
+    <w:p>
+      <w:pPr>
+        <w:pStyle w:val="NoSpacing"/>
+      </w:pPr>
+    </w:p>
+    <w:p>
+      <w:pPr>
+        <w:pStyle w:val="code1"/>
+      </w:pPr>
+      <w:r>
+        <w:t>*algorithm* = depth-first (depth-first or backtracking)</w:t>
+      </w:r>
+    </w:p>
+    <w:p>
+      <w:pPr>
+        <w:pStyle w:val="NoSpacing"/>
+      </w:pPr>
+      <w:r>
+        <w:t>Specifies whether the problem is to be solved using a depth-first or backtracking strategy.</w:t>
+      </w:r>
+    </w:p>
+    <w:p>
+      <w:pPr>
+        <w:pStyle w:val="NoSpacing"/>
+      </w:pPr>
+    </w:p>
+    <w:p>
+      <w:pPr>
+        <w:pStyle w:val="code1"/>
+      </w:pPr>
+      <w:r>
+        <w:t>*depth-cutoff* = 0 (n &gt;= 0)</w:t>
+      </w:r>
+    </w:p>
+    <w:p>
+      <w:pPr>
+        <w:pStyle w:val="NoSpacing"/>
+      </w:pPr>
+      <w:r>
+        <w:t>Specifies the max search depth; 0 means no cutoff.  Searching deeper usually requires more time.  For a tree search, if no cutoff is specified, the search along each path will continue until a state repeats, indicating a cyclical (infinitely repeating) path, thereby terminating the path.  Searching with a fixed *depth-cutoff* &gt; 0 may be somewhat faster, since then there is no need to check for cyclical paths.  Cyclical paths are not an issue for graph search, since any repeated state (on the current path or not) is automatically pruned.</w:t>
+      </w:r>
+    </w:p>
+    <w:p>
+      <w:pPr>
+        <w:pStyle w:val="NoSpacing"/>
+      </w:pPr>
+    </w:p>
+    <w:p>
+      <w:pPr>
+        <w:pStyle w:val="code1"/>
+      </w:pPr>
+      <w:r>
+        <w:t>*tree-or-graph* = graph (tree or graph)</w:t>
+      </w:r>
+    </w:p>
+    <w:p>
+      <w:pPr>
+        <w:pStyle w:val="NoSpacing"/>
+      </w:pPr>
+      <w:r>
+        <w:t>Specifies whether the search space is expected to be a tree (with no repeated states) or a graph (with repeated states, such that the same state can be reached in more than one way).  A paradigmatic example of a problem with a graph search space is the 15-puzzle, since there are many ways to arrive at the same tile configuration by different paths.  The 8-queens puzzle, however, exemplifies a problem with a tree search space, if the queens are placed on successive rows one after the other.  A previous board configuration of non-attacking queens will never be repeated, because there will always be more queens on the board with each new placement.  But neither search strategy will get caught in an infinite loop.  Tree search may find more solutions than graph search, since different paths of different lengths to the same goal state are allowed in tree search.  Graph search is the default, but if there are few repeated states, tree search will likely be faster.  Try both if unsure.</w:t>
+      </w:r>
+    </w:p>
+    <w:p>
+      <w:pPr>
+        <w:pStyle w:val="NoSpacing"/>
+      </w:pPr>
+    </w:p>
+    <w:p>
+      <w:pPr>
+        <w:pStyle w:val="code1"/>
+      </w:pPr>
+      <w:r>
+        <w:t>*solution-type* = first (first,</w:t>
+      </w:r>
+      <w:r>
+        <w:t xml:space="preserve"> </w:t>
+      </w:r>
+      <w:r>
+        <w:t>&lt;n&gt;</w:t>
+      </w:r>
+      <w:r>
+        <w:t>,</w:t>
+      </w:r>
+      <w:r>
+        <w:t xml:space="preserve"> min-length, min-time, min-value, max-value, every</w:t>
+      </w:r>
+      <w:r>
+        <w:t>, all-paths</w:t>
+      </w:r>
+      <w:r>
+        <w:t>)</w:t>
+      </w:r>
+    </w:p>
+    <w:p>
+      <w:pPr>
+        <w:pStyle w:val="NoSpacing"/>
+      </w:pPr>
+      <w:r>
+        <w:lastRenderedPageBreak/>
+        <w:t>Specifies what kind of solution is required: first stops after the first solution found; &lt;n&gt; (a positive integer) stops after n unique goal states are reached; every finds one representative path per unique goal state across the entire reachable search space; all-paths enumerates every distinct action sequence leading to any goal state (requires depth-first + graph + depth-cutoff &gt; 0; falls back to every otherwise); min-length finds the path with the fewest steps; min-time finds the solution taking the least time; min-value or max-value finds the solution minimizing or maximizing a user-specified objective value.</w:t>
+      </w:r>
+    </w:p>
+    <w:p>
+      <w:pPr>
+        <w:pStyle w:val="NoSpacing"/>
+      </w:pPr>
+    </w:p>
+    <w:p>
+      <w:pPr>
+        <w:pStyle w:val="code1"/>
+      </w:pPr>
+      <w:bookmarkStart w:id="20" w:name="_Hlk125711465"/>
+      <w:r>
+        <w:t>*progress-reporting-interval* = 200000 (n &gt; 0)</w:t>
+      </w:r>
+      <w:bookmarkEnd w:id="20"/>
+    </w:p>
+    <w:p>
+      <w:pPr>
+        <w:pStyle w:val="NoSpacing"/>
+      </w:pPr>
+      <w:r>
+        <w:t>Specifies how often to report progress to the terminal during search; reports after each multiple n of states examined; useful for long searches.</w:t>
+      </w:r>
+    </w:p>
+    <w:p>
+      <w:pPr>
+        <w:pStyle w:val="NoSpacing"/>
+      </w:pPr>
+    </w:p>
+    <w:p>
+      <w:pPr>
+        <w:pStyle w:val="NoSpacing"/>
+      </w:pPr>
+    </w:p>
+    <w:p>
+      <w:pPr>
+        <w:pStyle w:val="NoSpacing"/>
+      </w:pPr>
+    </w:p>
+    <w:p>
+      <w:pPr>
+        <w:pStyle w:val="code1"/>
+      </w:pPr>
+      <w:bookmarkStart w:id="21" w:name="_Hlk127691129"/>
+      <w:r>
+        <w:t>*debug* 0  (0 &lt;= n &lt;= 5)</w:t>
+      </w:r>
+      <w:bookmarkEnd w:id="21"/>
+    </w:p>
+    <w:p>
+      <w:pPr>
+        <w:pStyle w:val="NoSpacing"/>
+      </w:pPr>
+      <w:r>
+        <w:t xml:space="preserve">This global variable determines how much debugging information is printed to the terminal during or following a search.  The default, 0, means no debugging.  A value of 1 prints out the search tree after the search is complete, while higher values print out progressively more information.  Setting the value to 5 will interrupt the search for inspection after each processing cycle.  This type of debugging is only available in serial (not parallel) search, so first verify that </w:t>
+      </w:r>
+      <w:r>
+        <w:rPr>
+          <w:i/>
+          <w:iCs/>
+        </w:rPr>
+        <w:t>*threads*</w:t>
+      </w:r>
+      <w:r>
+        <w:t xml:space="preserve"> = 0.   See the file </w:t>
+      </w:r>
+      <w:r>
+        <w:rPr>
+          <w:rStyle w:val="codeChar"/>
+        </w:rPr>
+        <w:t>ww-preliminaries.lisp</w:t>
+      </w:r>
+      <w:r>
+        <w:t xml:space="preserve"> for additional details.  Also see the discussion in section entitled </w:t>
+      </w:r>
+      <w:r>
+        <w:rPr>
+          <w:i/>
+          <w:iCs/>
+        </w:rPr>
         <w:t>Plan Monitoring &amp; Debugging</w:t>
       </w:r>
       <w:r>
@@ -3968,39 +4061,17 @@
         <w:pStyle w:val="NoSpacing"/>
       </w:pPr>
       <w:r>
-        <w:t>Setting this global variable will temporarily interrupt processing whenever Wouldwork takes a particular action.  It is often useful for debugging, when you know that a particular step is wrong in the current state.  It allows inspection of the current processing cycle and optional actions to help diagnose what is going wrong at a particular point in time.  The argument to *probe* is a list consisting of an action name, the instantiation for the action, and the depth.  For example, (move (area1 area2) 5) will interrupt processing after Wouldwork considers moving from area1 to area5 at a depth of 5.  The resulting state can then be analyzed for errors.  Note an exception, however, that setting *probe* must occur at the terminal prompt (REPL), not in the problem specification file.</w:t>
-      </w:r>
-    </w:p>
-    <w:p>
-      <w:pPr>
-        <w:pStyle w:val="NoSpacing"/>
-      </w:pPr>
-    </w:p>
-    <w:p>
-      <w:pPr>
-        <w:pStyle w:val="NoSpacing"/>
-      </w:pPr>
-      <w:r>
-        <w:t xml:space="preserve">In addition to the program control settings above, there is a global variable, called *threads*, that controls the degree of parallelism.  The value of this variable can be changed, and is located at the top of the </w:t>
-      </w:r>
-      <w:r>
-        <w:rPr>
-          <w:rStyle w:val="codeChar"/>
-        </w:rPr>
-        <w:t>ww-preliminaries.lisp</w:t>
-      </w:r>
-      <w:r>
-        <w:t xml:space="preserve"> file.  While the previous program control variables (eg, *depth-cutoff*) can be changed after the Wouldwork files are loaded, the parallel global variable must be set before loading SBCL, since it affects the Lisp image.  To change to or from serial computation (non-parallelism), edit </w:t>
-      </w:r>
-      <w:r>
-        <w:rPr>
-          <w:rStyle w:val="codeChar"/>
-        </w:rPr>
-        <w:t>ww-preliminaries.lisp</w:t>
-      </w:r>
-      <w:r>
-        <w:t>, exit SBCL altogether, and reload.  Also note that parallelism is only available in SBCL, not in other Common Lisp implementations.</w:t>
-      </w:r>
+        <w:t xml:space="preserve">Setting this global variable will temporarily interrupt processing whenever Wouldwork takes a particular action.  It is often useful for debugging, when you know that a particular step is wrong in the current state.  It allows inspection of the current processing cycle and optional actions to help diagnose what is going wrong at a particular point in time.  The argument to *probe* is a list consisting of an action name, the instantiation for the action, and the depth.  For example, </w:t>
+      </w:r>
+      <w:r>
+        <w:lastRenderedPageBreak/>
+        <w:t>(move (area1 area2) 5) will interrupt processing after Wouldwork considers moving from area1 to area5 at a depth of 5.  The resulting state can then be analyzed for errors.  Note an exception, however, that setting *probe* must occur at the terminal prompt (REPL), not in the problem specification file.</w:t>
+      </w:r>
+    </w:p>
+    <w:p>
+      <w:pPr>
+        <w:pStyle w:val="NoSpacing"/>
+      </w:pPr>
     </w:p>
     <w:p>
       <w:pPr>
@@ -4025,641 +4096,642 @@
         <w:pStyle w:val="NoSpacing"/>
       </w:pPr>
       <w:r>
-        <w:t xml:space="preserve">This global variable specifies how many parallel threads to use in the search for a solution.  The default, 0, means no parallel threads (ie, standard serial search).  A value of 1 means use one parallel thread (which effectively amounts to a serial search, but uses the parallel </w:t>
+        <w:t>In addition to the program control settings above, there is a global variable, called *threads*, that controls the degree of parallelism. Like the other program control variables, it can be changed at the REPL using (ww-set *threads* N).</w:t>
+      </w:r>
+      <w:r>
+        <w:t xml:space="preserve">  The default, 0, means no parallel threads (ie, standard serial search).  A value of 1 means use one parallel thread (which effectively amounts to a serial search, but uses the parallel processing mechanisms of Wouldwork—potentially useful for parallel debugging).  Assuming the platform CPU can handle up to N threads, it can be useful to choose any number up to N-1, since managing parallelism will consume one thread.  Choosing a number greater than N threads is feasible, but probably less efficient.</w:t>
+      </w:r>
+    </w:p>
+    <w:p>
+      <w:pPr>
+        <w:pStyle w:val="NoSpacing"/>
+      </w:pPr>
+    </w:p>
+    <w:p>
+      <w:pPr>
+        <w:pStyle w:val="code1"/>
+      </w:pPr>
+      <w:r>
+        <w:t>*branch* -1  (-1 or  1 &lt;= n &lt;= N)</w:t>
+      </w:r>
+    </w:p>
+    <w:p>
+      <w:pPr>
+        <w:pStyle w:val="NoSpacing"/>
+      </w:pPr>
+      <w:r>
+        <w:t>The variable *branch* refers to any one of the possible N actions taken from the start state.  Specifying one of these branches tells Wouldwork to concentrate all processing on this one branch from the start state, and ignore the others.  This might be useful for very large problems, since each branch can be searched for a solution individually in separate runs.  A value of -1 searches all branches.</w:t>
+      </w:r>
+    </w:p>
+    <w:p>
+      <w:pPr>
+        <w:pStyle w:val="NoSpacing"/>
+      </w:pPr>
+    </w:p>
+    <w:p>
+      <w:pPr>
+        <w:pStyle w:val="code1"/>
+      </w:pPr>
+      <w:r>
+        <w:t>*randomize-search*  nil  (nil or t)</w:t>
+      </w:r>
+    </w:p>
+    <w:p>
+      <w:pPr>
+        <w:pStyle w:val="NoSpacing"/>
+      </w:pPr>
+      <w:r>
+        <w:t>This global variable specifies whether or not the search through the problem state space will be randomized.  (Specifically, whether the order of the child states of a given state is randomized before being placed on the stack of states to be expanded next.)  Multiple randomized searches may luckily hit on a solution when a standard (repeatable) search does not.  Randomized search is incompatible with a heuristic search, since a heuristic will sort child states in a best-first order.</w:t>
+      </w:r>
+    </w:p>
+    <w:p>
+      <w:pPr>
+        <w:pStyle w:val="NoSpacing"/>
+      </w:pPr>
+    </w:p>
+    <w:p>
+      <w:pPr>
+        <w:pStyle w:val="code1"/>
+      </w:pPr>
+      <w:r>
+        <w:t>CTRL-C</w:t>
+      </w:r>
+    </w:p>
+    <w:p>
+      <w:pPr>
+        <w:pStyle w:val="NoSpacing"/>
+      </w:pPr>
+      <w:r>
+        <w:t>To interrupt the search at any time, enter CTRL-C from the keyboard, which throws SBCL into the debugger, or safely shutsdown all threads if running in parallel mode.  In the debugger, entering 0 will continue the search, while entering 1 will stop the search, returning user control to the SBCL prompt.</w:t>
+      </w:r>
+    </w:p>
+    <w:p>
+      <w:pPr>
+        <w:pStyle w:val="NoSpacing"/>
+      </w:pPr>
+    </w:p>
+    <w:p>
+      <w:pPr>
+        <w:pStyle w:val="Heading2"/>
+      </w:pPr>
+      <w:bookmarkStart w:id="23" w:name="_Toc206658656"/>
+      <w:r>
+        <w:t>Program Output</w:t>
+      </w:r>
+      <w:bookmarkEnd w:id="23"/>
+    </w:p>
+    <w:p>
+      <w:pPr>
+        <w:pStyle w:val="NoSpacing"/>
+      </w:pPr>
+      <w:r>
+        <w:t>Sample program output for the 3 blocks stacking problem</w:t>
+      </w:r>
+    </w:p>
+    <w:p>
+      <w:pPr>
+        <w:pStyle w:val="NoSpacing"/>
+      </w:pPr>
+    </w:p>
+    <w:p>
+      <w:pPr>
+        <w:pStyle w:val="code"/>
+      </w:pPr>
+      <w:r>
+        <w:t>(run “blocks3”)</w:t>
+      </w:r>
+    </w:p>
+    <w:p>
+      <w:pPr>
+        <w:pStyle w:val="code"/>
+      </w:pPr>
+    </w:p>
+    <w:p>
+      <w:pPr>
+        <w:pStyle w:val="code"/>
+      </w:pPr>
+      <w:r>
+        <w:t>Current parameter settings:</w:t>
+      </w:r>
+    </w:p>
+    <w:p>
+      <w:pPr>
+        <w:pStyle w:val="code"/>
+      </w:pPr>
+      <w:r>
+        <w:t xml:space="preserve">  *PROBLEM-NAME* =&gt; BLOCKS3</w:t>
+      </w:r>
+    </w:p>
+    <w:p>
+      <w:pPr>
+        <w:pStyle w:val="code"/>
+      </w:pPr>
+      <w:r>
+        <w:t xml:space="preserve">  *PROBLEM-TYPE* =&gt; PLANNING</w:t>
+      </w:r>
+    </w:p>
+    <w:p>
+      <w:pPr>
+        <w:pStyle w:val="code"/>
+      </w:pPr>
+      <w:r>
+        <w:t xml:space="preserve">  *TREE-OR-GRAPH* =&gt; TREE</w:t>
+      </w:r>
+    </w:p>
+    <w:p>
+      <w:pPr>
+        <w:pStyle w:val="code"/>
+      </w:pPr>
+      <w:r>
+        <w:t xml:space="preserve">  *SOLUTION-TYPE* =&gt; EVERY</w:t>
+      </w:r>
+    </w:p>
+    <w:p>
+      <w:pPr>
+        <w:pStyle w:val="code"/>
+      </w:pPr>
+      <w:r>
+        <w:t xml:space="preserve">  *DEPTH-CUTOFF* =&gt; 0</w:t>
+      </w:r>
+    </w:p>
+    <w:p>
+      <w:pPr>
+        <w:pStyle w:val="code"/>
+      </w:pPr>
+      <w:r>
+        <w:t xml:space="preserve">  *PROGRESS-REPORTING-INTERVAL* =&gt; 100000</w:t>
+      </w:r>
+    </w:p>
+    <w:p>
+      <w:pPr>
+        <w:pStyle w:val="code"/>
+      </w:pPr>
+      <w:r>
+        <w:t xml:space="preserve">  *THREADS* =&gt; 0</w:t>
+      </w:r>
+    </w:p>
+    <w:p>
+      <w:pPr>
+        <w:pStyle w:val="code"/>
+      </w:pPr>
+      <w:r>
+        <w:t xml:space="preserve">  *RANDOMIZE-SEARCH* =&gt; NIL</w:t>
+      </w:r>
+    </w:p>
+    <w:p>
+      <w:pPr>
+        <w:pStyle w:val="code"/>
+      </w:pPr>
+      <w:r>
+        <w:t xml:space="preserve">  *DEBUG* =&gt; 0</w:t>
+      </w:r>
+    </w:p>
+    <w:p>
+      <w:pPr>
+        <w:pStyle w:val="code"/>
+      </w:pPr>
+      <w:r>
+        <w:t xml:space="preserve">  *PROBE* =&gt; NIL</w:t>
+      </w:r>
+    </w:p>
+    <w:p>
+      <w:pPr>
+        <w:pStyle w:val="code"/>
+      </w:pPr>
+      <w:r>
+        <w:t xml:space="preserve">  BRANCH TO EXPLORE =&gt; ALL</w:t>
+      </w:r>
+    </w:p>
+    <w:p>
+      <w:pPr>
+        <w:pStyle w:val="code"/>
+      </w:pPr>
+      <w:r>
+        <w:t xml:space="preserve">  HEURISTIC? =&gt; NIL</w:t>
+      </w:r>
+    </w:p>
+    <w:p>
+      <w:pPr>
+        <w:pStyle w:val="code"/>
+      </w:pPr>
+      <w:r>
+        <w:t xml:space="preserve">  EXOGENOUS HAPPENINGS =&gt; NIL</w:t>
+      </w:r>
+    </w:p>
+    <w:p>
+      <w:pPr>
+        <w:pStyle w:val="code"/>
+      </w:pPr>
+      <w:r>
+        <w:t xml:space="preserve">  BOUNDING FUNCTION? =&gt; NIL</w:t>
+      </w:r>
+    </w:p>
+    <w:p>
+      <w:pPr>
+        <w:pStyle w:val="code"/>
+      </w:pPr>
+    </w:p>
+    <w:p>
+      <w:pPr>
+        <w:pStyle w:val="code"/>
+      </w:pPr>
+    </w:p>
+    <w:p>
+      <w:pPr>
+        <w:pStyle w:val="code"/>
+      </w:pPr>
+      <w:r>
+        <w:t>working...</w:t>
+      </w:r>
+    </w:p>
+    <w:p>
+      <w:pPr>
+        <w:pStyle w:val="code"/>
+      </w:pPr>
+    </w:p>
+    <w:p>
+      <w:pPr>
+        <w:pStyle w:val="code"/>
+      </w:pPr>
+      <w:r>
+        <w:t>New path to goal found at depth = 2</w:t>
+      </w:r>
+    </w:p>
+    <w:p>
+      <w:pPr>
+        <w:pStyle w:val="code"/>
+      </w:pPr>
+    </w:p>
+    <w:p>
+      <w:pPr>
+        <w:pStyle w:val="code"/>
+      </w:pPr>
+      <w:r>
+        <w:t>New path to goal found at depth = 3</w:t>
+      </w:r>
+    </w:p>
+    <w:p>
+      <w:pPr>
+        <w:pStyle w:val="code"/>
+      </w:pPr>
+    </w:p>
+    <w:p>
+      <w:pPr>
+        <w:pStyle w:val="code"/>
+      </w:pPr>
+      <w:r>
+        <w:t>New path to goal found at depth = 2</w:t>
+      </w:r>
+    </w:p>
+    <w:p>
+      <w:pPr>
+        <w:pStyle w:val="code"/>
+      </w:pPr>
+    </w:p>
+    <w:p>
+      <w:pPr>
+        <w:pStyle w:val="code"/>
+      </w:pPr>
+      <w:r>
+        <w:t>New path to goal found at depth = 3</w:t>
+      </w:r>
+    </w:p>
+    <w:p>
+      <w:pPr>
+        <w:pStyle w:val="code"/>
+      </w:pPr>
+    </w:p>
+    <w:p>
+      <w:pPr>
+        <w:pStyle w:val="code"/>
+      </w:pPr>
+    </w:p>
+    <w:p>
+      <w:pPr>
+        <w:pStyle w:val="code"/>
+      </w:pPr>
+      <w:r>
+        <w:t>In problem BLOCKS3, performed TREE search for EVERY solution.</w:t>
+      </w:r>
+    </w:p>
+    <w:p>
+      <w:pPr>
+        <w:pStyle w:val="code"/>
+      </w:pPr>
+    </w:p>
+    <w:p>
+      <w:pPr>
+        <w:pStyle w:val="code"/>
+      </w:pPr>
+      <w:r>
+        <w:t>Search process completed normally.</w:t>
+      </w:r>
+    </w:p>
+    <w:p>
+      <w:pPr>
+        <w:pStyle w:val="code"/>
+      </w:pPr>
+    </w:p>
+    <w:p>
+      <w:pPr>
+        <w:pStyle w:val="code"/>
+      </w:pPr>
+      <w:r>
+        <w:t>Exhaustive search for every solution (up to the depth cutoff, if any).</w:t>
+      </w:r>
+    </w:p>
+    <w:p>
+      <w:pPr>
+        <w:pStyle w:val="code"/>
+      </w:pPr>
+    </w:p>
+    <w:p>
+      <w:pPr>
+        <w:pStyle w:val="code"/>
+      </w:pPr>
+      <w:r>
+        <w:t>Depth cutoff = 0</w:t>
+      </w:r>
+    </w:p>
+    <w:p>
+      <w:pPr>
+        <w:pStyle w:val="code"/>
+      </w:pPr>
+    </w:p>
+    <w:p>
+      <w:pPr>
+        <w:pStyle w:val="code"/>
+      </w:pPr>
+      <w:r>
+        <w:t>Maximum depth explored = 3</w:t>
+      </w:r>
+    </w:p>
+    <w:p>
+      <w:pPr>
+        <w:pStyle w:val="code"/>
+      </w:pPr>
+    </w:p>
+    <w:p>
+      <w:pPr>
+        <w:pStyle w:val="code"/>
+      </w:pPr>
+      <w:r>
+        <w:t>Program cycles = 21</w:t>
+      </w:r>
+    </w:p>
+    <w:p>
+      <w:pPr>
+        <w:pStyle w:val="code"/>
+      </w:pPr>
+    </w:p>
+    <w:p>
+      <w:pPr>
+        <w:pStyle w:val="code"/>
+      </w:pPr>
+      <w:r>
+        <w:t>Total states processed = 31</w:t>
+      </w:r>
+    </w:p>
+    <w:p>
+      <w:pPr>
+        <w:pStyle w:val="code"/>
+      </w:pPr>
+    </w:p>
+    <w:p>
+      <w:pPr>
+        <w:pStyle w:val="code"/>
+      </w:pPr>
+      <w:r>
+        <w:t>Average branching factor = 1.4</w:t>
+      </w:r>
+    </w:p>
+    <w:p>
+      <w:pPr>
+        <w:pStyle w:val="code"/>
+      </w:pPr>
+    </w:p>
+    <w:p>
+      <w:pPr>
+        <w:pStyle w:val="code"/>
+      </w:pPr>
+    </w:p>
+    <w:p>
+      <w:pPr>
+        <w:pStyle w:val="code"/>
+      </w:pPr>
+      <w:r>
+        <w:t>Start state:</w:t>
+      </w:r>
+    </w:p>
+    <w:p>
+      <w:pPr>
+        <w:pStyle w:val="code"/>
+      </w:pPr>
+      <w:r>
+        <w:t>((ON A T) (ON B T) (ON C T))</w:t>
+      </w:r>
+    </w:p>
+    <w:p>
+      <w:pPr>
+        <w:pStyle w:val="code"/>
+      </w:pPr>
+    </w:p>
+    <w:p>
+      <w:pPr>
+        <w:pStyle w:val="code"/>
+      </w:pPr>
+      <w:r>
+        <w:t>Goal:</w:t>
+      </w:r>
+    </w:p>
+    <w:p>
+      <w:pPr>
+        <w:pStyle w:val="code"/>
+      </w:pPr>
+      <w:r>
+        <w:t>(OR (AND (ON C T) (ON B C) (ON A B)) (AND (ON A T) (ON B A) (ON C B)))</w:t>
+      </w:r>
+    </w:p>
+    <w:p>
+      <w:pPr>
+        <w:pStyle w:val="code"/>
+      </w:pPr>
+    </w:p>
+    <w:p>
+      <w:pPr>
+        <w:pStyle w:val="code"/>
+      </w:pPr>
+    </w:p>
+    <w:p>
+      <w:pPr>
+        <w:pStyle w:val="code"/>
+      </w:pPr>
+      <w:r>
+        <w:t>Total solution paths recorded = 4, of which 2 is/are unique solution paths</w:t>
+      </w:r>
+    </w:p>
+    <w:p>
+      <w:pPr>
+        <w:pStyle w:val="code"/>
+      </w:pPr>
+      <w:r>
+        <w:t>Check *solutions* and *unique-solutions* for solution records.</w:t>
+      </w:r>
+    </w:p>
+    <w:p>
+      <w:pPr>
+        <w:pStyle w:val="code"/>
+      </w:pPr>
+    </w:p>
+    <w:p>
+      <w:pPr>
+        <w:pStyle w:val="code"/>
+      </w:pPr>
+      <w:r>
+        <w:t>Number of steps in a minimum path length solution = 2</w:t>
+      </w:r>
+    </w:p>
+    <w:p>
+      <w:pPr>
+        <w:pStyle w:val="code"/>
+      </w:pPr>
+    </w:p>
+    <w:p>
+      <w:pPr>
+        <w:pStyle w:val="code"/>
+      </w:pPr>
+      <w:r>
+        <w:t>A minimum length solution path from start state to goal state:</w:t>
+      </w:r>
+    </w:p>
+    <w:p>
+      <w:pPr>
+        <w:pStyle w:val="code"/>
+      </w:pPr>
+      <w:r>
+        <w:t>(1.0 (PUT B C))</w:t>
+      </w:r>
+    </w:p>
+    <w:p>
+      <w:pPr>
+        <w:pStyle w:val="code"/>
+      </w:pPr>
+      <w:r>
+        <w:t>(2.0 (PUT A B))</w:t>
+      </w:r>
+    </w:p>
+    <w:p>
+      <w:pPr>
+        <w:pStyle w:val="code"/>
+      </w:pPr>
+    </w:p>
+    <w:p>
+      <w:pPr>
+        <w:pStyle w:val="code"/>
+      </w:pPr>
+      <w:r>
+        <w:t>Final state:</w:t>
+      </w:r>
+    </w:p>
+    <w:p>
+      <w:pPr>
+        <w:pStyle w:val="code"/>
+      </w:pPr>
+      <w:r>
+        <w:t>((ON C T) (ON B C) (ON A B))</w:t>
+      </w:r>
+    </w:p>
+    <w:p>
+      <w:pPr>
+        <w:pStyle w:val="code"/>
+      </w:pPr>
+    </w:p>
+    <w:p>
+      <w:pPr>
+        <w:pStyle w:val="code"/>
+      </w:pPr>
+    </w:p>
+    <w:p>
+      <w:pPr>
+        <w:pStyle w:val="code"/>
+      </w:pPr>
+      <w:r>
+        <w:t>A shortest path solution is also a minimum duration solution.</w:t>
+      </w:r>
+    </w:p>
+    <w:p>
+      <w:pPr>
+        <w:pStyle w:val="code"/>
+      </w:pPr>
+    </w:p>
+    <w:p>
+      <w:pPr>
+        <w:pStyle w:val="code"/>
+      </w:pPr>
+    </w:p>
+    <w:p>
+      <w:pPr>
+        <w:pStyle w:val="code"/>
+      </w:pPr>
+      <w:r>
+        <w:t>Evaluation took:</w:t>
+      </w:r>
+    </w:p>
+    <w:p>
+      <w:pPr>
+        <w:pStyle w:val="code"/>
+      </w:pPr>
+      <w:r>
+        <w:t xml:space="preserve">  0.001 seconds of real time</w:t>
+      </w:r>
+    </w:p>
+    <w:p>
+      <w:pPr>
+        <w:pStyle w:val="code"/>
+      </w:pPr>
+      <w:r>
+        <w:t xml:space="preserve">  0.000000 seconds of total run time (0.000000 user, 0.000000 system)</w:t>
+      </w:r>
+    </w:p>
+    <w:p>
+      <w:pPr>
+        <w:pStyle w:val="code"/>
+      </w:pPr>
+      <w:r>
+        <w:t xml:space="preserve">  0.00% CPU</w:t>
+      </w:r>
+    </w:p>
+    <w:p>
+      <w:pPr>
+        <w:pStyle w:val="code"/>
+      </w:pPr>
+      <w:r>
+        <w:t xml:space="preserve">  3,294,240 processor cycles</w:t>
+      </w:r>
+    </w:p>
+    <w:p>
+      <w:pPr>
+        <w:pStyle w:val="code"/>
+      </w:pPr>
+      <w:r>
+        <w:t xml:space="preserve">  262,192 bytes consed</w:t>
+      </w:r>
+    </w:p>
+    <w:p>
+      <w:pPr>
+        <w:pStyle w:val="NoSpacing"/>
+      </w:pPr>
+    </w:p>
+    <w:p>
+      <w:pPr>
+        <w:pStyle w:val="NoSpacing"/>
+      </w:pPr>
+      <w:r>
+        <w:t xml:space="preserve">The program first outputs progressive improvements to solutions as planning proceeds (if the user has requested every or an optimal solution).  In this case there are four solutions.  Next is a statement about the kind of search conducted, whether the program finished normally, and the depth cutoff (ie, consideration of all possible plans </w:t>
       </w:r>
       <w:r>
         <w:lastRenderedPageBreak/>
-        <w:t>processing mechanisms of Wouldwork—potentially useful for parallel debugging).  Assuming the platform CPU can handle up to N threads, it can be useful to choose any number up to N-1, since managing parallelism will consume one thread.  Choosing a number greater than N threads is feasible, but probably less efficient.</w:t>
-      </w:r>
-    </w:p>
-    <w:p>
-      <w:pPr>
-        <w:pStyle w:val="NoSpacing"/>
-      </w:pPr>
-    </w:p>
-    <w:p>
-      <w:pPr>
-        <w:pStyle w:val="code1"/>
-      </w:pPr>
-      <w:r>
-        <w:t>*branch* -1  (-1 or  1 &lt;= n &lt;= N)</w:t>
-      </w:r>
-    </w:p>
-    <w:p>
-      <w:pPr>
-        <w:pStyle w:val="NoSpacing"/>
-      </w:pPr>
-      <w:r>
-        <w:t>The variable *branch* refers to any one of the possible N actions taken from the start state.  Specifying one of these branches tells Wouldwork to concentrate all processing on this one branch from the start state, and ignore the others.  This might be useful for very large problems, since each branch can be searched for a solution individually in separate runs.  A value of -1 searches all branches.</w:t>
-      </w:r>
-    </w:p>
-    <w:p>
-      <w:pPr>
-        <w:pStyle w:val="NoSpacing"/>
-      </w:pPr>
-    </w:p>
-    <w:p>
-      <w:pPr>
-        <w:pStyle w:val="code1"/>
-      </w:pPr>
-      <w:r>
-        <w:t>*randomize-search*  nil  (nil or t)</w:t>
-      </w:r>
-    </w:p>
-    <w:p>
-      <w:pPr>
-        <w:pStyle w:val="NoSpacing"/>
-      </w:pPr>
-      <w:r>
-        <w:t>This global variable specifies whether or not the search through the problem state space will be randomized.  (Specifically, whether the order of the child states of a given state is randomized before being placed on the stack of states to be expanded next.)  Multiple randomized searches may luckily hit on a solution when a standard (repeatable) search does not.  Randomized search is incompatible with a heuristic search, since a heuristic will sort child states in a best-first order.</w:t>
-      </w:r>
-    </w:p>
-    <w:p>
-      <w:pPr>
-        <w:pStyle w:val="NoSpacing"/>
-      </w:pPr>
-    </w:p>
-    <w:p>
-      <w:pPr>
-        <w:pStyle w:val="code1"/>
-      </w:pPr>
-      <w:r>
-        <w:t>CTRL-C</w:t>
-      </w:r>
-    </w:p>
-    <w:p>
-      <w:pPr>
-        <w:pStyle w:val="NoSpacing"/>
-      </w:pPr>
-      <w:r>
-        <w:t>To interrupt the search at any time, enter CTRL-C from the keyboard, which throws SBCL into the debugger, or safely shutsdown all threads if running in parallel mode.  In the debugger, entering 0 will continue the search, while entering 1 will stop the search, returning user control to the SBCL prompt.</w:t>
-      </w:r>
-    </w:p>
-    <w:p>
-      <w:pPr>
-        <w:pStyle w:val="NoSpacing"/>
-      </w:pPr>
-    </w:p>
-    <w:p>
-      <w:pPr>
-        <w:pStyle w:val="Heading2"/>
-      </w:pPr>
-      <w:bookmarkStart w:id="23" w:name="_Toc206658656"/>
-      <w:r>
-        <w:t>Program Output</w:t>
-      </w:r>
-      <w:bookmarkEnd w:id="23"/>
-    </w:p>
-    <w:p>
-      <w:pPr>
-        <w:pStyle w:val="NoSpacing"/>
-      </w:pPr>
-      <w:r>
-        <w:t>Sample program output for the 3 blocks stacking problem</w:t>
-      </w:r>
-    </w:p>
-    <w:p>
-      <w:pPr>
-        <w:pStyle w:val="NoSpacing"/>
-      </w:pPr>
-    </w:p>
-    <w:p>
-      <w:pPr>
-        <w:pStyle w:val="code"/>
-      </w:pPr>
-      <w:r>
-        <w:t>(run “blocks3”)</w:t>
-      </w:r>
-    </w:p>
-    <w:p>
-      <w:pPr>
-        <w:pStyle w:val="code"/>
-      </w:pPr>
-    </w:p>
-    <w:p>
-      <w:pPr>
-        <w:pStyle w:val="code"/>
-      </w:pPr>
-      <w:r>
-        <w:t>Current parameter settings:</w:t>
-      </w:r>
-    </w:p>
-    <w:p>
-      <w:pPr>
-        <w:pStyle w:val="code"/>
-      </w:pPr>
-      <w:r>
-        <w:t xml:space="preserve">  *PROBLEM-NAME* =&gt; BLOCKS3</w:t>
-      </w:r>
-    </w:p>
-    <w:p>
-      <w:pPr>
-        <w:pStyle w:val="code"/>
-      </w:pPr>
-      <w:r>
-        <w:lastRenderedPageBreak/>
-        <w:t xml:space="preserve">  *PROBLEM-TYPE* =&gt; PLANNING</w:t>
-      </w:r>
-    </w:p>
-    <w:p>
-      <w:pPr>
-        <w:pStyle w:val="code"/>
-      </w:pPr>
-      <w:r>
-        <w:t xml:space="preserve">  *TREE-OR-GRAPH* =&gt; TREE</w:t>
-      </w:r>
-    </w:p>
-    <w:p>
-      <w:pPr>
-        <w:pStyle w:val="code"/>
-      </w:pPr>
-      <w:r>
-        <w:t xml:space="preserve">  *SOLUTION-TYPE* =&gt; EVERY</w:t>
-      </w:r>
-    </w:p>
-    <w:p>
-      <w:pPr>
-        <w:pStyle w:val="code"/>
-      </w:pPr>
-      <w:r>
-        <w:t xml:space="preserve">  *DEPTH-CUTOFF* =&gt; 0</w:t>
-      </w:r>
-    </w:p>
-    <w:p>
-      <w:pPr>
-        <w:pStyle w:val="code"/>
-      </w:pPr>
-      <w:r>
-        <w:t xml:space="preserve">  *PROGRESS-REPORTING-INTERVAL* =&gt; 100000</w:t>
-      </w:r>
-    </w:p>
-    <w:p>
-      <w:pPr>
-        <w:pStyle w:val="code"/>
-      </w:pPr>
-      <w:r>
-        <w:t xml:space="preserve">  *THREADS* =&gt; 0</w:t>
-      </w:r>
-    </w:p>
-    <w:p>
-      <w:pPr>
-        <w:pStyle w:val="code"/>
-      </w:pPr>
-      <w:r>
-        <w:t xml:space="preserve">  *RANDOMIZE-SEARCH* =&gt; NIL</w:t>
-      </w:r>
-    </w:p>
-    <w:p>
-      <w:pPr>
-        <w:pStyle w:val="code"/>
-      </w:pPr>
-      <w:r>
-        <w:t xml:space="preserve">  *DEBUG* =&gt; 0</w:t>
-      </w:r>
-    </w:p>
-    <w:p>
-      <w:pPr>
-        <w:pStyle w:val="code"/>
-      </w:pPr>
-      <w:r>
-        <w:t xml:space="preserve">  *PROBE* =&gt; NIL</w:t>
-      </w:r>
-    </w:p>
-    <w:p>
-      <w:pPr>
-        <w:pStyle w:val="code"/>
-      </w:pPr>
-      <w:r>
-        <w:t xml:space="preserve">  BRANCH TO EXPLORE =&gt; ALL</w:t>
-      </w:r>
-    </w:p>
-    <w:p>
-      <w:pPr>
-        <w:pStyle w:val="code"/>
-      </w:pPr>
-      <w:r>
-        <w:t xml:space="preserve">  HEURISTIC? =&gt; NIL</w:t>
-      </w:r>
-    </w:p>
-    <w:p>
-      <w:pPr>
-        <w:pStyle w:val="code"/>
-      </w:pPr>
-      <w:r>
-        <w:t xml:space="preserve">  EXOGENOUS HAPPENINGS =&gt; NIL</w:t>
-      </w:r>
-    </w:p>
-    <w:p>
-      <w:pPr>
-        <w:pStyle w:val="code"/>
-      </w:pPr>
-      <w:r>
-        <w:t xml:space="preserve">  BOUNDING FUNCTION? =&gt; NIL</w:t>
-      </w:r>
-    </w:p>
-    <w:p>
-      <w:pPr>
-        <w:pStyle w:val="code"/>
-      </w:pPr>
-    </w:p>
-    <w:p>
-      <w:pPr>
-        <w:pStyle w:val="code"/>
-      </w:pPr>
-    </w:p>
-    <w:p>
-      <w:pPr>
-        <w:pStyle w:val="code"/>
-      </w:pPr>
-      <w:r>
-        <w:t>working...</w:t>
-      </w:r>
-    </w:p>
-    <w:p>
-      <w:pPr>
-        <w:pStyle w:val="code"/>
-      </w:pPr>
-    </w:p>
-    <w:p>
-      <w:pPr>
-        <w:pStyle w:val="code"/>
-      </w:pPr>
-      <w:r>
-        <w:t>New path to goal found at depth = 2</w:t>
-      </w:r>
-    </w:p>
-    <w:p>
-      <w:pPr>
-        <w:pStyle w:val="code"/>
-      </w:pPr>
-    </w:p>
-    <w:p>
-      <w:pPr>
-        <w:pStyle w:val="code"/>
-      </w:pPr>
-      <w:r>
-        <w:t>New path to goal found at depth = 3</w:t>
-      </w:r>
-    </w:p>
-    <w:p>
-      <w:pPr>
-        <w:pStyle w:val="code"/>
-      </w:pPr>
-    </w:p>
-    <w:p>
-      <w:pPr>
-        <w:pStyle w:val="code"/>
-      </w:pPr>
-      <w:r>
-        <w:t>New path to goal found at depth = 2</w:t>
-      </w:r>
-    </w:p>
-    <w:p>
-      <w:pPr>
-        <w:pStyle w:val="code"/>
-      </w:pPr>
-    </w:p>
-    <w:p>
-      <w:pPr>
-        <w:pStyle w:val="code"/>
-      </w:pPr>
-      <w:r>
-        <w:t>New path to goal found at depth = 3</w:t>
-      </w:r>
-    </w:p>
-    <w:p>
-      <w:pPr>
-        <w:pStyle w:val="code"/>
-      </w:pPr>
-    </w:p>
-    <w:p>
-      <w:pPr>
-        <w:pStyle w:val="code"/>
-      </w:pPr>
-    </w:p>
-    <w:p>
-      <w:pPr>
-        <w:pStyle w:val="code"/>
-      </w:pPr>
-      <w:r>
-        <w:t>In problem BLOCKS3, performed TREE search for EVERY solution.</w:t>
-      </w:r>
-    </w:p>
-    <w:p>
-      <w:pPr>
-        <w:pStyle w:val="code"/>
-      </w:pPr>
-    </w:p>
-    <w:p>
-      <w:pPr>
-        <w:pStyle w:val="code"/>
-      </w:pPr>
-      <w:r>
-        <w:t>Search process completed normally.</w:t>
-      </w:r>
-    </w:p>
-    <w:p>
-      <w:pPr>
-        <w:pStyle w:val="code"/>
-      </w:pPr>
-    </w:p>
-    <w:p>
-      <w:pPr>
-        <w:pStyle w:val="code"/>
-      </w:pPr>
-      <w:r>
-        <w:t>Exhaustive search for every solution (up to the depth cutoff, if any).</w:t>
-      </w:r>
-    </w:p>
-    <w:p>
-      <w:pPr>
-        <w:pStyle w:val="code"/>
-      </w:pPr>
-    </w:p>
-    <w:p>
-      <w:pPr>
-        <w:pStyle w:val="code"/>
-      </w:pPr>
-      <w:r>
-        <w:t>Depth cutoff = 0</w:t>
-      </w:r>
-    </w:p>
-    <w:p>
-      <w:pPr>
-        <w:pStyle w:val="code"/>
-      </w:pPr>
-    </w:p>
-    <w:p>
-      <w:pPr>
-        <w:pStyle w:val="code"/>
-      </w:pPr>
-      <w:r>
-        <w:t>Maximum depth explored = 3</w:t>
-      </w:r>
-    </w:p>
-    <w:p>
-      <w:pPr>
-        <w:pStyle w:val="code"/>
-      </w:pPr>
-    </w:p>
-    <w:p>
-      <w:pPr>
-        <w:pStyle w:val="code"/>
-      </w:pPr>
-      <w:r>
-        <w:t>Program cycles = 21</w:t>
-      </w:r>
-    </w:p>
-    <w:p>
-      <w:pPr>
-        <w:pStyle w:val="code"/>
-      </w:pPr>
-    </w:p>
-    <w:p>
-      <w:pPr>
-        <w:pStyle w:val="code"/>
-      </w:pPr>
-      <w:r>
-        <w:t>Total states processed = 31</w:t>
-      </w:r>
-    </w:p>
-    <w:p>
-      <w:pPr>
-        <w:pStyle w:val="code"/>
-      </w:pPr>
-    </w:p>
-    <w:p>
-      <w:pPr>
-        <w:pStyle w:val="code"/>
-      </w:pPr>
-      <w:r>
-        <w:t>Average branching factor = 1.4</w:t>
-      </w:r>
-    </w:p>
-    <w:p>
-      <w:pPr>
-        <w:pStyle w:val="code"/>
-      </w:pPr>
-    </w:p>
-    <w:p>
-      <w:pPr>
-        <w:pStyle w:val="code"/>
-      </w:pPr>
-    </w:p>
-    <w:p>
-      <w:pPr>
-        <w:pStyle w:val="code"/>
-      </w:pPr>
-      <w:r>
-        <w:t>Start state:</w:t>
-      </w:r>
-    </w:p>
-    <w:p>
-      <w:pPr>
-        <w:pStyle w:val="code"/>
-      </w:pPr>
-      <w:r>
-        <w:t>((ON A T) (ON B T) (ON C T))</w:t>
-      </w:r>
-    </w:p>
-    <w:p>
-      <w:pPr>
-        <w:pStyle w:val="code"/>
-      </w:pPr>
-    </w:p>
-    <w:p>
-      <w:pPr>
-        <w:pStyle w:val="code"/>
-      </w:pPr>
-      <w:r>
-        <w:t>Goal:</w:t>
-      </w:r>
-    </w:p>
-    <w:p>
-      <w:pPr>
-        <w:pStyle w:val="code"/>
-      </w:pPr>
-      <w:r>
-        <w:t>(OR (AND (ON C T) (ON B C) (ON A B)) (AND (ON A T) (ON B A) (ON C B)))</w:t>
-      </w:r>
-    </w:p>
-    <w:p>
-      <w:pPr>
-        <w:pStyle w:val="code"/>
-      </w:pPr>
-    </w:p>
-    <w:p>
-      <w:pPr>
-        <w:pStyle w:val="code"/>
-      </w:pPr>
-    </w:p>
-    <w:p>
-      <w:pPr>
-        <w:pStyle w:val="code"/>
-      </w:pPr>
-      <w:r>
-        <w:lastRenderedPageBreak/>
-        <w:t>Total solution paths recorded = 4, of which 2 is/are unique solution paths</w:t>
-      </w:r>
-    </w:p>
-    <w:p>
-      <w:pPr>
-        <w:pStyle w:val="code"/>
-      </w:pPr>
-      <w:r>
-        <w:t>Check *solutions* and *unique-solutions* for solution records.</w:t>
-      </w:r>
-    </w:p>
-    <w:p>
-      <w:pPr>
-        <w:pStyle w:val="code"/>
-      </w:pPr>
-    </w:p>
-    <w:p>
-      <w:pPr>
-        <w:pStyle w:val="code"/>
-      </w:pPr>
-      <w:r>
-        <w:t>Number of steps in a minimum path length solution = 2</w:t>
-      </w:r>
-    </w:p>
-    <w:p>
-      <w:pPr>
-        <w:pStyle w:val="code"/>
-      </w:pPr>
-    </w:p>
-    <w:p>
-      <w:pPr>
-        <w:pStyle w:val="code"/>
-      </w:pPr>
-      <w:r>
-        <w:t>A minimum length solution path from start state to goal state:</w:t>
-      </w:r>
-    </w:p>
-    <w:p>
-      <w:pPr>
-        <w:pStyle w:val="code"/>
-      </w:pPr>
-      <w:r>
-        <w:t>(1.0 (PUT B C))</w:t>
-      </w:r>
-    </w:p>
-    <w:p>
-      <w:pPr>
-        <w:pStyle w:val="code"/>
-      </w:pPr>
-      <w:r>
-        <w:t>(2.0 (PUT A B))</w:t>
-      </w:r>
-    </w:p>
-    <w:p>
-      <w:pPr>
-        <w:pStyle w:val="code"/>
-      </w:pPr>
-    </w:p>
-    <w:p>
-      <w:pPr>
-        <w:pStyle w:val="code"/>
-      </w:pPr>
-      <w:r>
-        <w:t>Final state:</w:t>
-      </w:r>
-    </w:p>
-    <w:p>
-      <w:pPr>
-        <w:pStyle w:val="code"/>
-      </w:pPr>
-      <w:r>
-        <w:t>((ON C T) (ON B C) (ON A B))</w:t>
-      </w:r>
-    </w:p>
-    <w:p>
-      <w:pPr>
-        <w:pStyle w:val="code"/>
-      </w:pPr>
-    </w:p>
-    <w:p>
-      <w:pPr>
-        <w:pStyle w:val="code"/>
-      </w:pPr>
-    </w:p>
-    <w:p>
-      <w:pPr>
-        <w:pStyle w:val="code"/>
-      </w:pPr>
-      <w:r>
-        <w:t>A shortest path solution is also a minimum duration solution.</w:t>
-      </w:r>
-    </w:p>
-    <w:p>
-      <w:pPr>
-        <w:pStyle w:val="code"/>
-      </w:pPr>
-    </w:p>
-    <w:p>
-      <w:pPr>
-        <w:pStyle w:val="code"/>
-      </w:pPr>
-    </w:p>
-    <w:p>
-      <w:pPr>
-        <w:pStyle w:val="code"/>
-      </w:pPr>
-      <w:r>
-        <w:t>Evaluation took:</w:t>
-      </w:r>
-    </w:p>
-    <w:p>
-      <w:pPr>
-        <w:pStyle w:val="code"/>
-      </w:pPr>
-      <w:r>
-        <w:t xml:space="preserve">  0.001 seconds of real time</w:t>
-      </w:r>
-    </w:p>
-    <w:p>
-      <w:pPr>
-        <w:pStyle w:val="code"/>
-      </w:pPr>
-      <w:r>
-        <w:t xml:space="preserve">  0.000000 seconds of total run time (0.000000 user, 0.000000 system)</w:t>
-      </w:r>
-    </w:p>
-    <w:p>
-      <w:pPr>
-        <w:pStyle w:val="code"/>
-      </w:pPr>
-      <w:r>
-        <w:t xml:space="preserve">  0.00% CPU</w:t>
-      </w:r>
-    </w:p>
-    <w:p>
-      <w:pPr>
-        <w:pStyle w:val="code"/>
-      </w:pPr>
-      <w:r>
-        <w:t xml:space="preserve">  3,294,240 processor cycles</w:t>
-      </w:r>
-    </w:p>
-    <w:p>
-      <w:pPr>
-        <w:pStyle w:val="code"/>
-      </w:pPr>
-      <w:r>
-        <w:t xml:space="preserve">  262,192 bytes consed</w:t>
-      </w:r>
-    </w:p>
-    <w:p>
-      <w:pPr>
-        <w:pStyle w:val="NoSpacing"/>
-      </w:pPr>
-    </w:p>
-    <w:p>
-      <w:pPr>
-        <w:pStyle w:val="NoSpacing"/>
-      </w:pPr>
-      <w:r>
-        <w:t>The program first outputs progressive improvements to solutions as planning proceeds (if the user has requested every or an optimal solution).  In this case there are four solutions.  Next is a statement about the kind of search conducted, whether the program finished normally, and the depth cutoff (ie, consideration of all possible plans less than or equal to the cutoff in path length), where *</w:t>
+        <w:t>less than or equal to the cutoff in path length), where *</w:t>
       </w:r>
       <w:r>
         <w:rPr>
@@ -4681,11 +4753,7 @@
         <w:pStyle w:val="NoSpacing"/>
       </w:pPr>
       <w:r>
-        <w:t xml:space="preserve">The sequence of actions in the plan is displayed next as the final planning result.  The first number in each plan step indicates the time at which that action occurred, if the actions are specified to take time to complete.  Each step contains the action taken along with its arguments.  The order of the arguments displayed is the same as the </w:t>
-      </w:r>
-      <w:r>
-        <w:lastRenderedPageBreak/>
-        <w:t>order of parameter variables in the action effect specification, so a put action parameter specification like (?block ?target) would then display as (put A B) meaning “put block A on target B”.  Lastly, the final state and a summary of computational resources expended wraps up the report.</w:t>
+        <w:t>The sequence of actions in the plan is displayed next as the final planning result.  The first number in each plan step indicates the time at which that action occurred, if the actions are specified to take time to complete.  Each step contains the action taken along with its arguments.  The order of the arguments displayed is the same as the order of parameter variables in the action effect specification, so a put action parameter specification like (?block ?target) would then display as (put A B) meaning “put block A on target B”.  Lastly, the final state and a summary of computational resources expended wraps up the report.</w:t>
       </w:r>
     </w:p>
     <w:bookmarkEnd w:id="3"/>
@@ -6158,22 +6226,40 @@
         </w:rPr>
         <w:t>Sometimes there is a choice of whether to represent a variable as a fluent ($) or as a discrete generated (logical) variable.  Generally speaking, fluents are most useful for representing data (eg, the height of a block), while logical variables represent symbolic values (eg, individual blocks and supports).  But data can also be made discrete if there are a modest number of possible values, say &lt;100.  In this case the discrete values must be defined as a type—eg, (define-type height (1 2 3 … 100)) so the action rules can generate the values in parameter lists.  Note that processing will slow down somewhat if equality between the values cannot be tested with #’eql (eg, if the values are lists or vectors).  Often it is better to simply use a fluent for such values—eg, (define-dynamic-relation (locations $list))—where $list represents a list of coordinates like ((0 0) (3 1) …).  Coordinates can then be dynamically added to or removed from the current locations list in the action rules.</w:t>
       </w:r>
-    </w:p>
-    <w:p>
-      <w:pPr>
-        <w:pStyle w:val="NoSpacing"/>
-      </w:pPr>
-    </w:p>
-    <w:p>
-      <w:pPr>
-        <w:pStyle w:val="NoSpacing"/>
-      </w:pPr>
-      <w:r>
-        <w:t xml:space="preserve">As a more complete example, consider the specification of the classic “jugs” problem.  Two jugs of different size are used to measure out a specific amount of water taken from a large reservoir.  There are no markings on the jugs to indicate graded amounts.  A jug can be filled or emptied completely at the reservoir, or emptied into the other jug to the point where the other jug is full.  The goal is to get some </w:t>
+      <w:r>
+        <w:rPr>
+          <w:rFonts w:cs="Calibri"/>
+        </w:rPr>
+        <w:t xml:space="preserve">  Note that lists/conses are the most common values of fluent variables, but other acceptable values include </w:t>
+      </w:r>
+      <w:r>
+        <w:rPr>
+          <w:rFonts w:cs="Calibri"/>
+        </w:rPr>
+        <w:t>simple-vectors, general arrays (incl. strings), and hash tables</w:t>
+      </w:r>
+      <w:r>
+        <w:rPr>
+          <w:rFonts w:cs="Calibri"/>
+        </w:rPr>
+        <w:t>.</w:t>
+      </w:r>
+    </w:p>
+    <w:p>
+      <w:pPr>
+        <w:pStyle w:val="NoSpacing"/>
+      </w:pPr>
+    </w:p>
+    <w:p>
+      <w:pPr>
+        <w:pStyle w:val="NoSpacing"/>
+      </w:pPr>
+      <w:r>
+        <w:t xml:space="preserve">As a more complete example, consider the specification of the classic “jugs” problem.  Two jugs of different size are used to measure out a specific amount of water taken from a large reservoir.  There are no markings on the jugs to indicate graded amounts.  A jug can be filled </w:t>
       </w:r>
       <w:r>
         <w:lastRenderedPageBreak/>
-        <w:t>reservoir water and pour it back and forth between jugs until a specific target amount of water remains.  The first part of the problem specification might look like:</w:t>
+        <w:t>or emptied completely at the reservoir, or emptied into the other jug to the point where the other jug is full.  The goal is to get some reservoir water and pour it back and forth between jugs until a specific target amount of water remains.  The first part of the problem specification might look like:</w:t>
       </w:r>
     </w:p>
     <w:p>
@@ -6363,11 +6449,11 @@
         <w:t>bind</w:t>
       </w:r>
       <w:r>
-        <w:t xml:space="preserve"> operator basically tells the planner to look up and assign the current values to all fluent variables in a statement.  Those values are then available for use in subsequent statements.  If </w:t>
+        <w:t xml:space="preserve"> operator basically tells the planner to look </w:t>
       </w:r>
       <w:r>
         <w:lastRenderedPageBreak/>
-        <w:t>you need to lookup (ie, bind) the value of a variable in an action rule, then you must specify the relation with the appropriate fluent variable type.  Also, there is no need to use fluent variables when specifying background knowledge with define-static-relations, since they don’t change during search.</w:t>
+        <w:t>up and assign the current values to all fluent variables in a statement.  Those values are then available for use in subsequent statements.  If you need to lookup (ie, bind) the value of a variable in an action rule, then you must specify the relation with the appropriate fluent variable type.  Also, there is no need to use fluent variables when specifying background knowledge with define-static-relations, since they don’t change during search.</w:t>
       </w:r>
     </w:p>
     <w:p>
@@ -6506,7 +6592,11 @@
         <w:pStyle w:val="NoSpacing"/>
       </w:pPr>
       <w:r>
-        <w:t xml:space="preserve">On some occasions it may be useful to define one or more global variables at the beginning of a problem specification file.  Global variables are often convenient, because they are visible from anywhere in the problem specification, and in all threads.  Use the normal Lisp operator </w:t>
+        <w:t xml:space="preserve">On some occasions it may be useful to define one or more global variables at the beginning of a problem specification file.  Global variables are often convenient, because they are visible from </w:t>
+      </w:r>
+      <w:r>
+        <w:lastRenderedPageBreak/>
+        <w:t xml:space="preserve">anywhere in the problem specification, and in all threads.  Use the normal Lisp operator </w:t>
       </w:r>
       <w:r>
         <w:rPr>
@@ -6516,11 +6606,7 @@
         <w:t>defparameter</w:t>
       </w:r>
       <w:r>
-        <w:t xml:space="preserve"> for single-threaded programs and </w:t>
-      </w:r>
-      <w:r>
-        <w:lastRenderedPageBreak/>
-        <w:t>for programs in which the value of the parameter does not change.  Otherwise, to define a global variable which may change or to enable multi-threaded program runs, put in a declaration like the following:</w:t>
+        <w:t xml:space="preserve"> for single-threaded programs and for programs in which the value of the parameter does not change.  Otherwise, to define a global variable which may change or to enable multi-threaded program runs, put in a declaration like the following:</w:t>
       </w:r>
     </w:p>
     <w:p>
@@ -6722,6 +6808,7 @@
         <w:pStyle w:val="code"/>
       </w:pPr>
       <w:r>
+        <w:lastRenderedPageBreak/>
         <w:t xml:space="preserve">    (do-some-other-stuff)))</w:t>
       </w:r>
     </w:p>
@@ -6743,7 +6830,6 @@
         <w:pStyle w:val="code"/>
       </w:pPr>
       <w:r>
-        <w:lastRenderedPageBreak/>
         <w:t xml:space="preserve">  (let (($net-price 0))</w:t>
       </w:r>
     </w:p>
@@ -6898,6 +6984,7 @@
         <w:pStyle w:val="NoSpacing"/>
       </w:pPr>
       <w:r>
+        <w:lastRenderedPageBreak/>
         <w:t xml:space="preserve">As a general rule, every generated variable (?) must be parameterized before it is subsequently used in a logical statement.  Thus, a precondition parameter list establishes a </w:t>
       </w:r>
       <w:r>
@@ -6907,72 +6994,68 @@
         <w:t>scope</w:t>
       </w:r>
       <w:r>
-        <w:t xml:space="preserve"> in which its variables can appear in an action precondition, effect, or quantified formula.  </w:t>
+        <w:t xml:space="preserve"> in which its variables can appear in an action precondition, effect, or quantified formula.  Fluent variables ($) will never appear in a precondition or quantified formula parameter list, since their values are not generated.  Their binding is always established through the use of the </w:t>
+      </w:r>
+      <w:r>
+        <w:rPr>
+          <w:i/>
+        </w:rPr>
+        <w:t>bind</w:t>
+      </w:r>
+      <w:r>
+        <w:t xml:space="preserve"> operator.  However, fluent variables can appear in action effect parameter lists to control how solution steps are printed, as mentioned above.  </w:t>
+      </w:r>
+    </w:p>
+    <w:p>
+      <w:pPr>
+        <w:pStyle w:val="NoSpacing"/>
+      </w:pPr>
+    </w:p>
+    <w:p>
+      <w:pPr>
+        <w:pStyle w:val="NoSpacing"/>
+      </w:pPr>
+      <w:r>
+        <w:t>In the case of overlapping types, as in a blocks world parameter list like (?block block ?support support), some supports are blocks (all supports except the table T) and all blocks are supports.  For this situation, the default is to generate only relevant combinations of a block and a support—eg, (A B) or (A T), but not (T A) or (T T) or (A A)—for checking in an action rule.  For example, in the default case, there is no need to include a statement like (different ?block ?support) in the body of a rule.</w:t>
+      </w:r>
+    </w:p>
+    <w:p>
+      <w:pPr>
+        <w:pStyle w:val="NoSpacing"/>
+      </w:pPr>
+    </w:p>
+    <w:p>
+      <w:pPr>
+        <w:pStyle w:val="NoSpacing"/>
+      </w:pPr>
+      <w:r>
+        <w:t>Whenever the precondition of an action is satisfied for a particular instantiation of its variables, those instantiations are then available for use in the action’s effect.  In the jugs example, all of the precondition variable instantiations for ?jug, $amt, and $cap are automatically passed to the effect, and therefore do not need to appear in the effect parameter list, unless needed to appropriately print out solution steps.</w:t>
+      </w:r>
+    </w:p>
+    <w:p>
+      <w:pPr>
+        <w:pStyle w:val="NoSpacing"/>
+      </w:pPr>
+    </w:p>
+    <w:p>
+      <w:pPr>
+        <w:pStyle w:val="NoSpacing"/>
+      </w:pPr>
+      <w:r>
+        <w:t xml:space="preserve">Wouldwork has several available strategies for generating variables, depending on the requirements of the problem.  The default strategy, previously summarized in Part 1: </w:t>
+      </w:r>
+      <w:r>
+        <w:rPr>
+          <w:i/>
+        </w:rPr>
+        <w:t>Specifying Possible Actions</w:t>
+      </w:r>
+      <w:r>
+        <w:t>, effectively generates a list of all possible instantiations of each variable, but culls the list to include only unique instantiations.  That is, no two variables will be instantiated with the same value.  This comports with the common intuition that we give different names (in this case variable names) to different objects (as values).  For example if the parameter list is (?block block (?block-support ?support) support), there are three generating variables—?block, ?block-</w:t>
       </w:r>
       <w:r>
         <w:lastRenderedPageBreak/>
-        <w:t xml:space="preserve">Fluent variables ($) will never appear in a precondition or quantified formula parameter list, since their values are not generated.  Their binding is always established through the use of the </w:t>
-      </w:r>
-      <w:r>
-        <w:rPr>
-          <w:i/>
-        </w:rPr>
-        <w:t>bind</w:t>
-      </w:r>
-      <w:r>
-        <w:t xml:space="preserve"> operator.  However, fluent variables can appear in action effect parameter lists to control how solution steps are printed, as mentioned above.  </w:t>
-      </w:r>
-    </w:p>
-    <w:p>
-      <w:pPr>
-        <w:pStyle w:val="NoSpacing"/>
-      </w:pPr>
-    </w:p>
-    <w:p>
-      <w:pPr>
-        <w:pStyle w:val="NoSpacing"/>
-      </w:pPr>
-      <w:r>
-        <w:t>In the case of overlapping types, as in a blocks world parameter list like (?block block ?support support), some supports are blocks (all supports except the table T) and all blocks are supports.  For this situation, the default is to generate only relevant combinations of a block and a support—eg, (A B) or (A T), but not (T A) or (T T) or (A A)—for checking in an action rule.  For example, in the default case, there is no need to include a statement like (different ?block ?support) in the body of a rule.</w:t>
-      </w:r>
-    </w:p>
-    <w:p>
-      <w:pPr>
-        <w:pStyle w:val="NoSpacing"/>
-      </w:pPr>
-    </w:p>
-    <w:p>
-      <w:pPr>
-        <w:pStyle w:val="NoSpacing"/>
-      </w:pPr>
-      <w:r>
-        <w:t>Whenever the precondition of an action is satisfied for a particular instantiation of its variables, those instantiations are then available for use in the action’s effect.  In the jugs example, all of the precondition variable instantiations for ?jug, $amt, and $cap are automatically passed to the effect, and therefore do not need to appear in the effect parameter list, unless needed to appropriately print out solution steps.</w:t>
-      </w:r>
-    </w:p>
-    <w:p>
-      <w:pPr>
-        <w:pStyle w:val="NoSpacing"/>
-      </w:pPr>
-    </w:p>
-    <w:p>
-      <w:pPr>
-        <w:pStyle w:val="NoSpacing"/>
-      </w:pPr>
-      <w:r>
-        <w:t xml:space="preserve">Wouldwork has several available strategies for generating variables, depending on the requirements of the problem.  The default strategy, previously summarized in Part 1: </w:t>
-      </w:r>
-      <w:r>
-        <w:rPr>
-          <w:i/>
-        </w:rPr>
-        <w:t>Specifying Possible Actions</w:t>
-      </w:r>
-      <w:r>
-        <w:t xml:space="preserve">, effectively generates a list of all possible instantiations of each variable, but culls the list to include only unique instantiations.  That is, no two variables will be instantiated with the same value.  This comports with the common intuition that we give different names (in this case variable names) to different objects (as values).  For example if the parameter list is (?block block (?block-support ?support) support), there are three generating variables—?block, ?block-support, and ?support—each of which can be instantiated with any of the instances from their respective types—block (A B C), block-support (A B C T), and support (A B C T).  Therefore by default, instantiations for the three variables are generated from the full cross-product of </w:t>
-      </w:r>
-      <w:r>
-        <w:lastRenderedPageBreak/>
-        <w:t>(block X block-support X support)minus any duplication of values = ((A B C) (A B T) (A C B) (A C T) (A T B) (A T C) (B A C) (B A T) (B C A) (B C T) (B T A) (B T C) (C A B) (C A T) (C B A) (C B T) (C T A) (C T B)).  The action rule or quantified formula is then checked for each such instantiation of the three (?) variables.</w:t>
+        <w:t>support, and ?support—each of which can be instantiated with any of the instances from their respective types—block (A B C), block-support (A B C T), and support (A B C T).  Therefore by default, instantiations for the three variables are generated from the full cross-product of (block X block-support X support)minus any duplication of values = ((A B C) (A B T) (A C B) (A C T) (A T B) (A T C) (B A C) (B A T) (B C A) (B C T) (B T A) (B T C) (C A B) (C A T) (C B A) (C B T) (C T A) (C T B)).  The action rule or quantified formula is then checked for each such instantiation of the three (?) variables.</w:t>
       </w:r>
     </w:p>
     <w:p>
@@ -7052,6 +7135,7 @@
         <w:pStyle w:val="NoSpacing"/>
       </w:pPr>
       <w:r>
+        <w:lastRenderedPageBreak/>
         <w:t>Here is a summary of the four operators using the basic template for two items (standard (?block1 ?block2) block):</w:t>
       </w:r>
     </w:p>
@@ -7076,12 +7160,6 @@
         <w:gridCol w:w="2391"/>
       </w:tblGrid>
       <w:tr>
-        <w:tblPrEx>
-          <w:tblCellMar>
-            <w:top w:w="0" w:type="dxa"/>
-            <w:bottom w:w="0" w:type="dxa"/>
-          </w:tblCellMar>
-        </w:tblPrEx>
         <w:trPr>
           <w:tblHeader/>
         </w:trPr>
@@ -7105,7 +7183,6 @@
                 <w:b w:val="0"/>
                 <w:bCs/>
               </w:rPr>
-              <w:lastRenderedPageBreak/>
               <w:t>Header</w:t>
             </w:r>
           </w:p>
@@ -7160,12 +7237,6 @@
         </w:tc>
       </w:tr>
       <w:tr>
-        <w:tblPrEx>
-          <w:tblCellMar>
-            <w:top w:w="0" w:type="dxa"/>
-            <w:bottom w:w="0" w:type="dxa"/>
-          </w:tblCellMar>
-        </w:tblPrEx>
         <w:tc>
           <w:tcPr>
             <w:tcW w:w="1396" w:type="dxa"/>
@@ -7240,12 +7311,6 @@
         </w:tc>
       </w:tr>
       <w:tr>
-        <w:tblPrEx>
-          <w:tblCellMar>
-            <w:top w:w="0" w:type="dxa"/>
-            <w:bottom w:w="0" w:type="dxa"/>
-          </w:tblCellMar>
-        </w:tblPrEx>
         <w:tc>
           <w:tcPr>
             <w:tcW w:w="1396" w:type="dxa"/>
@@ -7332,12 +7397,6 @@
         </w:tc>
       </w:tr>
       <w:tr>
-        <w:tblPrEx>
-          <w:tblCellMar>
-            <w:top w:w="0" w:type="dxa"/>
-            <w:bottom w:w="0" w:type="dxa"/>
-          </w:tblCellMar>
-        </w:tblPrEx>
         <w:tc>
           <w:tcPr>
             <w:tcW w:w="1396" w:type="dxa"/>
@@ -7412,12 +7471,6 @@
         </w:tc>
       </w:tr>
       <w:tr>
-        <w:tblPrEx>
-          <w:tblCellMar>
-            <w:top w:w="0" w:type="dxa"/>
-            <w:bottom w:w="0" w:type="dxa"/>
-          </w:tblCellMar>
-        </w:tblPrEx>
         <w:tc>
           <w:tcPr>
             <w:tcW w:w="1396" w:type="dxa"/>
@@ -7542,20 +7595,23 @@
         <w:pStyle w:val="NoSpacing"/>
       </w:pPr>
       <w:r>
-        <w:t>A planning goal is a logical statement that evaluates to true or false (ie, T or NIL) when applied to a state.  Often it will simply consist of a conjunction of literals, all of which must be true to satisfy the goal.  Alternately, it can be a complex logical statement or query function which expresses the conditions for recognizing when a situation is true.  Every state explored by the planner is checked against the goal condition to see if it satisfies the goal.  If it does, the planner stores that final state along with the path to that state as a solution.  Depending on whether the user is looking for the first solution or additional solutions, planning will either exit or continue the search, respectively.</w:t>
-      </w:r>
-    </w:p>
-    <w:p>
-      <w:pPr>
-        <w:pStyle w:val="NoSpacing"/>
-      </w:pPr>
-    </w:p>
-    <w:p>
-      <w:pPr>
-        <w:pStyle w:val="NoSpacing"/>
-      </w:pPr>
+        <w:t xml:space="preserve">A planning goal is a logical statement that evaluates to true or false (ie, T or NIL) when applied to a state.  Often it will simply consist of a conjunction of literals, all of which must be true to satisfy the goal.  Alternately, it can be a complex logical statement or query function which expresses the conditions for recognizing when a situation is true.  Every state explored by the planner is checked against the goal condition to see if it satisfies the goal.  If it does, the planner stores that final state along with the path to that state as a solution.  Depending on whether the user is looking for the first solution or </w:t>
+      </w:r>
       <w:r>
         <w:lastRenderedPageBreak/>
+        <w:t>additional solutions, planning will either exit or continue the search, respectively.</w:t>
+      </w:r>
+    </w:p>
+    <w:p>
+      <w:pPr>
+        <w:pStyle w:val="NoSpacing"/>
+      </w:pPr>
+    </w:p>
+    <w:p>
+      <w:pPr>
+        <w:pStyle w:val="NoSpacing"/>
+      </w:pPr>
+      <w:r>
         <w:t xml:space="preserve">When solving an optimization problem that searches for a </w:t>
       </w:r>
       <w:r>
@@ -7691,14 +7747,8 @@
         <w:rPr>
           <w:rFonts w:cs="Calibri"/>
         </w:rPr>
-        <w:t xml:space="preserve">Constraints thus use the same format for expressions as goals.  Since constraints are evaluated independently of context, any variables in the constraint must be bound (ie, no free variables).  In general, it is more efficient to place constraints locally in the preconditions of </w:t>
-      </w:r>
-      <w:r>
-        <w:rPr>
-          <w:rFonts w:cs="Calibri"/>
-        </w:rPr>
         <w:lastRenderedPageBreak/>
-        <w:t>individual action rules, since a global constraint is checked in every trial state generated by the planner.  However, global constraints can avoid excessive redundancy, and are usually simpler to specify and debug than action preconditions.</w:t>
+        <w:t>Constraints thus use the same format for expressions as goals.  Since constraints are evaluated independently of context, any variables in the constraint must be bound (ie, no free variables).  In general, it is more efficient to place constraints locally in the preconditions of individual action rules, since a global constraint is checked in every trial state generated by the planner.  However, global constraints can avoid excessive redundancy, and are usually simpler to specify and debug than action preconditions.</w:t>
       </w:r>
     </w:p>
     <w:p>
@@ -7768,11 +7818,11 @@
         <w:pStyle w:val="NoSpacing"/>
       </w:pPr>
       <w:r>
-        <w:t xml:space="preserve">Query function calls can be used to assign computed values to fluent arguments like $height1 and $height2.  For example, the following blocks world query function takes a support as an argument, and computes the elevation of that support.  Since blocks can be stacked, the elevation of a block is recursively computable from the height of that block plus the elevation of the block beneath it.  If the expression </w:t>
+        <w:t xml:space="preserve">Query function calls can be used to assign computed values to fluent arguments like $height1 and $height2.  For example, the following </w:t>
       </w:r>
       <w:r>
         <w:lastRenderedPageBreak/>
-        <w:t xml:space="preserve">(setf $elev (elevation? state $support)) appears in the precondition of an action, where $support is already instantiated, then the resulting value of $elev after evaluation will be the elevation of that support.  The </w:t>
+        <w:t xml:space="preserve">blocks world query function takes a support as an argument, and computes the elevation of that support.  Since blocks can be stacked, the elevation of a block is recursively computable from the height of that block plus the elevation of the block beneath it.  If the expression (setf $elev (elevation? state $support)) appears in the precondition of an action, where $support is already instantiated, then the resulting value of $elev after evaluation will be the elevation of that support.  The </w:t>
       </w:r>
       <w:r>
         <w:rPr>
@@ -7906,6 +7956,7 @@
         <w:pStyle w:val="NoSpacing"/>
       </w:pPr>
       <w:r>
+        <w:lastRenderedPageBreak/>
         <w:t xml:space="preserve">As alluded to, there are two basic kinds of user function specifications, depending on whether the function call appears in the precondition or the effect part of an action.  The </w:t>
       </w:r>
       <w:r>
@@ -7924,11 +7975,7 @@
         <w:t>if</w:t>
       </w:r>
       <w:r>
-        <w:t xml:space="preserve"> statements, </w:t>
-      </w:r>
-      <w:r>
-        <w:lastRenderedPageBreak/>
-        <w:t xml:space="preserve">and returns a value that can be assigned to a fluent variable.  The </w:t>
+        <w:t xml:space="preserve"> statements, and returns a value that can be assigned to a fluent variable.  The </w:t>
       </w:r>
       <w:r>
         <w:rPr>
@@ -8312,7 +8359,11 @@
         <w:t>assert</w:t>
       </w:r>
       <w:r>
-        <w:t xml:space="preserve"> operator.  For example, (assert (on ?block ?support)) will, depending on the current values of ?block and ?support, add a proposition like (on block1 block2).  Alternately, a statement like (assert (not (on ?block ?support))) will, depending again on current values, delete a proposition like (on block1 block2) from the current state.</w:t>
+        <w:t xml:space="preserve"> operator.  For example, (assert (on ?block ?support)) will, depending on the current values of ?block and ?support, add a </w:t>
+      </w:r>
+      <w:r>
+        <w:lastRenderedPageBreak/>
+        <w:t>proposition like (on block1 block2).  Alternately, a statement like (assert (not (on ?block ?support))) will, depending again on current values, delete a proposition like (on block1 block2) from the current state.</w:t>
       </w:r>
     </w:p>
     <w:p>
@@ -8466,7 +8517,11 @@
         <w:pStyle w:val="NoSpacing"/>
       </w:pPr>
       <w:r>
-        <w:t>Place next/finally statements inside any assert block that needs it. In particular if there are happenings, the next/finally statements will execute after all happening events have been applied.  But if the same statement without the next/finally operator is included, the happening events will be added after the statement executes.  Each assert generates its own successor state, and the follow-up applies to that specific outcome.  The following is an example of a multi-successor action effect:</w:t>
+        <w:t xml:space="preserve">Place next/finally statements inside any assert block that needs it. In particular if there are happenings, the next/finally statements will execute after all happening events have been applied.  But if the same statement without the next/finally operator is included, the happening events will be added after the statement executes.  Each assert </w:t>
+      </w:r>
+      <w:r>
+        <w:lastRenderedPageBreak/>
+        <w:t>generates its own successor state, and the follow-up applies to that specific outcome.  The following is an example of a multi-successor action effect:</w:t>
       </w:r>
     </w:p>
     <w:p>
@@ -8479,7 +8534,6 @@
         <w:pStyle w:val="code"/>
       </w:pPr>
       <w:r>
-        <w:lastRenderedPageBreak/>
         <w:t>(do</w:t>
       </w:r>
     </w:p>
@@ -8679,7 +8733,11 @@
         <w:t>timed initial literals</w:t>
       </w:r>
       <w:r>
-        <w:t>.  The planner uses the schedule to automatically update the state of the environment at the appropriate time.  For example, below is a schedule for an automated sentry, named sentry1, which is continuously patrolling three adjacent areas in sequence.</w:t>
+        <w:t xml:space="preserve">.  The planner uses </w:t>
+      </w:r>
+      <w:r>
+        <w:lastRenderedPageBreak/>
+        <w:t>the schedule to automatically update the state of the environment at the appropriate time.  For example, below is a schedule for an automated sentry, named sentry1, which is continuously patrolling three adjacent areas in sequence.</w:t>
       </w:r>
     </w:p>
     <w:p>
@@ -8870,6 +8928,7 @@
         <w:rPr>
           <w:rFonts w:cs="Calibri"/>
         </w:rPr>
+        <w:lastRenderedPageBreak/>
         <w:t xml:space="preserve">This constraint determines whether there is a sentry and an area, such that the agent ( labeled </w:t>
       </w:r>
       <w:r>
@@ -8883,14 +8942,7 @@
         <w:rPr>
           <w:rFonts w:cs="Calibri"/>
         </w:rPr>
-        <w:t xml:space="preserve">) and the sentry are both located in that area, and the sentry is not disabled (a kill situation).  If the constraint is ever not satisfied during planning (ie, evaluates to NIL in any state), </w:t>
-      </w:r>
-      <w:r>
-        <w:rPr>
-          <w:rFonts w:cs="Calibri"/>
-        </w:rPr>
-        <w:lastRenderedPageBreak/>
-        <w:t>then the constraint is violated, and the planner must backtrack and explore a different path.</w:t>
+        <w:t>) and the sentry are both located in that area, and the sentry is not disabled (a kill situation).  If the constraint is ever not satisfied during planning (ie, evaluates to NIL in any state), then the constraint is violated, and the planner must backtrack and explore a different path.</w:t>
       </w:r>
     </w:p>
     <w:p>
@@ -9079,14 +9131,112 @@
         <w:rPr>
           <w:rFonts w:cs="Calibri"/>
         </w:rPr>
-        <w:t xml:space="preserve">Wouldwork has a specialization for a common kind of object, called a patroller, programmed to follow a set path in the environment.  A patroller uses exogenous events to move from one area to the next, similar to an object defined with define-happening, but allows some </w:t>
-      </w:r>
-      <w:r>
+        <w:lastRenderedPageBreak/>
+        <w:t>Wouldwork has a specialization for a common kind of object, called a patroller, programmed to follow a set path in the environment.  A patroller uses exogenous events to move from one area to the next, similar to an object defined with define-happening, but allows some optional specifications unique to a patrolling object.   A patroller is specified with define-patroller (instead of the more general define-happening).  For example, problem-mine1.lisp is a specification patterned after problem-sentry.lisp, but with implicit events, which includes a patrolling mine traversing a repeating path.</w:t>
+      </w:r>
+    </w:p>
+    <w:p>
+      <w:pPr>
+        <w:pStyle w:val="NoSpacing"/>
         <w:rPr>
           <w:rFonts w:cs="Calibri"/>
         </w:rPr>
-        <w:lastRenderedPageBreak/>
-        <w:t>optional specifications unique to a patrolling object.   A patroller is specified with define-patroller (instead of the more general define-happening).  For example, problem-mine1.lisp is a specification patterned after problem-sentry.lisp, but with implicit events, which includes a patrolling mine traversing a repeating path.</w:t>
+      </w:pPr>
+    </w:p>
+    <w:p>
+      <w:pPr>
+        <w:pStyle w:val="code"/>
+      </w:pPr>
+      <w:r>
+        <w:t>(define-patroller mine1</w:t>
+      </w:r>
+    </w:p>
+    <w:p>
+      <w:pPr>
+        <w:pStyle w:val="code"/>
+      </w:pPr>
+      <w:r>
+        <w:t xml:space="preserve">  path (area5 area6 area7)</w:t>
+      </w:r>
+    </w:p>
+    <w:p>
+      <w:pPr>
+        <w:pStyle w:val="code"/>
+      </w:pPr>
+      <w:r>
+        <w:t xml:space="preserve">  mode :reverse</w:t>
+      </w:r>
+    </w:p>
+    <w:p>
+      <w:pPr>
+        <w:pStyle w:val="code"/>
+      </w:pPr>
+      <w:r>
+        <w:t xml:space="preserve">  rebound (exists (?c cargo)</w:t>
+      </w:r>
+    </w:p>
+    <w:p>
+      <w:pPr>
+        <w:pStyle w:val="code"/>
+      </w:pPr>
+      <w:r>
+        <w:t xml:space="preserve">            (and (bind (loc mine1 $area))</w:t>
+      </w:r>
+    </w:p>
+    <w:p>
+      <w:pPr>
+        <w:pStyle w:val="code"/>
+      </w:pPr>
+      <w:r>
+        <w:t xml:space="preserve">                 (loc ?c $area)))</w:t>
+      </w:r>
+    </w:p>
+    <w:p>
+      <w:pPr>
+        <w:pStyle w:val="code"/>
+      </w:pPr>
+      <w:r>
+        <w:t xml:space="preserve">  interrupt (exists (?j jammer)</w:t>
+      </w:r>
+    </w:p>
+    <w:p>
+      <w:pPr>
+        <w:pStyle w:val="code"/>
+      </w:pPr>
+      <w:r>
+        <w:t xml:space="preserve">               (jamming ?j mine1))</w:t>
+      </w:r>
+    </w:p>
+    <w:p>
+      <w:pPr>
+        <w:pStyle w:val="code"/>
+      </w:pPr>
+      <w:r>
+        <w:t xml:space="preserve">  kill (and (not (exists (?j jammer)</w:t>
+      </w:r>
+    </w:p>
+    <w:p>
+      <w:pPr>
+        <w:pStyle w:val="code"/>
+      </w:pPr>
+      <w:r>
+        <w:t xml:space="preserve">                   (jamming ?j mine1)))</w:t>
+      </w:r>
+    </w:p>
+    <w:p>
+      <w:pPr>
+        <w:pStyle w:val="code"/>
+      </w:pPr>
+      <w:r>
+        <w:t xml:space="preserve">            (bind (loc mine1 $area))</w:t>
+      </w:r>
+    </w:p>
+    <w:p>
+      <w:pPr>
+        <w:pStyle w:val="code"/>
+      </w:pPr>
+      <w:r>
+        <w:t xml:space="preserve">            (loc agent1 $area)))</w:t>
       </w:r>
     </w:p>
     <w:p>
@@ -9099,98 +9249,79 @@
     </w:p>
     <w:p>
       <w:pPr>
+        <w:pStyle w:val="NoSpacing"/>
+      </w:pPr>
+      <w:r>
+        <w:rPr>
+          <w:rFonts w:cs="Calibri"/>
+        </w:rPr>
+        <w:t>Here, path is the sequence of areas that the mine moves through; the mode indicates that the direction should be reversed upon reaching area7 (or area1) with the other option being :cycle (ie, start over when reaching area7); rebound indicates the mine should rebound off of an obstacle in its path, reversing direction; interrupt specifies the condition in which the motion can be arrested; and kill indicates the condition in which this state will be pruned from the search tree.</w:t>
+      </w:r>
+    </w:p>
+    <w:p>
+      <w:pPr>
+        <w:pStyle w:val="NoSpacing"/>
+        <w:rPr>
+          <w:rFonts w:cs="Calibri"/>
+        </w:rPr>
+      </w:pPr>
+    </w:p>
+    <w:p>
+      <w:pPr>
+        <w:pStyle w:val="Heading2"/>
+      </w:pPr>
+      <w:bookmarkStart w:id="43" w:name="_Toc206658673"/>
+      <w:r>
+        <w:t>Waiting</w:t>
+      </w:r>
+      <w:bookmarkEnd w:id="43"/>
+    </w:p>
+    <w:p>
+      <w:pPr>
+        <w:pStyle w:val="NoSpacing"/>
+        <w:rPr>
+          <w:rFonts w:cs="Calibri"/>
+        </w:rPr>
+      </w:pPr>
+    </w:p>
+    <w:p>
+      <w:pPr>
+        <w:pStyle w:val="NoSpacing"/>
+      </w:pPr>
+      <w:r>
+        <w:rPr>
+          <w:rFonts w:cs="Calibri"/>
+        </w:rPr>
+        <w:t>When there are exogenous events happening in the planning environment, it may sometimes become expedient for an agent to simply wait for the situation to change. For example, in the patrolling sentry problem, the planning agent can wait for a time interval before moving to a patrolled area, to allow the automated sentry to move away from the area. In Wouldwork, waiting is handled automatically by enabling the auto-wait mechanism in the problem specification.</w:t>
+      </w:r>
+    </w:p>
+    <w:p>
+      <w:pPr>
+        <w:pStyle w:val="NoSpacing"/>
+        <w:rPr>
+          <w:rFonts w:cs="Calibri"/>
+        </w:rPr>
+      </w:pPr>
+    </w:p>
+    <w:p>
+      <w:pPr>
         <w:pStyle w:val="code"/>
       </w:pPr>
       <w:r>
-        <w:t>(define-patroller mine1</w:t>
+        <w:t>(ww-set *tree-or-graph* tree)</w:t>
       </w:r>
     </w:p>
     <w:p>
       <w:pPr>
         <w:pStyle w:val="code"/>
       </w:pPr>
-      <w:r>
-        <w:t xml:space="preserve">  path (area5 area6 area7)</w:t>
-      </w:r>
     </w:p>
     <w:p>
       <w:pPr>
         <w:pStyle w:val="code"/>
       </w:pPr>
       <w:r>
-        <w:t xml:space="preserve">  mode :reverse</w:t>
-      </w:r>
-    </w:p>
-    <w:p>
-      <w:pPr>
-        <w:pStyle w:val="code"/>
-      </w:pPr>
-      <w:r>
-        <w:t xml:space="preserve">  rebound (exists (?c cargo)</w:t>
-      </w:r>
-    </w:p>
-    <w:p>
-      <w:pPr>
-        <w:pStyle w:val="code"/>
-      </w:pPr>
-      <w:r>
-        <w:t xml:space="preserve">            (and (bind (loc mine1 $area))</w:t>
-      </w:r>
-    </w:p>
-    <w:p>
-      <w:pPr>
-        <w:pStyle w:val="code"/>
-      </w:pPr>
-      <w:r>
-        <w:t xml:space="preserve">                 (loc ?c $area)))</w:t>
-      </w:r>
-    </w:p>
-    <w:p>
-      <w:pPr>
-        <w:pStyle w:val="code"/>
-      </w:pPr>
-      <w:r>
-        <w:t xml:space="preserve">  interrupt (exists (?j jammer)</w:t>
-      </w:r>
-    </w:p>
-    <w:p>
-      <w:pPr>
-        <w:pStyle w:val="code"/>
-      </w:pPr>
-      <w:r>
-        <w:t xml:space="preserve">               (jamming ?j mine1))</w:t>
-      </w:r>
-    </w:p>
-    <w:p>
-      <w:pPr>
-        <w:pStyle w:val="code"/>
-      </w:pPr>
-      <w:r>
-        <w:t xml:space="preserve">  kill (and (not (exists (?j jammer)</w:t>
-      </w:r>
-    </w:p>
-    <w:p>
-      <w:pPr>
-        <w:pStyle w:val="code"/>
-      </w:pPr>
-      <w:r>
-        <w:t xml:space="preserve">                   (jamming ?j mine1)))</w:t>
-      </w:r>
-    </w:p>
-    <w:p>
-      <w:pPr>
-        <w:pStyle w:val="code"/>
-      </w:pPr>
-      <w:r>
-        <w:t xml:space="preserve">            (bind (loc mine1 $area))</w:t>
-      </w:r>
-    </w:p>
-    <w:p>
-      <w:pPr>
-        <w:pStyle w:val="code"/>
-      </w:pPr>
-      <w:r>
-        <w:t xml:space="preserve">            (loc agent1 $area)))</w:t>
+        <w:t>(ww-set *auto-wait* t)</w:t>
       </w:r>
     </w:p>
     <w:p>
@@ -9209,92 +9340,6 @@
         <w:rPr>
           <w:rFonts w:cs="Calibri"/>
         </w:rPr>
-        <w:t>Here, path is the sequence of areas that the mine moves through; the mode indicates that the direction should be reversed upon reaching area7 (or area1) with the other option being :cycle (ie, start over when reaching area7); rebound indicates the mine should rebound off of an obstacle in its path, reversing direction; interrupt specifies the condition in which the motion can be arrested; and kill indicates the condition in which this state will be pruned from the search tree.</w:t>
-      </w:r>
-    </w:p>
-    <w:p>
-      <w:pPr>
-        <w:pStyle w:val="NoSpacing"/>
-        <w:rPr>
-          <w:rFonts w:cs="Calibri"/>
-        </w:rPr>
-      </w:pPr>
-    </w:p>
-    <w:p>
-      <w:pPr>
-        <w:pStyle w:val="Heading2"/>
-      </w:pPr>
-      <w:bookmarkStart w:id="43" w:name="_Toc206658673"/>
-      <w:r>
-        <w:t>Waiting</w:t>
-      </w:r>
-      <w:bookmarkEnd w:id="43"/>
-    </w:p>
-    <w:p>
-      <w:pPr>
-        <w:pStyle w:val="NoSpacing"/>
-        <w:rPr>
-          <w:rFonts w:cs="Calibri"/>
-        </w:rPr>
-      </w:pPr>
-    </w:p>
-    <w:p>
-      <w:pPr>
-        <w:pStyle w:val="NoSpacing"/>
-      </w:pPr>
-      <w:r>
-        <w:rPr>
-          <w:rFonts w:cs="Calibri"/>
-        </w:rPr>
-        <w:t>When there are exogenous events happening in the planning environment, it may sometimes become expedient for an agent to simply wait for the situation to change. For example, in the patrolling sentry problem, the planning agent can wait for a time interval before moving to a patrolled area, to allow the automated sentry to move away from the area. In Wouldwork, waiting is handled automatically by enabling the auto-wait mechanism in the problem specification.</w:t>
-      </w:r>
-    </w:p>
-    <w:p>
-      <w:pPr>
-        <w:pStyle w:val="NoSpacing"/>
-        <w:rPr>
-          <w:rFonts w:cs="Calibri"/>
-        </w:rPr>
-      </w:pPr>
-    </w:p>
-    <w:p>
-      <w:pPr>
-        <w:pStyle w:val="code"/>
-      </w:pPr>
-      <w:r>
-        <w:t>(ww-set *tree-or-graph* tree)</w:t>
-      </w:r>
-    </w:p>
-    <w:p>
-      <w:pPr>
-        <w:pStyle w:val="code"/>
-      </w:pPr>
-    </w:p>
-    <w:p>
-      <w:pPr>
-        <w:pStyle w:val="code"/>
-      </w:pPr>
-      <w:r>
-        <w:t>(ww-set *auto-wait* t)</w:t>
-      </w:r>
-    </w:p>
-    <w:p>
-      <w:pPr>
-        <w:pStyle w:val="NoSpacing"/>
-        <w:rPr>
-          <w:rFonts w:cs="Calibri"/>
-        </w:rPr>
-      </w:pPr>
-    </w:p>
-    <w:p>
-      <w:pPr>
-        <w:pStyle w:val="NoSpacing"/>
-      </w:pPr>
-      <w:r>
-        <w:rPr>
-          <w:rFonts w:cs="Calibri"/>
-        </w:rPr>
-        <w:lastRenderedPageBreak/>
         <w:t>When auto-wait is enabled, the planner automatically inserts wait actions when needed, without requiring an explicit wait action rule in the problem specification. The wait duration is computed as the exact time until the next relevant exogenous event occurs, rather than iterating one time unit at a time.  Note, however, that enabling auto-wait typically increases the size of the search tree, so it us usually best to try to solve a problem without waiting first.</w:t>
       </w:r>
     </w:p>
@@ -9383,7 +9428,14 @@
         <w:rPr>
           <w:rFonts w:cs="Calibri"/>
         </w:rPr>
-        <w:t xml:space="preserve"> specification.  Similarly, an initialization action, as defined in a </w:t>
+        <w:t xml:space="preserve"> specification.  Similarly, an initialization action, as </w:t>
+      </w:r>
+      <w:r>
+        <w:rPr>
+          <w:rFonts w:cs="Calibri"/>
+        </w:rPr>
+        <w:lastRenderedPageBreak/>
+        <w:t xml:space="preserve">defined in a </w:t>
       </w:r>
       <w:r>
         <w:rPr>
@@ -9396,14 +9448,7 @@
         <w:rPr>
           <w:rFonts w:cs="Calibri"/>
         </w:rPr>
-        <w:t xml:space="preserve">specification, is an action which is taken only once, also at initialization.  An initialization action is useful for adding numerous default propositions to the starting state, in lieu of </w:t>
-      </w:r>
-      <w:r>
-        <w:rPr>
-          <w:rFonts w:cs="Calibri"/>
-        </w:rPr>
-        <w:lastRenderedPageBreak/>
-        <w:t xml:space="preserve">listing each one individually in a </w:t>
+        <w:t xml:space="preserve">specification, is an action which is taken only once, also at initialization.  An initialization action is useful for adding numerous default propositions to the starting state, in lieu of listing each one individually in a </w:t>
       </w:r>
       <w:r>
         <w:rPr>
@@ -9599,6 +9644,7 @@
         <w:rPr>
           <w:rFonts w:cs="Calibri"/>
         </w:rPr>
+        <w:lastRenderedPageBreak/>
         <w:t xml:space="preserve">This rule will only run once, since it deletes itself as well as the target add-first-peg action.  The function named </w:t>
       </w:r>
       <w:r>
@@ -9797,7 +9843,14 @@
         <w:rPr>
           <w:rFonts w:cs="Calibri"/>
         </w:rPr>
-        <w:t xml:space="preserve"> in action rules, not in update functions called from action rules.  </w:t>
+        <w:t xml:space="preserve"> in action rules, not in update functions </w:t>
+      </w:r>
+      <w:r>
+        <w:rPr>
+          <w:rFonts w:cs="Calibri"/>
+        </w:rPr>
+        <w:lastRenderedPageBreak/>
+        <w:t xml:space="preserve">called from action rules.  </w:t>
       </w:r>
       <w:r>
         <w:t xml:space="preserve">An example of a multi-effect action rule is provided in the problem specification file named </w:t>
@@ -9823,7 +9876,6 @@
       </w:pPr>
       <w:bookmarkStart w:id="47" w:name="_Toc206658676"/>
       <w:r>
-        <w:lastRenderedPageBreak/>
         <w:t>The Variety of Logical Statements</w:t>
       </w:r>
       <w:bookmarkEnd w:id="47"/>
@@ -9963,14 +10015,7 @@
         <w:rPr>
           <w:rFonts w:cs="Calibri"/>
         </w:rPr>
-        <w:t xml:space="preserve">A partially instantiated statement.  The operation of partially instantiated statements is as described above.  If a statement is fully </w:t>
-      </w:r>
-      <w:r>
-        <w:rPr>
-          <w:rFonts w:cs="Calibri"/>
-        </w:rPr>
-        <w:lastRenderedPageBreak/>
-        <w:t>instantiated, as in (loc sentry1 area3), it is already a proposition, and can be checked in the database directly.</w:t>
+        <w:t>A partially instantiated statement.  The operation of partially instantiated statements is as described above.  If a statement is fully instantiated, as in (loc sentry1 area3), it is already a proposition, and can be checked in the database directly.</w:t>
       </w:r>
     </w:p>
     <w:p>
@@ -10154,15 +10199,22 @@
         <w:rPr>
           <w:rFonts w:cs="Calibri"/>
         </w:rPr>
-        <w:t xml:space="preserve"> statements in effects can substantially reduce the total number of action rules required to cover a problem domain.</w:t>
-      </w:r>
-    </w:p>
-    <w:p>
-      <w:pPr>
-        <w:pStyle w:val="NoSpacing"/>
+        <w:t xml:space="preserve"> </w:t>
+      </w:r>
+      <w:r>
         <w:rPr>
           <w:rFonts w:cs="Calibri"/>
         </w:rPr>
+        <w:lastRenderedPageBreak/>
+        <w:t>statements in effects can substantially reduce the total number of action rules required to cover a problem domain.</w:t>
+      </w:r>
+    </w:p>
+    <w:p>
+      <w:pPr>
+        <w:pStyle w:val="NoSpacing"/>
+        <w:rPr>
+          <w:rFonts w:cs="Calibri"/>
+        </w:rPr>
       </w:pPr>
     </w:p>
     <w:p>
@@ -10181,7 +10233,6 @@
         <w:rPr>
           <w:rFonts w:cs="Calibri"/>
         </w:rPr>
-        <w:lastRenderedPageBreak/>
         <w:t>A statement that calls a query function is indicated by an optional postfix question mark (?) on a predicate or other computation.  The sequence of argument variables must correspond to the order of those in the query function’s definition.  The statement’s value is the value returned by the function.</w:t>
       </w:r>
     </w:p>
@@ -10413,14 +10464,8 @@
         <w:rPr>
           <w:rFonts w:cs="Calibri"/>
         </w:rPr>
-        <w:t xml:space="preserve">When a statement contains two or more generated variables of the same type (viz, ?area1 and ?area2 are both types of area), the planner assumes by default that the predicate and its arguments express a symmetric relation.  A symmetric interpretation of this statement </w:t>
-      </w:r>
-      <w:r>
-        <w:rPr>
-          <w:rFonts w:cs="Calibri"/>
-        </w:rPr>
         <w:lastRenderedPageBreak/>
-        <w:t>means that you can climb from ?area1 to ?area2 using the ?ladder, and from ?area2 to ?area1 using the same ?ladder.  (Here, the ladder goes over a wall separating the two areas.)  But this default interpretation is probably incorrect in this case.  To specify that climbable is not symmetric, attach the direction marker (&gt;) to the predicate, climbable&gt;.  Now the agent can use the ladder to go only from ?area1 to ?area2.</w:t>
+        <w:t>When a statement contains two or more generated variables of the same type (viz, ?area1 and ?area2 are both types of area), the planner assumes by default that the predicate and its arguments express a symmetric relation.  A symmetric interpretation of this statement means that you can climb from ?area1 to ?area2 using the ?ladder, and from ?area2 to ?area1 using the same ?ladder.  (Here, the ladder goes over a wall separating the two areas.)  But this default interpretation is probably incorrect in this case.  To specify that climbable is not symmetric, attach the direction marker (&gt;) to the predicate, climbable&gt;.  Now the agent can use the ladder to go only from ?area1 to ?area2.</w:t>
       </w:r>
     </w:p>
     <w:p>
@@ -10634,7 +10679,14 @@
         <w:rPr>
           <w:rFonts w:cs="Calibri"/>
         </w:rPr>
-        <w:t xml:space="preserve"> in the effect of an action rule to make assertions, because the assertions will only be made if the </w:t>
+        <w:t xml:space="preserve"> in the effect of an action rule to make assertions, </w:t>
+      </w:r>
+      <w:r>
+        <w:rPr>
+          <w:rFonts w:cs="Calibri"/>
+        </w:rPr>
+        <w:lastRenderedPageBreak/>
+        <w:t xml:space="preserve">because the assertions will only be made if the </w:t>
       </w:r>
       <w:r>
         <w:rPr>
@@ -10699,7 +10751,6 @@
         <w:rPr>
           <w:rFonts w:cs="Calibri"/>
         </w:rPr>
-        <w:lastRenderedPageBreak/>
         <w:t xml:space="preserve">The </w:t>
       </w:r>
       <w:r>
@@ -10956,76 +11007,82 @@
         <w:rPr>
           <w:rFonts w:cs="Calibri"/>
         </w:rPr>
+        <w:t>Even the best laid plans can go awry for unexpected reasons.  And it can be difficult to write a logically valid problem specification free from error.  Accordingly, Wouldwork offers several options for tracking down mistakes in logic or programming, or just monitoring the planning process.</w:t>
+      </w:r>
+    </w:p>
+    <w:p>
+      <w:pPr>
+        <w:pStyle w:val="NoSpacing"/>
+        <w:rPr>
+          <w:rFonts w:cs="Calibri"/>
+        </w:rPr>
+      </w:pPr>
+    </w:p>
+    <w:p>
+      <w:pPr>
+        <w:pStyle w:val="NoSpacing"/>
+      </w:pPr>
+      <w:r>
+        <w:rPr>
+          <w:rFonts w:cs="Calibri"/>
+        </w:rPr>
+        <w:t>The global variable named *debug*  (in the :ww package) controls the level of information output to the terminal during planning, and for nonparallel search can take a value of 0, 1, 2, 3, 4, or 5 (initially 0 for no debugging output).  Level 1 simply outputs the complete search tree of actions attempted, which may be useful for determining where a plan goes wrong.  Level 2 outputs level 1 plus the state after each planning step is taken, which may help determine why a particular action failed.  Level 3 outputs information about the sequence of steps.  Level 4 outputs detailed information about each step.  Level 5 outputs the same as Level 4, but temporarily halts program execution after each step, allowing the user to carefully examine each possible action before continuing to the next step.  For parallel search there are only two valid values of *debug*, namely 0 (no output) and 1 (basic thread output).  Debugging, naturally, slows down the search process as it gathers information about the individual planning states.</w:t>
+      </w:r>
+    </w:p>
+    <w:p>
+      <w:pPr>
+        <w:pStyle w:val="NoSpacing"/>
+        <w:rPr>
+          <w:rFonts w:cs="Calibri"/>
+        </w:rPr>
+      </w:pPr>
+    </w:p>
+    <w:p>
+      <w:pPr>
+        <w:pStyle w:val="NoSpacing"/>
+      </w:pPr>
+      <w:r>
+        <w:rPr>
+          <w:rFonts w:cs="Calibri"/>
+        </w:rPr>
+        <w:t>Debugging output is displayed in the SBCL REPL window, along with normal output.  Since the output can be lengthy, you can capture it to a file for subsequent analysis in a text editor by executing</w:t>
+      </w:r>
+    </w:p>
+    <w:p>
+      <w:pPr>
+        <w:pStyle w:val="NoSpacing"/>
+      </w:pPr>
+      <w:r>
+        <w:rPr>
+          <w:rFonts w:cs="Calibri"/>
+        </w:rPr>
+        <w:t>(dribble &lt;filename&gt;)—eg, (dribble "D:/temp.txt")—before executing (run problem-name).  After the program completes, execute (dribble) to close the file.</w:t>
+      </w:r>
+    </w:p>
+    <w:p>
+      <w:pPr>
+        <w:pStyle w:val="NoSpacing"/>
+        <w:rPr>
+          <w:rFonts w:cs="Calibri"/>
+        </w:rPr>
+      </w:pPr>
+    </w:p>
+    <w:p>
+      <w:pPr>
+        <w:pStyle w:val="NoSpacing"/>
+      </w:pPr>
+      <w:r>
+        <w:rPr>
+          <w:rFonts w:cs="Calibri"/>
+        </w:rPr>
+        <w:t xml:space="preserve">To assist with debugging individual actions, constraints, goals, functions, etc, you can also insert arbitrary Common Lisp code among logic expressions—for example to print variable bindings as they are assigned during execution.  The following action from the blocks world </w:t>
+      </w:r>
+      <w:r>
+        <w:rPr>
+          <w:rFonts w:cs="Calibri"/>
+        </w:rPr>
         <w:lastRenderedPageBreak/>
-        <w:t>Even the best laid plans can go awry for unexpected reasons.  And it can be difficult to write a logically valid problem specification free from error.  Accordingly, Wouldwork offers several options for tracking down mistakes in logic or programming, or just monitoring the planning process.</w:t>
-      </w:r>
-    </w:p>
-    <w:p>
-      <w:pPr>
-        <w:pStyle w:val="NoSpacing"/>
-        <w:rPr>
-          <w:rFonts w:cs="Calibri"/>
-        </w:rPr>
-      </w:pPr>
-    </w:p>
-    <w:p>
-      <w:pPr>
-        <w:pStyle w:val="NoSpacing"/>
-      </w:pPr>
-      <w:r>
-        <w:rPr>
-          <w:rFonts w:cs="Calibri"/>
-        </w:rPr>
-        <w:t>The global variable named *debug*  (in the :ww package) controls the level of information output to the terminal during planning, and for nonparallel search can take a value of 0, 1, 2, 3, 4, or 5 (initially 0 for no debugging output).  Level 1 simply outputs the complete search tree of actions attempted, which may be useful for determining where a plan goes wrong.  Level 2 outputs level 1 plus the state after each planning step is taken, which may help determine why a particular action failed.  Level 3 outputs information about the sequence of steps.  Level 4 outputs detailed information about each step.  Level 5 outputs the same as Level 4, but temporarily halts program execution after each step, allowing the user to carefully examine each possible action before continuing to the next step.  For parallel search there are only two valid values of *debug*, namely 0 (no output) and 1 (basic thread output).  Debugging, naturally, slows down the search process as it gathers information about the individual planning states.</w:t>
-      </w:r>
-    </w:p>
-    <w:p>
-      <w:pPr>
-        <w:pStyle w:val="NoSpacing"/>
-        <w:rPr>
-          <w:rFonts w:cs="Calibri"/>
-        </w:rPr>
-      </w:pPr>
-    </w:p>
-    <w:p>
-      <w:pPr>
-        <w:pStyle w:val="NoSpacing"/>
-      </w:pPr>
-      <w:r>
-        <w:rPr>
-          <w:rFonts w:cs="Calibri"/>
-        </w:rPr>
-        <w:t>Debugging output is displayed in the SBCL REPL window, along with normal output.  Since the output can be lengthy, you can capture it to a file for subsequent analysis in a text editor by executing</w:t>
-      </w:r>
-    </w:p>
-    <w:p>
-      <w:pPr>
-        <w:pStyle w:val="NoSpacing"/>
-      </w:pPr>
-      <w:r>
-        <w:rPr>
-          <w:rFonts w:cs="Calibri"/>
-        </w:rPr>
-        <w:t>(dribble &lt;filename&gt;)—eg, (dribble "D:/temp.txt")—before executing (run problem-name).  After the program completes, execute (dribble) to close the file.</w:t>
-      </w:r>
-    </w:p>
-    <w:p>
-      <w:pPr>
-        <w:pStyle w:val="NoSpacing"/>
-        <w:rPr>
-          <w:rFonts w:cs="Calibri"/>
-        </w:rPr>
-      </w:pPr>
-    </w:p>
-    <w:p>
-      <w:pPr>
-        <w:pStyle w:val="NoSpacing"/>
-      </w:pPr>
-      <w:r>
-        <w:rPr>
-          <w:rFonts w:cs="Calibri"/>
-        </w:rPr>
-        <w:t>To assist with debugging individual actions, constraints, goals, functions, etc, you can also insert arbitrary Common Lisp code among logic expressions—for example to print variable bindings as they are assigned during execution.  The following action from the blocks world problem will print the bindings for two variables of interest using the utility (ut::prt &lt;variable names&gt;) during rule execution:</w:t>
+        <w:t>problem will print the bindings for two variables of interest using the utility (ut::prt &lt;variable names&gt;) during rule execution:</w:t>
       </w:r>
     </w:p>
     <w:p>
@@ -11266,7 +11323,11 @@
         <w:pStyle w:val="NoSpacing"/>
       </w:pPr>
       <w:r>
-        <w:t>As a final resort, there is also a facility for interrupting the search at a particular step (ie, action) in the program.  This allows checking whether that step is being performed correctly.  For example, specifying (ww-set *probe* (move (area4 area5) 12)), will interrupt the search just after the action of moving from area4 to area5, where the current depth is 12.  This step (ie, state) can then be analyzed for errors.  To tell Wouldwork to interrupt after the third such move action encountered, specify (ww-set *probe* (move (area4 area5) 12 3).</w:t>
+        <w:t xml:space="preserve">As a final resort, there is also a facility for interrupting the search at a particular step (ie, action) in the program.  This allows checking whether that step is being performed correctly.  For example, specifying (ww-set *probe* (move (area4 area5) 12)), will interrupt the search just after the action of moving from area4 to area5, where the current depth is 12.  This step (ie, state) can then be analyzed for errors.  To tell Wouldwork to interrupt after the third such move </w:t>
+      </w:r>
+      <w:r>
+        <w:lastRenderedPageBreak/>
+        <w:t>action encountered, specify (ww-set *probe* (move (area4 area5) 12 3).</w:t>
       </w:r>
     </w:p>
     <w:p>
@@ -11279,124 +11340,124 @@
         <w:pStyle w:val="Heading2"/>
       </w:pPr>
       <w:r>
+        <w:t>Solution Validation</w:t>
+      </w:r>
+    </w:p>
+    <w:p>
+      <w:pPr>
+        <w:pStyle w:val="NoSpacing"/>
+      </w:pPr>
+    </w:p>
+    <w:p>
+      <w:pPr>
+        <w:pStyle w:val="NoSpacing"/>
+      </w:pPr>
+      <w:r>
+        <w:t>The Wouldwork Planner includes a solution validation facility that allows users to verify and troubleshoot action sequences.  This is particularly useful when a user has obtained or developed an action sequence and wishes to confirm that the sequence is valid according to the problem specification. It also serves as a debugging aid when developing or refining problem specifications, allowing step-by-step verification that a sequence of actions produce the expected state transitions.</w:t>
+      </w:r>
+    </w:p>
+    <w:p>
+      <w:pPr>
+        <w:pStyle w:val="NoSpacing"/>
+      </w:pPr>
+    </w:p>
+    <w:p>
+      <w:pPr>
+        <w:pStyle w:val="NoSpacing"/>
+      </w:pPr>
+      <w:r>
+        <w:t>The main interface is the validate-solution macro. Given a sequence of actions, the validator executes each action in order starting from *start-state*, checking that preconditions are satisfied and applying effects to produce successive states. The macro accepts action forms using the same syntax as solution output—the action name followed by its effect arguments:</w:t>
+      </w:r>
+    </w:p>
+    <w:p>
+      <w:pPr>
+        <w:pStyle w:val="NoSpacing"/>
+      </w:pPr>
+    </w:p>
+    <w:p>
+      <w:pPr>
+        <w:pStyle w:val="NoSpacing"/>
+      </w:pPr>
+    </w:p>
+    <w:p>
+      <w:pPr>
+        <w:pStyle w:val="NoSpacing"/>
+      </w:pPr>
+    </w:p>
+    <w:p>
+      <w:pPr>
+        <w:pStyle w:val="code"/>
+      </w:pPr>
+      <w:r>
+        <w:t>(validate-solution</w:t>
+      </w:r>
+    </w:p>
+    <w:p>
+      <w:pPr>
+        <w:pStyle w:val="code"/>
+      </w:pPr>
+      <w:r>
+        <w:t xml:space="preserve">  (move robot area1 area2)</w:t>
+      </w:r>
+    </w:p>
+    <w:p>
+      <w:pPr>
+        <w:pStyle w:val="code"/>
+      </w:pPr>
+      <w:r>
+        <w:t xml:space="preserve">  (pickup robot connector1)</w:t>
+      </w:r>
+    </w:p>
+    <w:p>
+      <w:pPr>
+        <w:pStyle w:val="code"/>
+      </w:pPr>
+      <w:r>
+        <w:t xml:space="preserve">  (connect robot transmitter1 receiver3))</w:t>
+      </w:r>
+    </w:p>
+    <w:p>
+      <w:pPr>
+        <w:pStyle w:val="NoSpacing"/>
+      </w:pPr>
+    </w:p>
+    <w:p>
+      <w:pPr>
+        <w:pStyle w:val="NoSpacing"/>
+      </w:pPr>
+      <w:r>
+        <w:t>If any action fails, the validator reports the action name, the failed action form, the reason for failure, and the state immediately prior to the failure point.  For more detailed diagnostic output during validation, include the :verbose keyword before the action list.</w:t>
+      </w:r>
+    </w:p>
+    <w:p>
+      <w:pPr>
+        <w:pStyle w:val="NoSpacing"/>
+      </w:pPr>
+    </w:p>
+    <w:p>
+      <w:pPr>
+        <w:pStyle w:val="NoSpacing"/>
+      </w:pPr>
+    </w:p>
+    <w:p>
+      <w:pPr>
+        <w:pStyle w:val="Heading2"/>
+      </w:pPr>
+      <w:r>
+        <w:t>Debugging with an Action Trace</w:t>
+      </w:r>
+    </w:p>
+    <w:p>
+      <w:pPr>
+        <w:pStyle w:val="NoSpacing"/>
+      </w:pPr>
+    </w:p>
+    <w:p>
+      <w:pPr>
+        <w:pStyle w:val="NoSpacing"/>
+      </w:pPr>
+      <w:r>
         <w:lastRenderedPageBreak/>
-        <w:t>Solution Validation</w:t>
-      </w:r>
-    </w:p>
-    <w:p>
-      <w:pPr>
-        <w:pStyle w:val="NoSpacing"/>
-      </w:pPr>
-    </w:p>
-    <w:p>
-      <w:pPr>
-        <w:pStyle w:val="NoSpacing"/>
-      </w:pPr>
-      <w:r>
-        <w:t>The Wouldwork Planner includes a solution validation facility that allows users to verify and troubleshoot action sequences.  This is particularly useful when a user has obtained or developed an action sequence and wishes to confirm that the sequence is valid according to the problem specification. It also serves as a debugging aid when developing or refining problem specifications, allowing step-by-step verification that a sequence of actions produce the expected state transitions.</w:t>
-      </w:r>
-    </w:p>
-    <w:p>
-      <w:pPr>
-        <w:pStyle w:val="NoSpacing"/>
-      </w:pPr>
-    </w:p>
-    <w:p>
-      <w:pPr>
-        <w:pStyle w:val="NoSpacing"/>
-      </w:pPr>
-      <w:r>
-        <w:t>The main interface is the validate-solution macro. Given a sequence of actions, the validator executes each action in order starting from *start-state*, checking that preconditions are satisfied and applying effects to produce successive states. The macro accepts action forms using the same syntax as solution output—the action name followed by its effect arguments:</w:t>
-      </w:r>
-    </w:p>
-    <w:p>
-      <w:pPr>
-        <w:pStyle w:val="NoSpacing"/>
-      </w:pPr>
-    </w:p>
-    <w:p>
-      <w:pPr>
-        <w:pStyle w:val="NoSpacing"/>
-      </w:pPr>
-    </w:p>
-    <w:p>
-      <w:pPr>
-        <w:pStyle w:val="NoSpacing"/>
-      </w:pPr>
-    </w:p>
-    <w:p>
-      <w:pPr>
-        <w:pStyle w:val="code"/>
-      </w:pPr>
-      <w:r>
-        <w:t>(validate-solution</w:t>
-      </w:r>
-    </w:p>
-    <w:p>
-      <w:pPr>
-        <w:pStyle w:val="code"/>
-      </w:pPr>
-      <w:r>
-        <w:t xml:space="preserve">  (move robot area1 area2)</w:t>
-      </w:r>
-    </w:p>
-    <w:p>
-      <w:pPr>
-        <w:pStyle w:val="code"/>
-      </w:pPr>
-      <w:r>
-        <w:t xml:space="preserve">  (pickup robot connector1)</w:t>
-      </w:r>
-    </w:p>
-    <w:p>
-      <w:pPr>
-        <w:pStyle w:val="code"/>
-      </w:pPr>
-      <w:r>
-        <w:t xml:space="preserve">  (connect robot transmitter1 receiver3))</w:t>
-      </w:r>
-    </w:p>
-    <w:p>
-      <w:pPr>
-        <w:pStyle w:val="NoSpacing"/>
-      </w:pPr>
-    </w:p>
-    <w:p>
-      <w:pPr>
-        <w:pStyle w:val="NoSpacing"/>
-      </w:pPr>
-      <w:r>
-        <w:t>If any action fails, the validator reports the action name, the failed action form, the reason for failure, and the state immediately prior to the failure point.  For more detailed diagnostic output during validation, include the :verbose keyword before the action list.</w:t>
-      </w:r>
-    </w:p>
-    <w:p>
-      <w:pPr>
-        <w:pStyle w:val="NoSpacing"/>
-      </w:pPr>
-    </w:p>
-    <w:p>
-      <w:pPr>
-        <w:pStyle w:val="NoSpacing"/>
-      </w:pPr>
-    </w:p>
-    <w:p>
-      <w:pPr>
-        <w:pStyle w:val="Heading2"/>
-      </w:pPr>
-      <w:r>
-        <w:t>Debugging with an Action Trace</w:t>
-      </w:r>
-    </w:p>
-    <w:p>
-      <w:pPr>
-        <w:pStyle w:val="NoSpacing"/>
-      </w:pPr>
-    </w:p>
-    <w:p>
-      <w:pPr>
-        <w:pStyle w:val="NoSpacing"/>
-      </w:pPr>
-      <w:r>
         <w:t xml:space="preserve">Wouldwork provides an </w:t>
       </w:r>
       <w:r>
@@ -11599,7 +11660,11 @@
         <w:t>finally</w:t>
       </w:r>
       <w:r>
-        <w:t xml:space="preserve"> clause in an action rule.  As an example, consider the </w:t>
+        <w:t xml:space="preserve"> clause in an action rule.  As an example, consider </w:t>
+      </w:r>
+      <w:r>
+        <w:lastRenderedPageBreak/>
+        <w:t xml:space="preserve">the </w:t>
       </w:r>
       <w:r>
         <w:rPr>
@@ -11646,7 +11711,6 @@
         <w:pStyle w:val="code"/>
       </w:pPr>
       <w:r>
-        <w:lastRenderedPageBreak/>
         <w:t xml:space="preserve">        (troubleshoot "$emptys is not setp: ~A" $emptys))</w:t>
       </w:r>
     </w:p>
@@ -11800,468 +11864,464 @@
         <w:pStyle w:val="NoSpacing"/>
       </w:pPr>
       <w:r>
-        <w:t xml:space="preserve">In this invariant Wouldwork looks up what the agent is currently holding, if any, and checks to see if it is also located in some area.  If both are true, it is a domain inconsistency indicating the invariant does not hold for the current state.  A troubleshooting option is then </w:t>
-      </w:r>
+        <w:t>In this invariant Wouldwork looks up what the agent is currently holding, if any, and checks to see if it is also located in some area.  If both are true, it is a domain inconsistency indicating the invariant does not hold for the current state.  A troubleshooting option is then invoked on that state.  Again, once all such errors have been eliminated, the invariant can be removed or commented out to allow more efficient processing.</w:t>
+      </w:r>
+    </w:p>
+    <w:p>
+      <w:pPr>
+        <w:pStyle w:val="NoSpacing"/>
+      </w:pPr>
+    </w:p>
+    <w:p>
+      <w:pPr>
+        <w:pStyle w:val="Heading2"/>
+      </w:pPr>
+      <w:bookmarkStart w:id="53" w:name="_Toc206658679"/>
+      <w:r>
+        <w:t>Some Potentially Useful User Commands</w:t>
+      </w:r>
+      <w:bookmarkEnd w:id="53"/>
+    </w:p>
+    <w:p>
+      <w:pPr>
+        <w:pStyle w:val="NoSpacing"/>
+      </w:pPr>
+    </w:p>
+    <w:p>
+      <w:pPr>
+        <w:pStyle w:val="code"/>
+      </w:pPr>
+      <w:r>
+        <w:t>sbcl --dynamic-space-size 24000</w:t>
+      </w:r>
+    </w:p>
+    <w:p>
+      <w:pPr>
+        <w:pStyle w:val="NoSpacing"/>
+      </w:pPr>
+      <w:r>
+        <w:t>Opens SBCL with more than the default 1K of memory.</w:t>
+      </w:r>
+    </w:p>
+    <w:p>
+      <w:pPr>
+        <w:pStyle w:val="NoSpacing"/>
+      </w:pPr>
+    </w:p>
+    <w:p>
+      <w:pPr>
+        <w:pStyle w:val="code"/>
+      </w:pPr>
+      <w:bookmarkStart w:id="54" w:name="_Hlk176264712"/>
+      <w:r>
+        <w:t>(run-test-problems) or (test)</w:t>
+      </w:r>
+      <w:bookmarkEnd w:id="54"/>
+    </w:p>
+    <w:p>
+      <w:pPr>
+        <w:pStyle w:val="NoSpacing"/>
+      </w:pPr>
+      <w:r>
+        <w:t>Runs through a varied collection of problems and their solutions, useful for debugging any changes to Wouldwork itself.</w:t>
+      </w:r>
+    </w:p>
+    <w:p>
+      <w:pPr>
+        <w:pStyle w:val="NoSpacing"/>
+      </w:pPr>
+    </w:p>
+    <w:p>
+      <w:pPr>
+        <w:pStyle w:val="code"/>
+      </w:pPr>
+      <w:r>
+        <w:t>(list-all-problems)</w:t>
+      </w:r>
+    </w:p>
+    <w:p>
+      <w:pPr>
+        <w:pStyle w:val="NoSpacing"/>
+      </w:pPr>
+      <w:r>
+        <w:t>Displays the names of all problem specifications in the src directory.</w:t>
+      </w:r>
+    </w:p>
+    <w:p>
+      <w:pPr>
+        <w:pStyle w:val="NoSpacing"/>
+      </w:pPr>
+    </w:p>
+    <w:p>
+      <w:pPr>
+        <w:pStyle w:val="code"/>
+      </w:pPr>
+      <w:r>
+        <w:t>(ut::show (first *actions*))</w:t>
+      </w:r>
+    </w:p>
+    <w:p>
+      <w:pPr>
+        <w:pStyle w:val="NoSpacing"/>
+      </w:pPr>
+      <w:r>
+        <w:t>Prints the lisp code for one of the Wouldwork action rules (for debugging).</w:t>
+      </w:r>
+    </w:p>
+    <w:p>
+      <w:pPr>
+        <w:pStyle w:val="NoSpacing"/>
+      </w:pPr>
+    </w:p>
+    <w:p>
+      <w:pPr>
+        <w:pStyle w:val="NoSpacing"/>
+      </w:pPr>
+    </w:p>
+    <w:p>
+      <w:pPr>
+        <w:pStyle w:val="code"/>
+      </w:pPr>
+      <w:r>
+        <w:t>(pprint (get '*goal* 'fn))</w:t>
+      </w:r>
+    </w:p>
+    <w:p>
+      <w:pPr>
+        <w:pStyle w:val="NoSpacing"/>
+      </w:pPr>
+      <w:r>
+        <w:t>Prints the lisp code for a Wouldwork function (for debugging).</w:t>
+      </w:r>
+    </w:p>
+    <w:p>
+      <w:pPr>
+        <w:pStyle w:val="NoSpacing"/>
+      </w:pPr>
+    </w:p>
+    <w:p>
+      <w:pPr>
+        <w:pStyle w:val="code"/>
+      </w:pPr>
+      <w:r>
+        <w:t>(ut::show *types*)</w:t>
+      </w:r>
+    </w:p>
+    <w:p>
+      <w:pPr>
+        <w:pStyle w:val="NoSpacing"/>
+      </w:pPr>
+      <w:r>
+        <w:t>Prints all current type structures as defined in problem.lisp.</w:t>
+      </w:r>
+    </w:p>
+    <w:p>
+      <w:pPr>
+        <w:pStyle w:val="NoSpacing"/>
+      </w:pPr>
+    </w:p>
+    <w:p>
+      <w:pPr>
+        <w:pStyle w:val="code"/>
+      </w:pPr>
+      <w:r>
+        <w:t>(ut::show *relations*)</w:t>
+      </w:r>
+    </w:p>
+    <w:p>
+      <w:pPr>
+        <w:pStyle w:val="NoSpacing"/>
+      </w:pPr>
+      <w:r>
+        <w:t>Prints all current dynamic relation structures as defined in problem.lisp</w:t>
+      </w:r>
+    </w:p>
+    <w:p>
+      <w:pPr>
+        <w:pStyle w:val="NoSpacing"/>
+      </w:pPr>
+    </w:p>
+    <w:p>
+      <w:pPr>
+        <w:pStyle w:val="code"/>
+      </w:pPr>
+      <w:r>
+        <w:t>(ut::show *static-relations*)</w:t>
+      </w:r>
+    </w:p>
+    <w:p>
+      <w:pPr>
+        <w:pStyle w:val="NoSpacing"/>
+      </w:pPr>
+      <w:r>
+        <w:t>Prints all current static relations.</w:t>
+      </w:r>
+    </w:p>
+    <w:p>
+      <w:pPr>
+        <w:pStyle w:val="NoSpacing"/>
+      </w:pPr>
+    </w:p>
+    <w:p>
+      <w:pPr>
+        <w:pStyle w:val="code"/>
+      </w:pPr>
+      <w:r>
+        <w:t>(ut::show *db*)</w:t>
+      </w:r>
+    </w:p>
+    <w:p>
+      <w:pPr>
+        <w:pStyle w:val="NoSpacing"/>
+      </w:pPr>
+      <w:r>
+        <w:t>Prints the initial dynamic propositional database before solving begins.</w:t>
+      </w:r>
+    </w:p>
+    <w:p>
+      <w:pPr>
+        <w:pStyle w:val="NoSpacing"/>
+      </w:pPr>
+    </w:p>
+    <w:p>
+      <w:pPr>
+        <w:pStyle w:val="code"/>
+      </w:pPr>
+      <w:r>
+        <w:t>(ut::show *static-db*)</w:t>
+      </w:r>
+    </w:p>
+    <w:p>
+      <w:pPr>
+        <w:pStyle w:val="NoSpacing"/>
+      </w:pPr>
+      <w:r>
+        <w:t>Prints the initial static propositional database.</w:t>
+      </w:r>
+    </w:p>
+    <w:p>
+      <w:pPr>
+        <w:pStyle w:val="NoSpacing"/>
+      </w:pPr>
+    </w:p>
+    <w:p>
+      <w:pPr>
+        <w:pStyle w:val="code"/>
+      </w:pPr>
+      <w:r>
+        <w:t>(ut::prt s-expr s-expr …)</w:t>
+      </w:r>
+    </w:p>
+    <w:p>
+      <w:pPr>
+        <w:pStyle w:val="NoSpacing"/>
+      </w:pPr>
+      <w:r>
+        <w:t>Prints the values of any lisp variables or s-expressions.</w:t>
+      </w:r>
+    </w:p>
+    <w:p>
+      <w:pPr>
+        <w:pStyle w:val="NoSpacing"/>
+      </w:pPr>
+    </w:p>
+    <w:p>
+      <w:pPr>
+        <w:pStyle w:val="code"/>
+      </w:pPr>
+      <w:r>
+        <w:t>(profile)</w:t>
+      </w:r>
+    </w:p>
+    <w:p>
+      <w:pPr>
+        <w:pStyle w:val="NoSpacing"/>
+      </w:pPr>
+      <w:r>
+        <w:t>Profiles the solution of a problem, to determine which functions are taking the most time. If the search is interrupted midway (eg, by entering CTRL-C) it will be necessary to execute (sb-profile::report) to retrieve the results.</w:t>
+      </w:r>
+    </w:p>
+    <w:p>
+      <w:pPr>
+        <w:pStyle w:val="NoSpacing"/>
+      </w:pPr>
+    </w:p>
+    <w:p>
+      <w:pPr>
+        <w:pStyle w:val="code"/>
+      </w:pPr>
+      <w:r>
+        <w:t>(reset)</w:t>
+      </w:r>
+    </w:p>
+    <w:p>
+      <w:pPr>
+        <w:pStyle w:val="NoSpacing"/>
+      </w:pPr>
+      <w:r>
+        <w:t>Removes all previous problem solving history.  Potentially useful if Wouldwork should enter an inconsistent state that keeps generating errors.</w:t>
+      </w:r>
+    </w:p>
+    <w:p>
+      <w:pPr>
+        <w:pStyle w:val="NoSpacing"/>
+      </w:pPr>
+    </w:p>
+    <w:p>
+      <w:pPr>
+        <w:pStyle w:val="NoSpacing"/>
+      </w:pPr>
+    </w:p>
+    <w:p>
+      <w:pPr>
+        <w:pStyle w:val="Heading2"/>
+      </w:pPr>
+      <w:bookmarkStart w:id="55" w:name="_Toc206658680"/>
+      <w:r>
+        <w:t>Some Useful User Functions to Use in Rules</w:t>
+      </w:r>
+      <w:bookmarkEnd w:id="55"/>
+    </w:p>
+    <w:p>
+      <w:pPr>
+        <w:pStyle w:val="NoSpacing"/>
+      </w:pPr>
+    </w:p>
+    <w:p>
+      <w:pPr>
+        <w:pStyle w:val="NoSpacing"/>
+      </w:pPr>
+      <w:r>
+        <w:t>There are also a few pre-defined Common Lisp functions that the user can include in rules and functions.  These functions are simply provided as a convenience so the user doesn’t have to write them, if needed.  For example, if you want to use a hash table as a representation for a set of elements, there are functional set operations provided such as union, difference, copy, etc.  Others may be added later.</w:t>
+      </w:r>
+    </w:p>
+    <w:p>
+      <w:pPr>
+        <w:pStyle w:val="NoSpacing"/>
+      </w:pPr>
+    </w:p>
+    <w:p>
+      <w:pPr>
+        <w:pStyle w:val="code"/>
+      </w:pPr>
+      <w:r>
+        <w:t>(different sym1 sym2)</w:t>
+      </w:r>
+    </w:p>
+    <w:p>
+      <w:pPr>
+        <w:pStyle w:val="code"/>
+      </w:pPr>
+      <w:r>
+        <w:t xml:space="preserve">  "Determines whether two symbols represent different objects</w:t>
+      </w:r>
+    </w:p>
+    <w:p>
+      <w:pPr>
+        <w:pStyle w:val="code"/>
+      </w:pPr>
+      <w:r>
+        <w:t xml:space="preserve">   rather than the same object."</w:t>
+      </w:r>
+    </w:p>
+    <w:p>
+      <w:pPr>
+        <w:pStyle w:val="code"/>
+      </w:pPr>
+    </w:p>
+    <w:p>
+      <w:pPr>
+        <w:pStyle w:val="code"/>
+      </w:pPr>
+      <w:r>
+        <w:t>(delete-actions &amp;rest names)</w:t>
+      </w:r>
+    </w:p>
+    <w:p>
+      <w:pPr>
+        <w:pStyle w:val="code"/>
+      </w:pPr>
+      <w:r>
+        <w:t xml:space="preserve">  "Deletes named actions from *actions* at run-time."</w:t>
+      </w:r>
+    </w:p>
+    <w:p>
+      <w:pPr>
+        <w:pStyle w:val="code"/>
+      </w:pPr>
+    </w:p>
+    <w:p>
+      <w:pPr>
+        <w:pStyle w:val="code"/>
+      </w:pPr>
+      <w:r>
+        <w:t>(get-state-codes)</w:t>
+      </w:r>
+    </w:p>
+    <w:p>
+      <w:pPr>
+        <w:pStyle w:val="code"/>
+      </w:pPr>
       <w:r>
         <w:lastRenderedPageBreak/>
-        <w:t>invoked on that state.  Again, once all such errors have been eliminated, the invariant can be removed or commented out to allow more efficient processing.</w:t>
-      </w:r>
-    </w:p>
-    <w:p>
-      <w:pPr>
-        <w:pStyle w:val="NoSpacing"/>
-      </w:pPr>
-    </w:p>
-    <w:p>
-      <w:pPr>
-        <w:pStyle w:val="Heading2"/>
-      </w:pPr>
-      <w:bookmarkStart w:id="53" w:name="_Toc206658679"/>
-      <w:r>
-        <w:t>Some Potentially Useful User Commands</w:t>
-      </w:r>
-      <w:bookmarkEnd w:id="53"/>
-    </w:p>
-    <w:p>
-      <w:pPr>
-        <w:pStyle w:val="NoSpacing"/>
-      </w:pPr>
+        <w:t xml:space="preserve">  "User calls this after finding backwards *solutions* to a</w:t>
+      </w:r>
     </w:p>
     <w:p>
       <w:pPr>
         <w:pStyle w:val="code"/>
       </w:pPr>
       <w:r>
-        <w:t>sbcl --dynamic-space-size 24000</w:t>
-      </w:r>
-    </w:p>
-    <w:p>
-      <w:pPr>
-        <w:pStyle w:val="NoSpacing"/>
-      </w:pPr>
-      <w:r>
-        <w:t>Opens SBCL with more than the default 1K of memory.</w:t>
-      </w:r>
-    </w:p>
-    <w:p>
-      <w:pPr>
-        <w:pStyle w:val="NoSpacing"/>
-      </w:pPr>
+        <w:t xml:space="preserve">   Problem in order to generate forward paths to those</w:t>
+      </w:r>
     </w:p>
     <w:p>
       <w:pPr>
         <w:pStyle w:val="code"/>
       </w:pPr>
-      <w:bookmarkStart w:id="54" w:name="_Hlk176264712"/>
-      <w:r>
-        <w:t>(run-test-problems) or (test)</w:t>
-      </w:r>
-      <w:bookmarkEnd w:id="54"/>
-    </w:p>
-    <w:p>
-      <w:pPr>
-        <w:pStyle w:val="NoSpacing"/>
-      </w:pPr>
-      <w:r>
-        <w:t>Runs through a varied collection of problems and their solutions, useful for debugging any changes to Wouldwork itself.</w:t>
-      </w:r>
-    </w:p>
-    <w:p>
-      <w:pPr>
-        <w:pStyle w:val="NoSpacing"/>
-      </w:pPr>
+      <w:r>
+        <w:t xml:space="preserve">   solutions."</w:t>
+      </w:r>
     </w:p>
     <w:p>
       <w:pPr>
         <w:pStyle w:val="code"/>
       </w:pPr>
-      <w:r>
-        <w:t>(list-all-problems)</w:t>
-      </w:r>
-    </w:p>
-    <w:p>
-      <w:pPr>
-        <w:pStyle w:val="NoSpacing"/>
-      </w:pPr>
-      <w:r>
-        <w:t>Displays the names of all problem specifications in the src directory.</w:t>
-      </w:r>
-    </w:p>
-    <w:p>
-      <w:pPr>
-        <w:pStyle w:val="NoSpacing"/>
-      </w:pPr>
     </w:p>
     <w:p>
       <w:pPr>
         <w:pStyle w:val="code"/>
       </w:pPr>
       <w:r>
-        <w:t>(ut::show (first *actions*))</w:t>
-      </w:r>
-    </w:p>
-    <w:p>
-      <w:pPr>
-        <w:pStyle w:val="NoSpacing"/>
-      </w:pPr>
-      <w:r>
-        <w:t>Prints the lisp code for one of the Wouldwork action rules (for debugging).</w:t>
-      </w:r>
-    </w:p>
-    <w:p>
-      <w:pPr>
-        <w:pStyle w:val="NoSpacing"/>
-      </w:pPr>
-    </w:p>
-    <w:p>
-      <w:pPr>
-        <w:pStyle w:val="NoSpacing"/>
-      </w:pPr>
+        <w:t>(backward-path-exists state)</w:t>
+      </w:r>
     </w:p>
     <w:p>
       <w:pPr>
         <w:pStyle w:val="code"/>
       </w:pPr>
       <w:r>
-        <w:t>(pprint (get '*goal* 'fn))</w:t>
-      </w:r>
-    </w:p>
-    <w:p>
-      <w:pPr>
-        <w:pStyle w:val="NoSpacing"/>
-      </w:pPr>
-      <w:r>
-        <w:t>Prints the lisp code for a Wouldwork function (for debugging).</w:t>
-      </w:r>
-    </w:p>
-    <w:p>
-      <w:pPr>
-        <w:pStyle w:val="NoSpacing"/>
-      </w:pPr>
+        <w:t xml:space="preserve">  "Use in a forward search goal to check for the existence of a</w:t>
+      </w:r>
     </w:p>
     <w:p>
       <w:pPr>
         <w:pStyle w:val="code"/>
       </w:pPr>
       <w:r>
-        <w:t>(ut::show *types*)</w:t>
-      </w:r>
-    </w:p>
-    <w:p>
-      <w:pPr>
-        <w:pStyle w:val="NoSpacing"/>
-      </w:pPr>
-      <w:r>
-        <w:t>Prints all current type structures as defined in problem.lisp.</w:t>
-      </w:r>
-    </w:p>
-    <w:p>
-      <w:pPr>
-        <w:pStyle w:val="NoSpacing"/>
-      </w:pPr>
+        <w:t xml:space="preserve">   pre-computed backward path."</w:t>
+      </w:r>
     </w:p>
     <w:p>
       <w:pPr>
         <w:pStyle w:val="code"/>
       </w:pPr>
-      <w:r>
-        <w:t>(ut::show *relations*)</w:t>
-      </w:r>
-    </w:p>
-    <w:p>
-      <w:pPr>
-        <w:pStyle w:val="NoSpacing"/>
-      </w:pPr>
-      <w:r>
-        <w:t>Prints all current dynamic relation structures as defined in problem.lisp</w:t>
-      </w:r>
-    </w:p>
-    <w:p>
-      <w:pPr>
-        <w:pStyle w:val="NoSpacing"/>
-      </w:pPr>
     </w:p>
     <w:p>
       <w:pPr>
         <w:pStyle w:val="code"/>
       </w:pPr>
       <w:r>
-        <w:t>(ut::show *static-relations*)</w:t>
-      </w:r>
-    </w:p>
-    <w:p>
-      <w:pPr>
-        <w:pStyle w:val="NoSpacing"/>
-      </w:pPr>
-      <w:r>
-        <w:t>Prints all current static relations.</w:t>
-      </w:r>
-    </w:p>
-    <w:p>
-      <w:pPr>
-        <w:pStyle w:val="NoSpacing"/>
-      </w:pPr>
-    </w:p>
-    <w:p>
-      <w:pPr>
-        <w:pStyle w:val="code"/>
-      </w:pPr>
-      <w:r>
-        <w:t>(ut::show *db*)</w:t>
-      </w:r>
-    </w:p>
-    <w:p>
-      <w:pPr>
-        <w:pStyle w:val="NoSpacing"/>
-      </w:pPr>
-      <w:r>
-        <w:t>Prints the initial dynamic propositional database before solving begins.</w:t>
-      </w:r>
-    </w:p>
-    <w:p>
-      <w:pPr>
-        <w:pStyle w:val="NoSpacing"/>
-      </w:pPr>
-    </w:p>
-    <w:p>
-      <w:pPr>
-        <w:pStyle w:val="code"/>
-      </w:pPr>
-      <w:r>
-        <w:t>(ut::show *static-db*)</w:t>
-      </w:r>
-    </w:p>
-    <w:p>
-      <w:pPr>
-        <w:pStyle w:val="NoSpacing"/>
-      </w:pPr>
-      <w:r>
-        <w:t>Prints the initial static propositional database.</w:t>
-      </w:r>
-    </w:p>
-    <w:p>
-      <w:pPr>
-        <w:pStyle w:val="NoSpacing"/>
-      </w:pPr>
-    </w:p>
-    <w:p>
-      <w:pPr>
-        <w:pStyle w:val="code"/>
-      </w:pPr>
-      <w:r>
-        <w:t>(ut::prt s-expr s-expr …)</w:t>
-      </w:r>
-    </w:p>
-    <w:p>
-      <w:pPr>
-        <w:pStyle w:val="NoSpacing"/>
-      </w:pPr>
-      <w:r>
-        <w:t>Prints the values of any lisp variables or s-expressions.</w:t>
-      </w:r>
-    </w:p>
-    <w:p>
-      <w:pPr>
-        <w:pStyle w:val="NoSpacing"/>
-      </w:pPr>
-    </w:p>
-    <w:p>
-      <w:pPr>
-        <w:pStyle w:val="code"/>
-      </w:pPr>
-      <w:r>
-        <w:t>(profile)</w:t>
-      </w:r>
-    </w:p>
-    <w:p>
-      <w:pPr>
-        <w:pStyle w:val="NoSpacing"/>
-      </w:pPr>
-      <w:r>
-        <w:t>Profiles the solution of a problem, to determine which functions are taking the most time. If the search is interrupted midway (eg, by entering CTRL-C) it will be necessary to execute (sb-profile::report) to retrieve the results.</w:t>
-      </w:r>
-    </w:p>
-    <w:p>
-      <w:pPr>
-        <w:pStyle w:val="NoSpacing"/>
-      </w:pPr>
-    </w:p>
-    <w:p>
-      <w:pPr>
-        <w:pStyle w:val="code"/>
-      </w:pPr>
-      <w:r>
-        <w:t>(reset)</w:t>
-      </w:r>
-    </w:p>
-    <w:p>
-      <w:pPr>
-        <w:pStyle w:val="NoSpacing"/>
-      </w:pPr>
-      <w:r>
-        <w:t>Removes all previous problem solving history.  Potentially useful if Wouldwork should enter an inconsistent state that keeps generating errors.</w:t>
-      </w:r>
-    </w:p>
-    <w:p>
-      <w:pPr>
-        <w:pStyle w:val="NoSpacing"/>
-      </w:pPr>
-    </w:p>
-    <w:p>
-      <w:pPr>
-        <w:pStyle w:val="NoSpacing"/>
-      </w:pPr>
-    </w:p>
-    <w:p>
-      <w:pPr>
-        <w:pStyle w:val="Heading2"/>
-      </w:pPr>
-      <w:bookmarkStart w:id="55" w:name="_Toc206658680"/>
-      <w:r>
-        <w:t>Some Useful User Functions to Use in Rules</w:t>
-      </w:r>
-      <w:bookmarkEnd w:id="55"/>
-    </w:p>
-    <w:p>
-      <w:pPr>
-        <w:pStyle w:val="NoSpacing"/>
-      </w:pPr>
-    </w:p>
-    <w:p>
-      <w:pPr>
-        <w:pStyle w:val="NoSpacing"/>
-      </w:pPr>
-      <w:r>
-        <w:t>There are also a few pre-defined Common Lisp functions that the user can include in rules and functions.  These functions are simply provided as a convenience so the user doesn’t have to write them, if needed.  For example, if you want to use a hash table as a representation for a set of elements, there are functional set operations provided such as union, difference, copy, etc.  Others may be added later.</w:t>
-      </w:r>
-    </w:p>
-    <w:p>
-      <w:pPr>
-        <w:pStyle w:val="NoSpacing"/>
-      </w:pPr>
-    </w:p>
-    <w:p>
-      <w:pPr>
-        <w:pStyle w:val="code"/>
-      </w:pPr>
-      <w:r>
-        <w:t>(different sym1 sym2)</w:t>
-      </w:r>
-    </w:p>
-    <w:p>
-      <w:pPr>
-        <w:pStyle w:val="code"/>
-      </w:pPr>
-      <w:r>
-        <w:t xml:space="preserve">  "Determines whether two symbols represent different objects</w:t>
-      </w:r>
-    </w:p>
-    <w:p>
-      <w:pPr>
-        <w:pStyle w:val="code"/>
-      </w:pPr>
-      <w:r>
-        <w:t xml:space="preserve">   rather than the same object."</w:t>
-      </w:r>
-    </w:p>
-    <w:p>
-      <w:pPr>
-        <w:pStyle w:val="code"/>
-      </w:pPr>
-    </w:p>
-    <w:p>
-      <w:pPr>
-        <w:pStyle w:val="code"/>
-      </w:pPr>
-      <w:r>
-        <w:t>(delete-actions &amp;rest names)</w:t>
-      </w:r>
-    </w:p>
-    <w:p>
-      <w:pPr>
-        <w:pStyle w:val="code"/>
-      </w:pPr>
-      <w:r>
-        <w:t xml:space="preserve">  "Deletes named actions from *actions* at run-time."</w:t>
-      </w:r>
-    </w:p>
-    <w:p>
-      <w:pPr>
-        <w:pStyle w:val="code"/>
-      </w:pPr>
-    </w:p>
-    <w:p>
-      <w:pPr>
-        <w:pStyle w:val="code"/>
-      </w:pPr>
-      <w:r>
-        <w:t>(get-state-codes)</w:t>
-      </w:r>
-    </w:p>
-    <w:p>
-      <w:pPr>
-        <w:pStyle w:val="code"/>
-      </w:pPr>
-      <w:r>
-        <w:t xml:space="preserve">  "User calls this after finding backwards *solutions* to a</w:t>
-      </w:r>
-    </w:p>
-    <w:p>
-      <w:pPr>
-        <w:pStyle w:val="code"/>
-      </w:pPr>
-      <w:r>
-        <w:t xml:space="preserve">   Problem in order to generate forward paths to those</w:t>
-      </w:r>
-    </w:p>
-    <w:p>
-      <w:pPr>
-        <w:pStyle w:val="code"/>
-      </w:pPr>
-      <w:r>
-        <w:t xml:space="preserve">   solutions."</w:t>
-      </w:r>
-    </w:p>
-    <w:p>
-      <w:pPr>
-        <w:pStyle w:val="code"/>
-      </w:pPr>
-    </w:p>
-    <w:p>
-      <w:pPr>
-        <w:pStyle w:val="code"/>
-      </w:pPr>
-      <w:r>
-        <w:t>(backward-path-exists state)</w:t>
-      </w:r>
-    </w:p>
-    <w:p>
-      <w:pPr>
-        <w:pStyle w:val="code"/>
-      </w:pPr>
-      <w:r>
-        <w:t xml:space="preserve">  "Use in a forward search goal to check for the existence of a</w:t>
-      </w:r>
-    </w:p>
-    <w:p>
-      <w:pPr>
-        <w:pStyle w:val="code"/>
-      </w:pPr>
-      <w:r>
-        <w:t xml:space="preserve">   pre-computed backward path."</w:t>
-      </w:r>
-    </w:p>
-    <w:p>
-      <w:pPr>
-        <w:pStyle w:val="code"/>
-      </w:pPr>
-    </w:p>
-    <w:p>
-      <w:pPr>
-        <w:pStyle w:val="code"/>
-      </w:pPr>
-      <w:r>
-        <w:lastRenderedPageBreak/>
         <w:t>(vectorize lists)</w:t>
       </w:r>
     </w:p>
@@ -14257,12 +14317,6 @@
         <w:gridCol w:w="4483"/>
       </w:tblGrid>
       <w:tr>
-        <w:tblPrEx>
-          <w:tblCellMar>
-            <w:top w:w="0" w:type="dxa"/>
-            <w:bottom w:w="0" w:type="dxa"/>
-          </w:tblCellMar>
-        </w:tblPrEx>
         <w:trPr>
           <w:tblHeader/>
         </w:trPr>
@@ -14328,12 +14382,6 @@
         </w:tc>
       </w:tr>
       <w:tr>
-        <w:tblPrEx>
-          <w:tblCellMar>
-            <w:top w:w="0" w:type="dxa"/>
-            <w:bottom w:w="0" w:type="dxa"/>
-          </w:tblCellMar>
-        </w:tblPrEx>
         <w:tc>
           <w:tcPr>
             <w:tcW w:w="2419" w:type="dxa"/>
@@ -14388,12 +14436,6 @@
         </w:tc>
       </w:tr>
       <w:tr>
-        <w:tblPrEx>
-          <w:tblCellMar>
-            <w:top w:w="0" w:type="dxa"/>
-            <w:bottom w:w="0" w:type="dxa"/>
-          </w:tblCellMar>
-        </w:tblPrEx>
         <w:tc>
           <w:tcPr>
             <w:tcW w:w="2419" w:type="dxa"/>
@@ -14448,12 +14490,6 @@
         </w:tc>
       </w:tr>
       <w:tr>
-        <w:tblPrEx>
-          <w:tblCellMar>
-            <w:top w:w="0" w:type="dxa"/>
-            <w:bottom w:w="0" w:type="dxa"/>
-          </w:tblCellMar>
-        </w:tblPrEx>
         <w:tc>
           <w:tcPr>
             <w:tcW w:w="2419" w:type="dxa"/>
@@ -14508,12 +14544,6 @@
         </w:tc>
       </w:tr>
       <w:tr>
-        <w:tblPrEx>
-          <w:tblCellMar>
-            <w:top w:w="0" w:type="dxa"/>
-            <w:bottom w:w="0" w:type="dxa"/>
-          </w:tblCellMar>
-        </w:tblPrEx>
         <w:tc>
           <w:tcPr>
             <w:tcW w:w="2419" w:type="dxa"/>
@@ -14576,12 +14606,6 @@
         </w:tc>
       </w:tr>
       <w:tr>
-        <w:tblPrEx>
-          <w:tblCellMar>
-            <w:top w:w="0" w:type="dxa"/>
-            <w:bottom w:w="0" w:type="dxa"/>
-          </w:tblCellMar>
-        </w:tblPrEx>
         <w:tc>
           <w:tcPr>
             <w:tcW w:w="2419" w:type="dxa"/>
@@ -14636,12 +14660,6 @@
         </w:tc>
       </w:tr>
       <w:tr>
-        <w:tblPrEx>
-          <w:tblCellMar>
-            <w:top w:w="0" w:type="dxa"/>
-            <w:bottom w:w="0" w:type="dxa"/>
-          </w:tblCellMar>
-        </w:tblPrEx>
         <w:tc>
           <w:tcPr>
             <w:tcW w:w="2419" w:type="dxa"/>
@@ -14696,12 +14714,6 @@
         </w:tc>
       </w:tr>
       <w:tr>
-        <w:tblPrEx>
-          <w:tblCellMar>
-            <w:top w:w="0" w:type="dxa"/>
-            <w:bottom w:w="0" w:type="dxa"/>
-          </w:tblCellMar>
-        </w:tblPrEx>
         <w:tc>
           <w:tcPr>
             <w:tcW w:w="2419" w:type="dxa"/>
@@ -14986,7 +14998,7 @@
         <w:pStyle w:val="NoSpacing"/>
       </w:pPr>
       <w:r>
-        <w:t>Probably the simplest improvement to implement is to use some of the available core processors in your CPU.  The search uses only one core by default, but this can be increased as discussed below.  (But note that recent updates to the parallel algorithm to increase thread safety have significantly reduced its performance.)</w:t>
+        <w:t>Probably the simplest improvement to implement is to use some of the available core processors in your CPU.  The search uses only one core by default, but this can be increased as discussed below.</w:t>
       </w:r>
     </w:p>
     <w:p>
@@ -15012,51 +15024,118 @@
         <w:pStyle w:val="NoSpacing"/>
       </w:pPr>
       <w:r>
-        <w:t xml:space="preserve">During the initial phase of problem development, testing, and debugging, it is prudent to validate simple solutions with serial processing.  But for problems with a large search space, parallel processing may be the only way to find any solution.  The global variable *threads*, located at the beginning of the file </w:t>
-      </w:r>
-      <w:r>
-        <w:rPr>
-          <w:rStyle w:val="codeChar"/>
-        </w:rPr>
-        <w:t>ww-preliminaries.lisp</w:t>
-      </w:r>
-      <w:r>
-        <w:t>, controls how many threads will be allocated to the search.  (See Part 1: Program Control Settings for details.)</w:t>
-      </w:r>
-    </w:p>
-    <w:p>
-      <w:pPr>
-        <w:pStyle w:val="NoSpacing"/>
-      </w:pPr>
-    </w:p>
-    <w:p>
-      <w:pPr>
-        <w:pStyle w:val="NoSpacing"/>
-      </w:pPr>
-      <w:r>
-        <w:t>Wouldwork uses a pool of *threads* to manage parallelism, where each thread in the pool can perform a depth-first search over a subproblem of the originally specified problem.  Initially, the main problem is given to the first thread.  Then, if there are any idle threads, a subproblem is split off from the current problem, to be picked up by any idle thread.  Processing continues on the current problem, with periodic checks for any more idle threads and subsequent splits, until no threads are idle.  Each thread may split off a subproblem whenever an idle thread is detected.  A thread becomes idle when its search tree is exhausted.  Solutions are recorded globally when a thread detects a goal state.</w:t>
-      </w:r>
-    </w:p>
-    <w:p>
-      <w:pPr>
-        <w:pStyle w:val="NoSpacing"/>
-      </w:pPr>
-    </w:p>
-    <w:p>
-      <w:pPr>
-        <w:pStyle w:val="NoSpacing"/>
-      </w:pPr>
-      <w:r>
-        <w:t xml:space="preserve">There are a number of different techniques (discussed in the literature on parallel depth-first search) for deciding how to split off a subproblem.  Wouldwork always splits off (copies into a subproblem) the top-most state in a search tree.  This top state constitutes the shortest unexplored linear path back to the start state.  Subsequent state expansions in the subproblem will continue from the last state in this path.  This strategy (ie, top linear split) seems to work well for most problems, although massively parallel simulations have shown that a more complex multi-level strategy (ie, stack split) is generally more efficient overall.  In Wouldwork the best parallel speedups seem to correlate with tree (as opposed to graph) search.  But note that too many threads, or even </w:t>
+        <w:t xml:space="preserve">During the initial phase of problem development, testing, and debugging, it is prudent to validate simple solutions with serial processing.  But for problems with a large search space, parallel processing may be the only way to find any solution.  The global variable *threads*, controls how many threads will be allocated to the search. </w:t>
+      </w:r>
+      <w:r>
+        <w:t xml:space="preserve"> </w:t>
+      </w:r>
+      <w:r>
+        <w:t>Use (ww-set *threads* N) at the REPL to set the number of threads.</w:t>
+      </w:r>
+      <w:r>
+        <w:t xml:space="preserve"> </w:t>
+      </w:r>
+      <w:r>
+        <w:t xml:space="preserve"> (See Part 1: Program Control Settings for details.)</w:t>
+      </w:r>
+    </w:p>
+    <w:p>
+      <w:pPr>
+        <w:pStyle w:val="NoSpacing"/>
+      </w:pPr>
+    </w:p>
+    <w:p>
+      <w:pPr>
+        <w:pStyle w:val="NoSpacing"/>
+      </w:pPr>
+      <w:r>
+        <w:t>Wouldwork's parallel search operates in two phases. In the first phase, before any worker threads start, the planner expands from the start state in a breadth-first manner — up to a configurable depth (</w:t>
       </w:r>
       <w:r>
         <w:rPr>
           <w:i/>
-        </w:rPr>
-        <w:t>any</w:t>
-      </w:r>
-      <w:r>
-        <w:t xml:space="preserve"> multiple threads, can slow down the search for some problems, since there is an overhead for managing parallelism.  Experiment on a small version of a problem to determine the optimal number of threads.  The following diagram illustrates the parallel speedup for the 8-Queens problem, which maxes out at 4 threads.</w:t>
+          <w:iCs/>
+        </w:rPr>
+        <w:t>split-depth-max</w:t>
+      </w:r>
+      <w:r>
+        <w:t xml:space="preserve">, default 4) — to generate a pool of independent search tasks. Each task is a node at the frontier of a partial path from the start state. The pool size is governed by </w:t>
+      </w:r>
+      <w:r>
+        <w:rPr>
+          <w:i/>
+          <w:iCs/>
+        </w:rPr>
+        <w:t>tasks-per-thread</w:t>
+      </w:r>
+      <w:r>
+        <w:t xml:space="preserve"> (default 8 tasks per thread) and </w:t>
+      </w:r>
+      <w:r>
+        <w:rPr>
+          <w:i/>
+          <w:iCs/>
+        </w:rPr>
+        <w:t>min-tasks</w:t>
+      </w:r>
+      <w:r>
+        <w:t xml:space="preserve"> (default 256 tasks minimum). In the second phase, the tasks are loaded into a shared queue, and each worker thread independently pops tasks and performs a full depth-first search from each one. Workers maintain entirely separate local search stacks and never interfere with one another's traversal. Solutions are recorded globally, under a lock, whenever any worker reaches a goal state.</w:t>
+      </w:r>
+    </w:p>
+    <w:p>
+      <w:pPr>
+        <w:pStyle w:val="NoSpacing"/>
+      </w:pPr>
+    </w:p>
+    <w:p>
+      <w:pPr>
+        <w:pStyle w:val="NoSpacing"/>
+      </w:pPr>
+      <w:r>
+        <w:t xml:space="preserve">If the shared task queue runs empty before all workers have finished, a worker with a sufficiently large local stack can donate a portion of its unexplored nodes back to the queue for other workers to pick up. This load-balancing mechanism is controlled by </w:t>
+      </w:r>
+      <w:r>
+        <w:rPr>
+          <w:i/>
+          <w:iCs/>
+        </w:rPr>
+        <w:t>enable-work-donation</w:t>
+      </w:r>
+      <w:r>
+        <w:t xml:space="preserve"> (enabled by default), </w:t>
+      </w:r>
+      <w:r>
+        <w:rPr>
+          <w:i/>
+          <w:iCs/>
+        </w:rPr>
+        <w:t>donation-threshold</w:t>
+      </w:r>
+      <w:r>
+        <w:t xml:space="preserve"> (minimum local stack size before donating), and </w:t>
+      </w:r>
+      <w:r>
+        <w:rPr>
+          <w:i/>
+          <w:iCs/>
+        </w:rPr>
+        <w:t>donation-fraction</w:t>
+      </w:r>
+      <w:r>
+        <w:t xml:space="preserve"> (fraction of the stack to donate). For graph search, Wouldwork uses a sharded closed table — a set of independent hash tables each protected by its own lock — so that multiple workers can check and update the closed list concurrently with minimal contention. The number of shards is controlled by </w:t>
+      </w:r>
+      <w:r>
+        <w:rPr>
+          <w:i/>
+          <w:iCs/>
+        </w:rPr>
+        <w:t>num-closed-shards</w:t>
+      </w:r>
+      <w:r>
+        <w:t xml:space="preserve"> (default 64). In Wouldwork the best parallel speedups tend to correlate with tree (as opposed to graph) search, because graph search requires coordination on the shared closed table. But note that too many threads can slow down the search for some problems, since there is overhead for managing parallelism. Experiment on a small version of a problem to determine the optimal number of threads. The following diagram illustrates the parallel speedup for the 8-Queens problem</w:t>
+      </w:r>
+      <w:r>
+        <w:t xml:space="preserve"> on an earlier version of Wouldwork.</w:t>
       </w:r>
     </w:p>
     <w:p>
@@ -15080,7 +15159,7 @@
             <wp:cNvGraphicFramePr/>
             <a:graphic xmlns:a="http://schemas.openxmlformats.org/drawingml/2006/main">
               <a:graphicData uri="http://schemas.openxmlformats.org/drawingml/2006/chart">
-                <c:chart xmlns:c="http://schemas.openxmlformats.org/drawingml/2006/chart" xmlns:r="http://schemas.openxmlformats.org/officeDocument/2006/relationships" r:id="rId74"/>
+                <c:chart xmlns:c="http://schemas.openxmlformats.org/drawingml/2006/chart" xmlns:r="http://schemas.openxmlformats.org/officeDocument/2006/relationships" r:id="rId12"/>
               </a:graphicData>
             </a:graphic>
           </wp:inline>
@@ -15097,7 +15176,6 @@
         <w:pStyle w:val="Heading2"/>
       </w:pPr>
       <w:r>
-        <w:lastRenderedPageBreak/>
         <w:t>Goal Chaining (Sequential Subgoals)</w:t>
       </w:r>
     </w:p>
@@ -15170,7 +15248,51 @@
         <w:rPr>
           <w:sz w:val="24"/>
         </w:rPr>
-        <w:t>Specify the first subgoal in your problem specification file using (define-goal ...)</w:t>
+        <w:t xml:space="preserve">Specify the </w:t>
+      </w:r>
+      <w:r>
+        <w:rPr>
+          <w:sz w:val="24"/>
+        </w:rPr>
+        <w:t>final (main) goal</w:t>
+      </w:r>
+      <w:r>
+        <w:rPr>
+          <w:sz w:val="24"/>
+        </w:rPr>
+        <w:t xml:space="preserve"> in your problem specification file using (define-goal ...)</w:t>
+      </w:r>
+    </w:p>
+    <w:p>
+      <w:pPr>
+        <w:pStyle w:val="Standard"/>
+        <w:numPr>
+          <w:ilvl w:val="0"/>
+          <w:numId w:val="38"/>
+        </w:numPr>
+        <w:spacing w:after="0" w:line="240" w:lineRule="auto"/>
+      </w:pPr>
+      <w:r>
+        <w:rPr>
+          <w:sz w:val="24"/>
+        </w:rPr>
+        <w:t>Load Wouldwork with the problem specification.</w:t>
+      </w:r>
+    </w:p>
+    <w:p>
+      <w:pPr>
+        <w:pStyle w:val="ListParagraph"/>
+        <w:numPr>
+          <w:ilvl w:val="0"/>
+          <w:numId w:val="14"/>
+        </w:numPr>
+        <w:spacing w:after="0" w:line="240" w:lineRule="auto"/>
+      </w:pPr>
+      <w:r>
+        <w:rPr>
+          <w:sz w:val="24"/>
+        </w:rPr>
+        <w:t>Make any necessary parameter adjustments.</w:t>
       </w:r>
     </w:p>
     <w:p>
@@ -15186,7 +15308,19 @@
         <w:rPr>
           <w:sz w:val="24"/>
         </w:rPr>
-        <w:t>Load and solve: (stage problem-name) followed by (solve)</w:t>
+        <w:t>Enter (s</w:t>
+      </w:r>
+      <w:r>
+        <w:rPr>
+          <w:sz w:val="24"/>
+        </w:rPr>
+        <w:t>olve</w:t>
+      </w:r>
+      <w:r>
+        <w:rPr>
+          <w:sz w:val="24"/>
+        </w:rPr>
+        <w:t>-subgoal &lt;subgoal-form&gt;) at the REPL.</w:t>
       </w:r>
     </w:p>
     <w:p>
@@ -15202,23 +15336,7 @@
         <w:rPr>
           <w:sz w:val="24"/>
         </w:rPr>
-        <w:t>Continue from the solution state with a new goal:                 (ww-continue &lt;new-goal-form&gt;)</w:t>
-      </w:r>
-    </w:p>
-    <w:p>
-      <w:pPr>
-        <w:pStyle w:val="ListParagraph"/>
-        <w:numPr>
-          <w:ilvl w:val="0"/>
-          <w:numId w:val="14"/>
-        </w:numPr>
-        <w:spacing w:after="0" w:line="240" w:lineRule="auto"/>
-      </w:pPr>
-      <w:r>
-        <w:rPr>
-          <w:sz w:val="24"/>
-        </w:rPr>
-        <w:t>Make any necessary parameter adjustments</w:t>
+        <w:t>View solution results.</w:t>
       </w:r>
     </w:p>
     <w:p>
@@ -15234,23 +15352,25 @@
         <w:rPr>
           <w:sz w:val="24"/>
         </w:rPr>
-        <w:t>Solve for the new goal: (solve)</w:t>
-      </w:r>
-    </w:p>
-    <w:p>
-      <w:pPr>
-        <w:pStyle w:val="Standard"/>
-        <w:numPr>
-          <w:ilvl w:val="0"/>
-          <w:numId w:val="14"/>
-        </w:numPr>
-        <w:spacing w:after="0" w:line="240" w:lineRule="auto"/>
-      </w:pPr>
+        <w:t xml:space="preserve">Repeat steps </w:t>
+      </w:r>
       <w:r>
         <w:rPr>
           <w:sz w:val="24"/>
         </w:rPr>
-        <w:t>Repeat steps 3-5 as needed for additional subgoals</w:t>
+        <w:t>3</w:t>
+      </w:r>
+      <w:r>
+        <w:rPr>
+          <w:sz w:val="24"/>
+        </w:rPr>
+        <w:t>-5 as needed for additional subgoals</w:t>
+      </w:r>
+      <w:r>
+        <w:rPr>
+          <w:sz w:val="24"/>
+        </w:rPr>
+        <w:t>.</w:t>
       </w:r>
     </w:p>
     <w:p>
@@ -15271,7 +15391,43 @@
         <w:rPr>
           <w:sz w:val="24"/>
         </w:rPr>
-        <w:t>Each (solve) call automatically resets all search counters and statistics, presenting results for that search phase independently. Users can capture the REPL output after each solve to maintain a complete history of the solution sequence.  Enter (dribble “file-name”) to begin recording, and (dribble) to stop recording to the file.</w:t>
+        <w:t>Each solve</w:t>
+      </w:r>
+      <w:r>
+        <w:rPr>
+          <w:sz w:val="24"/>
+        </w:rPr>
+        <w:t>-subgoal</w:t>
+      </w:r>
+      <w:r>
+        <w:rPr>
+          <w:sz w:val="24"/>
+        </w:rPr>
+        <w:t xml:space="preserve"> call automatically resets all search counters and statistics, presenting results for that search phase independently. Users can capture the REPL output after each solve to maintain a complete history of the </w:t>
+      </w:r>
+      <w:r>
+        <w:rPr>
+          <w:sz w:val="24"/>
+        </w:rPr>
+        <w:t xml:space="preserve">subgoal </w:t>
+      </w:r>
+      <w:r>
+        <w:rPr>
+          <w:sz w:val="24"/>
+        </w:rPr>
+        <w:t>solution sequence</w:t>
+      </w:r>
+      <w:r>
+        <w:rPr>
+          <w:sz w:val="24"/>
+        </w:rPr>
+        <w:t>s</w:t>
+      </w:r>
+      <w:r>
+        <w:rPr>
+          <w:sz w:val="24"/>
+        </w:rPr>
+        <w:t>.  Enter (dribble “file-name”) to begin recording, and (dribble) to stop recording to the file.</w:t>
       </w:r>
     </w:p>
     <w:p>
@@ -15309,7 +15465,7 @@
           <w:rFonts w:cs="Calibri"/>
           <w:sz w:val="24"/>
         </w:rPr>
-        <w:t xml:space="preserve">A heuristic function is a user-defined function that can focus the search for a solution.  Adding a heuristic function to Wouldwork may be useful, if the baseline unfocused depth-first search fails to find a solution within a reasonable amount of time.  The heuristic function essentially tells Wouldwork to explore the next possible problem states in a best-first, rather than arbitrary, order.  Given a current state and the set of all possible states reachable from the current state, the lower-valued next-states will be explored before the higher-valued ones.  An effective heuristic function may lead the search to the first solution quickly, although it may not be an optimal solution.  But sometimes even a relatively poor heuristic may be enough to </w:t>
+        <w:t xml:space="preserve">A heuristic function is a user-defined function that can focus the search for a solution.  Adding a heuristic function to Wouldwork may be useful, if the baseline unfocused depth-first search fails to find a solution within a reasonable amount of time.  The heuristic function essentially tells Wouldwork to explore the next possible problem states in a best-first, rather than arbitrary, order.  Given a current state and the set of all possible states reachable from the current state, the lower-valued next-states will be explored before the higher-valued ones.  An effective heuristic function may lead the search to </w:t>
       </w:r>
       <w:r>
         <w:rPr>
@@ -15317,7 +15473,7 @@
           <w:sz w:val="24"/>
         </w:rPr>
         <w:lastRenderedPageBreak/>
-        <w:t>make an intractable problem solvable.  Note that Wouldwork’s heuristic strategy results in a so-called “beam” search, and not an optimal A* search.</w:t>
+        <w:t>the first solution quickly, although it may not be an optimal solution.  But sometimes even a relatively poor heuristic may be enough to make an intractable problem solvable.  Note that Wouldwork’s heuristic strategy results in a so-called “beam” search, and not an optimal A* search.</w:t>
       </w:r>
     </w:p>
     <w:p>
@@ -15541,7 +15697,6 @@
         <w:rPr>
           <w:sz w:val="24"/>
         </w:rPr>
-        <w:lastRenderedPageBreak/>
         <w:t xml:space="preserve">To optimize on the number of steps, set solution-type to </w:t>
       </w:r>
       <w:r>
@@ -15810,7 +15965,6 @@
       </w:pPr>
       <w:bookmarkStart w:id="61" w:name="_Toc206658687"/>
       <w:r>
-        <w:lastRenderedPageBreak/>
         <w:t>Constraint Satisfaction Problems</w:t>
       </w:r>
       <w:bookmarkEnd w:id="61"/>
@@ -15909,11 +16063,11 @@
         <w:spacing w:after="0" w:line="240" w:lineRule="auto"/>
       </w:pPr>
       <w:r>
-        <w:t xml:space="preserve">Many planning problems involve multiple objects of the same type that are functionally interchangeable. For example, four identical blocks on a table, or six equivalent connectors to be placed. In such cases, the search may explore </w:t>
+        <w:t xml:space="preserve">Many planning problems involve multiple objects of the same type that are functionally interchangeable. For example, four identical blocks on a table, or </w:t>
       </w:r>
       <w:r>
         <w:lastRenderedPageBreak/>
-        <w:t>many equivalent solution paths that differ only in which specific objects are used, but not in the structure of the solution. Symmetry pruning detects these interchangeable objects and avoids exploring redundant paths, potentially reducing search time significantly. To enable symmetry pruning, include the following in your problem specification file:</w:t>
+        <w:t>six equivalent connectors to be placed. In such cases, the search may explore many equivalent solution paths that differ only in which specific objects are used, but not in the structure of the solution. Symmetry pruning detects these interchangeable objects and avoids exploring redundant paths, potentially reducing search time significantly. To enable symmetry pruning, include the following in your problem specification file:</w:t>
       </w:r>
     </w:p>
     <w:p>
@@ -16106,7 +16260,6 @@
         <w:spacing w:after="0" w:line="240" w:lineRule="auto"/>
       </w:pPr>
       <w:r>
-        <w:lastRenderedPageBreak/>
         <w:t>If no symmetry groups are detected, Wouldwork will report this and suggest disabling symmetry pruning for greater efficiency.</w:t>
       </w:r>
     </w:p>
@@ -16221,6 +16374,7 @@
         <w:pStyle w:val="NoSpacing"/>
       </w:pPr>
       <w:r>
+        <w:lastRenderedPageBreak/>
         <w:t xml:space="preserve">A utility program, named </w:t>
       </w:r>
       <w:r>
@@ -16231,11 +16385,7 @@
         <w:t>freq</w:t>
       </w:r>
       <w:r>
-        <w:t xml:space="preserve">, is provided for analyzing the possible macros associated with a problem.  If the problem specification file is </w:t>
-      </w:r>
-      <w:r>
-        <w:lastRenderedPageBreak/>
-        <w:t xml:space="preserve">set up to find </w:t>
+        <w:t xml:space="preserve">, is provided for analyzing the possible macros associated with a problem.  If the problem specification file is set up to find </w:t>
       </w:r>
       <w:r>
         <w:rPr>
@@ -16464,7 +16614,15 @@
           <w:rFonts w:cs="Calibri"/>
           <w:sz w:val="24"/>
         </w:rPr>
-        <w:t>In Wouldwork the two problem specifications are run independently, but are coordinated via a user-defined function for efficiently encoding problem states.  The general procedure involves 1) running a backward search to some depth d</w:t>
+        <w:t xml:space="preserve">In Wouldwork the two problem specifications are run independently, but are coordinated via a user-defined function for efficiently </w:t>
+      </w:r>
+      <w:r>
+        <w:rPr>
+          <w:rFonts w:cs="Calibri"/>
+          <w:sz w:val="24"/>
+        </w:rPr>
+        <w:lastRenderedPageBreak/>
+        <w:t>encoding problem states.  The general procedure involves 1) running a backward search to some depth d</w:t>
       </w:r>
       <w:r>
         <w:rPr>
@@ -16479,15 +16637,7 @@
           <w:rFonts w:cs="Calibri"/>
           <w:sz w:val="24"/>
         </w:rPr>
-        <w:t xml:space="preserve"> to collect all possible states at that </w:t>
-      </w:r>
-      <w:r>
-        <w:rPr>
-          <w:rFonts w:cs="Calibri"/>
-          <w:sz w:val="24"/>
-        </w:rPr>
-        <w:lastRenderedPageBreak/>
-        <w:t>depth reachable from a goal state, 2) running a user-defined function to efficiently encode all of those states, and 3) running a forward search to a depth d</w:t>
+        <w:t xml:space="preserve"> to collect all possible states at that depth reachable from a goal state, 2) running a user-defined function to efficiently encode all of those states, and 3) running a forward search to a depth d</w:t>
       </w:r>
       <w:r>
         <w:rPr>
@@ -16713,7 +16863,15 @@
           <w:rFonts w:cs="Calibri"/>
           <w:sz w:val="24"/>
         </w:rPr>
-        <w:t>to a small value, and perform a backwards search only to that depth.  Modify the goal to detect a solution whenever that depth is reached.  Then steadily increase the depth-cutoff until all available memory is used up with every solution recorded at the depth-cutoff.  You want to set the final depth-cutoff at the maximum value, d</w:t>
+        <w:t xml:space="preserve">to a small value, and perform a backwards search only to that depth.  Modify the goal to detect a solution whenever that depth is reached.  Then steadily increase the depth-cutoff until all available memory is used up with every </w:t>
+      </w:r>
+      <w:r>
+        <w:rPr>
+          <w:rFonts w:cs="Calibri"/>
+          <w:sz w:val="24"/>
+        </w:rPr>
+        <w:lastRenderedPageBreak/>
+        <w:t>solution recorded at the depth-cutoff.  You want to set the final depth-cutoff at the maximum value, d</w:t>
       </w:r>
       <w:r>
         <w:rPr>
@@ -16728,15 +16886,7 @@
           <w:rFonts w:cs="Calibri"/>
           <w:sz w:val="24"/>
         </w:rPr>
-        <w:t xml:space="preserve">, before running </w:t>
-      </w:r>
-      <w:r>
-        <w:rPr>
-          <w:rFonts w:cs="Calibri"/>
-          <w:sz w:val="24"/>
-        </w:rPr>
-        <w:lastRenderedPageBreak/>
-        <w:t xml:space="preserve">out of memory.  Run the backward search with this maximum depth-cutoff to collect all states at that depth (recorded in </w:t>
+        <w:t xml:space="preserve">, before running out of memory.  Run the backward search with this maximum depth-cutoff to collect all states at that depth (recorded in </w:t>
       </w:r>
       <w:r>
         <w:rPr>
@@ -16988,15 +17138,8 @@
           <w:rFonts w:cs="Calibri"/>
           <w:sz w:val="24"/>
         </w:rPr>
-        <w:t xml:space="preserve">The forward search may benefit from a heuristic or other optimizing strategy to better guide the search toward a </w:t>
-      </w:r>
-      <w:r>
-        <w:rPr>
-          <w:rFonts w:cs="Calibri"/>
-          <w:sz w:val="24"/>
-        </w:rPr>
         <w:lastRenderedPageBreak/>
-        <w:t>solution--but not in the backward search, since every state at the given depth must be visited.</w:t>
+        <w:t>The forward search may benefit from a heuristic or other optimizing strategy to better guide the search toward a solution--but not in the backward search, since every state at the given depth must be visited.</w:t>
       </w:r>
     </w:p>
     <w:p>
@@ -17084,7 +17227,6 @@
         <w:pStyle w:val="NoSpacing"/>
       </w:pPr>
       <w:r>
-        <w:lastRenderedPageBreak/>
         <w:t>Much of the user's input to the enumerator involves telling the enumerator how to prune the exponentially explosive backward generation of states.  Dynamic relations (specified with define-dynamic-relations) normally consist of two types: base relations and derived relations.  A base relation is a dynamic relation whose argument values determine a complete problem state. For example, a typical base relation is the location of objects like (on object plate), where being on a (pressure) plate opens a gate. But (open gate), indicating that a gate is open, is a derived relation, since it can be derived from the status of an on relation.  If an object is on a plate, then it will open a gate.  If the enumerator knows all of the base relations, it can infer all the derived relations. Therefore, specifying only the base relations for a partial state is sufficient for deriving the complete state—eg, (on object1 plate1) means (open gate1) should also be part of the state and will be automatically added.</w:t>
       </w:r>
     </w:p>
@@ -17497,7 +17639,7 @@
         <w:pStyle w:val="NoSpacing"/>
         <w:ind w:left="720"/>
         <w:sectPr>
-          <w:footerReference w:type="default" r:id="rId75"/>
+          <w:footerReference w:type="default" r:id="rId13"/>
           <w:pgSz w:w="8640" w:h="12983"/>
           <w:pgMar w:top="864" w:right="864" w:bottom="864" w:left="864" w:header="720" w:footer="720" w:gutter="0"/>
           <w:cols w:space="720"/>
@@ -18443,8 +18585,8 @@
             <v:path o:extrusionok="f" gradientshapeok="t" o:connecttype="rect"/>
             <o:lock v:ext="edit" aspectratio="t"/>
           </v:shapetype>
-          <v:shape id="Object1" o:spid="_x0000_i1025" type="#_x0000_t75" style="width:237pt;height:226.5pt;visibility:visible;mso-wrap-style:square">
-            <v:imagedata r:id="rId76" o:title=""/>
+          <v:shape id="Object1" o:spid="_x0000_i1025" type="#_x0000_t75" style="width:237.15pt;height:226.35pt;visibility:visible;mso-wrap-style:square">
+            <v:imagedata r:id="rId14" o:title=""/>
           </v:shape>
         </w:pict>
       </w:r>
@@ -21007,8 +21149,8 @@
       </w:pPr>
       <w:r>
         <w:pict w14:anchorId="28E486FE">
-          <v:shape id="Object2" o:spid="_x0000_i1026" type="#_x0000_t75" style="width:334.5pt;height:189pt;visibility:visible;mso-wrap-style:square">
-            <v:imagedata r:id="rId77" o:title=""/>
+          <v:shape id="Object2" o:spid="_x0000_i1026" type="#_x0000_t75" style="width:334.9pt;height:188.7pt;visibility:visible;mso-wrap-style:square">
+            <v:imagedata r:id="rId15" o:title=""/>
           </v:shape>
         </w:pict>
       </w:r>
@@ -23190,12 +23332,6 @@
                               <w:gridCol w:w="700"/>
                             </w:tblGrid>
                             <w:tr>
-                              <w:tblPrEx>
-                                <w:tblCellMar>
-                                  <w:top w:w="0" w:type="dxa"/>
-                                  <w:bottom w:w="0" w:type="dxa"/>
-                                </w:tblCellMar>
-                              </w:tblPrEx>
                               <w:trPr>
                                 <w:trHeight w:val="633"/>
                                 <w:jc w:val="right"/>
@@ -23310,12 +23446,6 @@
                               </w:tc>
                             </w:tr>
                             <w:tr>
-                              <w:tblPrEx>
-                                <w:tblCellMar>
-                                  <w:top w:w="0" w:type="dxa"/>
-                                  <w:bottom w:w="0" w:type="dxa"/>
-                                </w:tblCellMar>
-                              </w:tblPrEx>
                               <w:trPr>
                                 <w:trHeight w:val="633"/>
                                 <w:jc w:val="right"/>
@@ -23430,12 +23560,6 @@
                               </w:tc>
                             </w:tr>
                             <w:tr>
-                              <w:tblPrEx>
-                                <w:tblCellMar>
-                                  <w:top w:w="0" w:type="dxa"/>
-                                  <w:bottom w:w="0" w:type="dxa"/>
-                                </w:tblCellMar>
-                              </w:tblPrEx>
                               <w:trPr>
                                 <w:trHeight w:val="652"/>
                                 <w:jc w:val="right"/>
@@ -23550,12 +23674,6 @@
                               </w:tc>
                             </w:tr>
                             <w:tr>
-                              <w:tblPrEx>
-                                <w:tblCellMar>
-                                  <w:top w:w="0" w:type="dxa"/>
-                                  <w:bottom w:w="0" w:type="dxa"/>
-                                </w:tblCellMar>
-                              </w:tblPrEx>
                               <w:trPr>
                                 <w:trHeight w:val="633"/>
                                 <w:jc w:val="right"/>
@@ -23709,12 +23827,6 @@
                         <w:gridCol w:w="700"/>
                       </w:tblGrid>
                       <w:tr>
-                        <w:tblPrEx>
-                          <w:tblCellMar>
-                            <w:top w:w="0" w:type="dxa"/>
-                            <w:bottom w:w="0" w:type="dxa"/>
-                          </w:tblCellMar>
-                        </w:tblPrEx>
                         <w:trPr>
                           <w:trHeight w:val="633"/>
                           <w:jc w:val="right"/>
@@ -23829,12 +23941,6 @@
                         </w:tc>
                       </w:tr>
                       <w:tr>
-                        <w:tblPrEx>
-                          <w:tblCellMar>
-                            <w:top w:w="0" w:type="dxa"/>
-                            <w:bottom w:w="0" w:type="dxa"/>
-                          </w:tblCellMar>
-                        </w:tblPrEx>
                         <w:trPr>
                           <w:trHeight w:val="633"/>
                           <w:jc w:val="right"/>
@@ -23949,12 +24055,6 @@
                         </w:tc>
                       </w:tr>
                       <w:tr>
-                        <w:tblPrEx>
-                          <w:tblCellMar>
-                            <w:top w:w="0" w:type="dxa"/>
-                            <w:bottom w:w="0" w:type="dxa"/>
-                          </w:tblCellMar>
-                        </w:tblPrEx>
                         <w:trPr>
                           <w:trHeight w:val="652"/>
                           <w:jc w:val="right"/>
@@ -24069,12 +24169,6 @@
                         </w:tc>
                       </w:tr>
                       <w:tr>
-                        <w:tblPrEx>
-                          <w:tblCellMar>
-                            <w:top w:w="0" w:type="dxa"/>
-                            <w:bottom w:w="0" w:type="dxa"/>
-                          </w:tblCellMar>
-                        </w:tblPrEx>
                         <w:trPr>
                           <w:trHeight w:val="633"/>
                           <w:jc w:val="right"/>
@@ -24216,7 +24310,7 @@
                     <pic:cNvPicPr/>
                   </pic:nvPicPr>
                   <pic:blipFill>
-                    <a:blip r:embed="rId78">
+                    <a:blip r:embed="rId16">
                       <a:lum/>
                       <a:alphaModFix/>
                     </a:blip>
@@ -24263,7 +24357,7 @@
                     <pic:cNvPicPr/>
                   </pic:nvPicPr>
                   <pic:blipFill>
-                    <a:blip r:embed="rId79">
+                    <a:blip r:embed="rId17">
                       <a:lum/>
                       <a:alphaModFix/>
                     </a:blip>
@@ -24310,7 +24404,7 @@
                     <pic:cNvPicPr/>
                   </pic:nvPicPr>
                   <pic:blipFill>
-                    <a:blip r:embed="rId80">
+                    <a:blip r:embed="rId18">
                       <a:lum/>
                       <a:alphaModFix/>
                     </a:blip>
@@ -24357,7 +24451,7 @@
                     <pic:cNvPicPr/>
                   </pic:nvPicPr>
                   <pic:blipFill>
-                    <a:blip r:embed="rId81">
+                    <a:blip r:embed="rId19">
                       <a:lum/>
                       <a:alphaModFix/>
                     </a:blip>
@@ -26418,8 +26512,8 @@
       </w:pPr>
       <w:r>
         <w:pict w14:anchorId="610D604C">
-          <v:shape id="Object3" o:spid="_x0000_i1027" type="#_x0000_t75" style="width:297.5pt;height:186pt;visibility:visible;mso-wrap-style:square">
-            <v:imagedata r:id="rId82" o:title=""/>
+          <v:shape id="Object3" o:spid="_x0000_i1027" type="#_x0000_t75" style="width:297.65pt;height:185.9pt;visibility:visible;mso-wrap-style:square">
+            <v:imagedata r:id="rId20" o:title=""/>
           </v:shape>
         </w:pict>
       </w:r>
@@ -34322,7 +34416,7 @@
                     <pic:cNvPicPr/>
                   </pic:nvPicPr>
                   <pic:blipFill>
-                    <a:blip r:embed="rId83">
+                    <a:blip r:embed="rId21">
                       <a:lum/>
                       <a:alphaModFix/>
                     </a:blip>
@@ -37208,7 +37302,7 @@
                     <pic:cNvPicPr/>
                   </pic:nvPicPr>
                   <pic:blipFill>
-                    <a:blip r:embed="rId84">
+                    <a:blip r:embed="rId22">
                       <a:lum/>
                       <a:alphaModFix/>
                     </a:blip>
@@ -39022,7 +39116,7 @@
       </w:r>
     </w:p>
     <w:sectPr>
-      <w:footerReference w:type="default" r:id="rId85"/>
+      <w:footerReference w:type="default" r:id="rId23"/>
       <w:pgSz w:w="12983" w:h="8640" w:orient="landscape"/>
       <w:pgMar w:top="864" w:right="864" w:bottom="864" w:left="864" w:header="720" w:footer="720" w:gutter="0"/>
       <w:cols w:space="720"/>
@@ -41860,7 +41954,6 @@
   </w:num>
   <w:num w:numId="29" w16cid:durableId="238364927">
     <w:abstractNumId w:val="26"/>
-    <w:lvlOverride w:ilvl="0"/>
   </w:num>
   <w:num w:numId="30" w16cid:durableId="1863742553">
     <w:abstractNumId w:val="2"/>
@@ -41876,11 +41969,9 @@
   </w:num>
   <w:num w:numId="32" w16cid:durableId="1654136295">
     <w:abstractNumId w:val="6"/>
-    <w:lvlOverride w:ilvl="0"/>
   </w:num>
   <w:num w:numId="33" w16cid:durableId="1334605377">
     <w:abstractNumId w:val="9"/>
-    <w:lvlOverride w:ilvl="0"/>
   </w:num>
   <w:num w:numId="34" w16cid:durableId="1971202862">
     <w:abstractNumId w:val="27"/>
@@ -41890,15 +41981,12 @@
   </w:num>
   <w:num w:numId="35" w16cid:durableId="1184437480">
     <w:abstractNumId w:val="14"/>
-    <w:lvlOverride w:ilvl="0"/>
   </w:num>
   <w:num w:numId="36" w16cid:durableId="947080815">
     <w:abstractNumId w:val="4"/>
-    <w:lvlOverride w:ilvl="0"/>
   </w:num>
   <w:num w:numId="37" w16cid:durableId="1103840568">
     <w:abstractNumId w:val="5"/>
-    <w:lvlOverride w:ilvl="0"/>
   </w:num>
   <w:num w:numId="38" w16cid:durableId="665522022">
     <w:abstractNumId w:val="24"/>
@@ -41908,15 +41996,12 @@
   </w:num>
   <w:num w:numId="39" w16cid:durableId="1801071949">
     <w:abstractNumId w:val="0"/>
-    <w:lvlOverride w:ilvl="0"/>
   </w:num>
   <w:num w:numId="40" w16cid:durableId="819269978">
     <w:abstractNumId w:val="15"/>
-    <w:lvlOverride w:ilvl="0"/>
   </w:num>
   <w:num w:numId="41" w16cid:durableId="1719939233">
     <w:abstractNumId w:val="1"/>
-    <w:lvlOverride w:ilvl="0"/>
   </w:num>
   <w:num w:numId="42" w16cid:durableId="1226453364">
     <w:abstractNumId w:val="25"/>
@@ -42406,7 +42491,6 @@
   <w:style w:type="character" w:default="1" w:styleId="DefaultParagraphFont">
     <w:name w:val="Default Paragraph Font"/>
     <w:uiPriority w:val="1"/>
-    <w:semiHidden/>
     <w:unhideWhenUsed/>
   </w:style>
   <w:style w:type="table" w:default="1" w:styleId="TableNormal">
